--- a/wwwroot/doc/資策會版.docx
+++ b/wwwroot/doc/資策會版.docx
@@ -1264,17 +1264,7 @@
             <w:sz w:val="28"/>
             <w:szCs w:val="28"/>
           </w:rPr>
-          <w:t>邊</w:t>
-        </w:r>
-        <w:r>
-          <w:rPr>
-            <w:rStyle w:val="af0"/>
-            <w:rFonts w:eastAsia="標楷體" w:hint="eastAsia"/>
-            <w:noProof/>
-            <w:sz w:val="28"/>
-            <w:szCs w:val="28"/>
-          </w:rPr>
-          <w:t>界</w:t>
+          <w:t>邊界</w:t>
         </w:r>
         <w:r>
           <w:rPr>
@@ -5356,10 +5346,17 @@
       </w:r>
       <w:r>
         <w:rPr>
-          <w:rFonts w:eastAsia="標楷體"/>
-          <w:szCs w:val="24"/>
-        </w:rPr>
-        <w:t>CH4]</w:t>
+          <w:rFonts w:eastAsia="標楷體" w:hint="eastAsia"/>
+          <w:szCs w:val="24"/>
+        </w:rPr>
+        <w:t>N2O</w:t>
+      </w:r>
+      <w:r>
+        <w:rPr>
+          <w:rFonts w:eastAsia="標楷體"/>
+          <w:szCs w:val="24"/>
+        </w:rPr>
+        <w:t>]</w:t>
       </w:r>
     </w:p>
     <w:p>
@@ -8719,7 +8716,6 @@
         <w:ind w:leftChars="0" w:left="979" w:rightChars="38" w:right="91"/>
         <w:jc w:val="both"/>
         <w:rPr>
-          <w:rFonts w:hint="eastAsia"/>
           <w:sz w:val="24"/>
         </w:rPr>
       </w:pPr>
@@ -24558,6 +24554,7 @@
   <w:style w:type="character" w:default="1" w:styleId="a0">
     <w:name w:val="Default Paragraph Font"/>
     <w:uiPriority w:val="1"/>
+    <w:semiHidden/>
     <w:unhideWhenUsed/>
   </w:style>
   <w:style w:type="table" w:default="1" w:styleId="a1">
@@ -25656,10 +25653,6 @@
 </file>
 
 <file path=customXml/item1.xml><?xml version="1.0" encoding="utf-8"?>
-<b:Sources xmlns:b="http://schemas.openxmlformats.org/officeDocument/2006/bibliography" xmlns="http://schemas.openxmlformats.org/officeDocument/2006/bibliography" SelectedStyle="\APA.XSL" StyleName="APA"/>
-</file>
-
-<file path=customXml/item2.xml><?xml version="1.0" encoding="utf-8"?>
 <ct:contentTypeSchema xmlns:ct="http://schemas.microsoft.com/office/2006/metadata/contentType" xmlns:ma="http://schemas.microsoft.com/office/2006/metadata/properties/metaAttributes" ct:_="" ma:_="" ma:contentTypeName="文件" ma:contentTypeID="0x0101008C1237F5A8E93C4AB9F51356B2E5B065" ma:contentTypeVersion="13" ma:contentTypeDescription="建立新的文件。" ma:contentTypeScope="" ma:versionID="33312f9d7df6b91adf2b4629522e0493">
   <xsd:schema xmlns:xsd="http://www.w3.org/2001/XMLSchema" xmlns:xs="http://www.w3.org/2001/XMLSchema" xmlns:p="http://schemas.microsoft.com/office/2006/metadata/properties" xmlns:ns2="df6d19e8-8e79-44fa-a652-5946ba268099" xmlns:ns3="7fdcc51d-ffb2-4384-ac0a-9f40f3c165a4" targetNamespace="http://schemas.microsoft.com/office/2006/metadata/properties" ma:root="true" ma:fieldsID="286d3c4747baf1e7beb39cbde577aa13" ns2:_="" ns3:_="">
     <xsd:import namespace="df6d19e8-8e79-44fa-a652-5946ba268099"/>
@@ -25880,7 +25873,20 @@
 </ct:contentTypeSchema>
 </file>
 
+<file path=customXml/item2.xml><?xml version="1.0" encoding="utf-8"?>
+<b:Sources xmlns:b="http://schemas.openxmlformats.org/officeDocument/2006/bibliography" xmlns="http://schemas.openxmlformats.org/officeDocument/2006/bibliography" SelectedStyle="\APA.XSL" StyleName="APA"/>
+</file>
+
 <file path=customXml/item3.xml><?xml version="1.0" encoding="utf-8"?>
+<?mso-contentType ?>
+<FormTemplates xmlns="http://schemas.microsoft.com/sharepoint/v3/contenttype/forms">
+  <Display>DocumentLibraryForm</Display>
+  <Edit>DocumentLibraryForm</Edit>
+  <New>DocumentLibraryForm</New>
+</FormTemplates>
+</file>
+
+<file path=customXml/item4.xml><?xml version="1.0" encoding="utf-8"?>
 <p:properties xmlns:p="http://schemas.microsoft.com/office/2006/metadata/properties" xmlns:xsi="http://www.w3.org/2001/XMLSchema-instance" xmlns:pc="http://schemas.microsoft.com/office/infopath/2007/PartnerControls">
   <documentManagement>
     <TaxCatchAll xmlns="7fdcc51d-ffb2-4384-ac0a-9f40f3c165a4" xsi:nil="true"/>
@@ -25891,24 +25897,7 @@
 </p:properties>
 </file>
 
-<file path=customXml/item4.xml><?xml version="1.0" encoding="utf-8"?>
-<?mso-contentType ?>
-<FormTemplates xmlns="http://schemas.microsoft.com/sharepoint/v3/contenttype/forms">
-  <Display>DocumentLibraryForm</Display>
-  <Edit>DocumentLibraryForm</Edit>
-  <New>DocumentLibraryForm</New>
-</FormTemplates>
-</file>
-
 <file path=customXml/itemProps1.xml><?xml version="1.0" encoding="utf-8"?>
-<ds:datastoreItem xmlns:ds="http://schemas.openxmlformats.org/officeDocument/2006/customXml" ds:itemID="{9BD8E5B6-C234-452B-9FAA-D8DC77C5FD85}">
-  <ds:schemaRefs>
-    <ds:schemaRef ds:uri="http://schemas.openxmlformats.org/officeDocument/2006/bibliography"/>
-  </ds:schemaRefs>
-</ds:datastoreItem>
-</file>
-
-<file path=customXml/itemProps2.xml><?xml version="1.0" encoding="utf-8"?>
 <ds:datastoreItem xmlns:ds="http://schemas.openxmlformats.org/officeDocument/2006/customXml" ds:itemID="{4A638DAF-FD7B-4C22-803C-EC833C25DADF}">
   <ds:schemaRefs>
     <ds:schemaRef ds:uri="http://schemas.microsoft.com/office/2006/metadata/contentType"/>
@@ -25927,7 +25916,23 @@
 </ds:datastoreItem>
 </file>
 
+<file path=customXml/itemProps2.xml><?xml version="1.0" encoding="utf-8"?>
+<ds:datastoreItem xmlns:ds="http://schemas.openxmlformats.org/officeDocument/2006/customXml" ds:itemID="{9BD8E5B6-C234-452B-9FAA-D8DC77C5FD85}">
+  <ds:schemaRefs>
+    <ds:schemaRef ds:uri="http://schemas.openxmlformats.org/officeDocument/2006/bibliography"/>
+  </ds:schemaRefs>
+</ds:datastoreItem>
+</file>
+
 <file path=customXml/itemProps3.xml><?xml version="1.0" encoding="utf-8"?>
+<ds:datastoreItem xmlns:ds="http://schemas.openxmlformats.org/officeDocument/2006/customXml" ds:itemID="{228040AA-8429-4969-A0DA-29C959C031EB}">
+  <ds:schemaRefs>
+    <ds:schemaRef ds:uri="http://schemas.microsoft.com/sharepoint/v3/contenttype/forms"/>
+  </ds:schemaRefs>
+</ds:datastoreItem>
+</file>
+
+<file path=customXml/itemProps4.xml><?xml version="1.0" encoding="utf-8"?>
 <ds:datastoreItem xmlns:ds="http://schemas.openxmlformats.org/officeDocument/2006/customXml" ds:itemID="{8DEEF061-24F3-45B9-9BE7-F7DDB218A9EB}">
   <ds:schemaRefs>
     <ds:schemaRef ds:uri="http://schemas.microsoft.com/office/2006/metadata/properties"/>
@@ -25936,12 +25941,4 @@
     <ds:schemaRef ds:uri="df6d19e8-8e79-44fa-a652-5946ba268099"/>
   </ds:schemaRefs>
 </ds:datastoreItem>
-</file>
-
-<file path=customXml/itemProps4.xml><?xml version="1.0" encoding="utf-8"?>
-<ds:datastoreItem xmlns:ds="http://schemas.openxmlformats.org/officeDocument/2006/customXml" ds:itemID="{228040AA-8429-4969-A0DA-29C959C031EB}">
-  <ds:schemaRefs>
-    <ds:schemaRef ds:uri="http://schemas.microsoft.com/sharepoint/v3/contenttype/forms"/>
-  </ds:schemaRefs>
-</ds:datastoreItem>
 </file>
--- a/wwwroot/doc/資策會版.docx
+++ b/wwwroot/doc/資策會版.docx
@@ -3388,7 +3388,23 @@
           <w:rFonts w:hint="eastAsia"/>
           <w:sz w:val="24"/>
         </w:rPr>
-        <w:t>本公司針對類別一直接溫室氣體排放量與移除量、類別二能源間接溫室氣體排放量進行鑑別，相關排放源如表</w:t>
+        <w:t>本公司針對類別</w:t>
+      </w:r>
+      <w:proofErr w:type="gramStart"/>
+      <w:r>
+        <w:rPr>
+          <w:rFonts w:hint="eastAsia"/>
+          <w:sz w:val="24"/>
+        </w:rPr>
+        <w:t>一</w:t>
+      </w:r>
+      <w:proofErr w:type="gramEnd"/>
+      <w:r>
+        <w:rPr>
+          <w:rFonts w:hint="eastAsia"/>
+          <w:sz w:val="24"/>
+        </w:rPr>
+        <w:t>直接溫室氣體排放量與移除量、類別二能源間接溫室氣體排放量進行鑑別，相關排放源如表</w:t>
       </w:r>
       <w:r>
         <w:rPr>
@@ -3685,8 +3701,17 @@
                 <w:rFonts w:eastAsia="標楷體" w:hint="eastAsia"/>
                 <w:szCs w:val="24"/>
               </w:rPr>
-              <w:t>類別一</w:t>
-            </w:r>
+              <w:t>類別</w:t>
+            </w:r>
+            <w:proofErr w:type="gramStart"/>
+            <w:r>
+              <w:rPr>
+                <w:rFonts w:eastAsia="標楷體" w:hint="eastAsia"/>
+                <w:szCs w:val="24"/>
+              </w:rPr>
+              <w:t>一</w:t>
+            </w:r>
+            <w:proofErr w:type="gramEnd"/>
             <w:r>
               <w:rPr>
                 <w:rFonts w:eastAsia="標楷體" w:hint="eastAsia"/>
@@ -4281,8 +4306,19 @@
           <w:bCs/>
           <w:szCs w:val="24"/>
         </w:rPr>
-        <w:t>類別一</w:t>
-      </w:r>
+        <w:t>類別</w:t>
+      </w:r>
+      <w:proofErr w:type="gramStart"/>
+      <w:r>
+        <w:rPr>
+          <w:rFonts w:eastAsia="標楷體" w:hint="eastAsia"/>
+          <w:b/>
+          <w:bCs/>
+          <w:szCs w:val="24"/>
+        </w:rPr>
+        <w:t>一</w:t>
+      </w:r>
+      <w:proofErr w:type="gramEnd"/>
       <w:r>
         <w:rPr>
           <w:rFonts w:eastAsia="標楷體" w:hint="eastAsia"/>
@@ -5061,8 +5097,18 @@
           <w:b/>
           <w:szCs w:val="24"/>
         </w:rPr>
-        <w:t>固定燃燒排放源排放源</w:t>
-      </w:r>
+        <w:t>固定燃燒</w:t>
+      </w:r>
+      <w:proofErr w:type="gramStart"/>
+      <w:r>
+        <w:rPr>
+          <w:rFonts w:eastAsia="標楷體" w:hint="eastAsia"/>
+          <w:b/>
+          <w:szCs w:val="24"/>
+        </w:rPr>
+        <w:t>排放源排放源</w:t>
+      </w:r>
+      <w:proofErr w:type="gramEnd"/>
       <w:r>
         <w:rPr>
           <w:rFonts w:eastAsia="標楷體"/>
@@ -6735,7 +6781,25 @@
           <w:b/>
           <w:szCs w:val="24"/>
         </w:rPr>
-        <w:t>設備之冷媒逸散率排放因子</w:t>
+        <w:t>設備之冷</w:t>
+      </w:r>
+      <w:proofErr w:type="gramStart"/>
+      <w:r>
+        <w:rPr>
+          <w:rFonts w:eastAsia="標楷體"/>
+          <w:b/>
+          <w:szCs w:val="24"/>
+        </w:rPr>
+        <w:t>媒逸散率</w:t>
+      </w:r>
+      <w:proofErr w:type="gramEnd"/>
+      <w:r>
+        <w:rPr>
+          <w:rFonts w:eastAsia="標楷體"/>
+          <w:b/>
+          <w:szCs w:val="24"/>
+        </w:rPr>
+        <w:t>排放因子</w:t>
       </w:r>
     </w:p>
     <w:tbl>
@@ -8907,8 +8971,16 @@
         <w:rPr>
           <w:sz w:val="24"/>
         </w:rPr>
-        <w:t>全球暖化潛勢值</w:t>
-      </w:r>
+        <w:t>全球</w:t>
+      </w:r>
+      <w:proofErr w:type="gramStart"/>
+      <w:r>
+        <w:rPr>
+          <w:sz w:val="24"/>
+        </w:rPr>
+        <w:t>暖化潛勢值</w:t>
+      </w:r>
+      <w:proofErr w:type="gramEnd"/>
       <w:r>
         <w:rPr>
           <w:rFonts w:hint="eastAsia"/>
@@ -9268,7 +9340,27 @@
           <w:szCs w:val="24"/>
           <w:highlight w:val="yellow"/>
         </w:rPr>
-        <w:t>…….</w:t>
+        <w:t>…</w:t>
+      </w:r>
+      <w:proofErr w:type="gramStart"/>
+      <w:r>
+        <w:rPr>
+          <w:rFonts w:eastAsia="標楷體"/>
+          <w:sz w:val="24"/>
+          <w:szCs w:val="24"/>
+          <w:highlight w:val="yellow"/>
+        </w:rPr>
+        <w:t>…</w:t>
+      </w:r>
+      <w:proofErr w:type="gramEnd"/>
+      <w:r>
+        <w:rPr>
+          <w:rFonts w:eastAsia="標楷體"/>
+          <w:sz w:val="24"/>
+          <w:szCs w:val="24"/>
+          <w:highlight w:val="yellow"/>
+        </w:rPr>
+        <w:t>.</w:t>
       </w:r>
       <w:r>
         <w:rPr>
@@ -9624,7 +9716,7 @@
         <w:snapToGrid w:val="0"/>
         <w:jc w:val="center"/>
         <w:rPr>
-          <w:rFonts w:eastAsia="標楷體"/>
+          <w:rFonts w:eastAsia="標楷體" w:hint="eastAsia"/>
           <w:b/>
           <w:bCs/>
           <w:szCs w:val="24"/>
@@ -9718,23 +9810,16 @@
         <w:tblLook w:val="04A0" w:firstRow="1" w:lastRow="0" w:firstColumn="1" w:lastColumn="0" w:noHBand="0" w:noVBand="1"/>
       </w:tblPr>
       <w:tblGrid>
-        <w:gridCol w:w="1022"/>
-        <w:gridCol w:w="705"/>
-        <w:gridCol w:w="306"/>
-        <w:gridCol w:w="697"/>
-        <w:gridCol w:w="342"/>
-        <w:gridCol w:w="619"/>
-        <w:gridCol w:w="308"/>
-        <w:gridCol w:w="707"/>
-        <w:gridCol w:w="357"/>
-        <w:gridCol w:w="563"/>
-        <w:gridCol w:w="506"/>
-        <w:gridCol w:w="346"/>
-        <w:gridCol w:w="654"/>
-        <w:gridCol w:w="332"/>
-        <w:gridCol w:w="599"/>
-        <w:gridCol w:w="328"/>
-        <w:gridCol w:w="1251"/>
+        <w:gridCol w:w="1000"/>
+        <w:gridCol w:w="998"/>
+        <w:gridCol w:w="712"/>
+        <w:gridCol w:w="940"/>
+        <w:gridCol w:w="1336"/>
+        <w:gridCol w:w="625"/>
+        <w:gridCol w:w="815"/>
+        <w:gridCol w:w="665"/>
+        <w:gridCol w:w="1207"/>
+        <w:gridCol w:w="1344"/>
       </w:tblGrid>
       <w:tr>
         <w:trPr>
@@ -9744,7 +9829,7 @@
         <w:tc>
           <w:tcPr>
             <w:tcW w:w="5000" w:type="pct"/>
-            <w:gridSpan w:val="17"/>
+            <w:gridSpan w:val="10"/>
             <w:shd w:val="clear" w:color="auto" w:fill="A6A6A6" w:themeFill="background1" w:themeFillShade="A6"/>
             <w:vAlign w:val="center"/>
             <w:hideMark/>
@@ -9815,7 +9900,6 @@
         <w:tc>
           <w:tcPr>
             <w:tcW w:w="521" w:type="pct"/>
-            <w:gridSpan w:val="2"/>
             <w:shd w:val="clear" w:color="auto" w:fill="auto"/>
             <w:vAlign w:val="center"/>
             <w:hideMark/>
@@ -9892,7 +9976,6 @@
         <w:tc>
           <w:tcPr>
             <w:tcW w:w="491" w:type="pct"/>
-            <w:gridSpan w:val="2"/>
             <w:shd w:val="clear" w:color="auto" w:fill="auto"/>
             <w:vAlign w:val="center"/>
             <w:hideMark/>
@@ -9939,7 +10022,6 @@
         <w:tc>
           <w:tcPr>
             <w:tcW w:w="696" w:type="pct"/>
-            <w:gridSpan w:val="3"/>
             <w:shd w:val="clear" w:color="auto" w:fill="auto"/>
             <w:vAlign w:val="center"/>
             <w:hideMark/>
@@ -9998,7 +10080,6 @@
         <w:tc>
           <w:tcPr>
             <w:tcW w:w="426" w:type="pct"/>
-            <w:gridSpan w:val="2"/>
             <w:shd w:val="clear" w:color="auto" w:fill="auto"/>
             <w:vAlign w:val="center"/>
             <w:hideMark/>
@@ -10075,7 +10156,6 @@
         <w:tc>
           <w:tcPr>
             <w:tcW w:w="629" w:type="pct"/>
-            <w:gridSpan w:val="3"/>
             <w:shd w:val="clear" w:color="auto" w:fill="auto"/>
             <w:vAlign w:val="center"/>
             <w:hideMark/>
@@ -10100,6 +10180,7 @@
               </w:rPr>
               <w:t>年總排放當量</w:t>
             </w:r>
+            <w:proofErr w:type="gramStart"/>
             <w:r>
               <w:rPr>
                 <w:rFonts w:eastAsia="標楷體"/>
@@ -10109,6 +10190,7 @@
               </w:rPr>
               <w:t>註</w:t>
             </w:r>
+            <w:proofErr w:type="gramEnd"/>
           </w:p>
         </w:tc>
         <w:tc>
@@ -10236,7 +10318,6 @@
         <w:tc>
           <w:tcPr>
             <w:tcW w:w="521" w:type="pct"/>
-            <w:gridSpan w:val="2"/>
             <w:shd w:val="clear" w:color="auto" w:fill="auto"/>
             <w:vAlign w:val="center"/>
           </w:tcPr>
@@ -10325,7 +10406,6 @@
         <w:tc>
           <w:tcPr>
             <w:tcW w:w="491" w:type="pct"/>
-            <w:gridSpan w:val="2"/>
             <w:shd w:val="clear" w:color="auto" w:fill="auto"/>
             <w:vAlign w:val="center"/>
           </w:tcPr>
@@ -10370,7 +10450,6 @@
         <w:tc>
           <w:tcPr>
             <w:tcW w:w="696" w:type="pct"/>
-            <w:gridSpan w:val="3"/>
             <w:shd w:val="clear" w:color="auto" w:fill="auto"/>
             <w:vAlign w:val="center"/>
           </w:tcPr>
@@ -10459,7 +10538,6 @@
         <w:tc>
           <w:tcPr>
             <w:tcW w:w="426" w:type="pct"/>
-            <w:gridSpan w:val="2"/>
             <w:shd w:val="clear" w:color="auto" w:fill="auto"/>
             <w:vAlign w:val="center"/>
           </w:tcPr>
@@ -10548,7 +10626,6 @@
         <w:tc>
           <w:tcPr>
             <w:tcW w:w="629" w:type="pct"/>
-            <w:gridSpan w:val="3"/>
             <w:shd w:val="clear" w:color="auto" w:fill="auto"/>
             <w:vAlign w:val="center"/>
           </w:tcPr>
@@ -10643,6 +10720,7 @@
                 <w:szCs w:val="18"/>
               </w:rPr>
             </w:pPr>
+            <w:proofErr w:type="gramStart"/>
             <w:r>
               <w:rPr>
                 <w:rFonts w:eastAsia="標楷體"/>
@@ -10651,6 +10729,7 @@
               </w:rPr>
               <w:t>氣體別占比</w:t>
             </w:r>
+            <w:proofErr w:type="gramEnd"/>
             <w:r>
               <w:rPr>
                 <w:rFonts w:eastAsia="標楷體"/>
@@ -10680,7 +10759,6 @@
         <w:tc>
           <w:tcPr>
             <w:tcW w:w="521" w:type="pct"/>
-            <w:gridSpan w:val="2"/>
             <w:shd w:val="clear" w:color="auto" w:fill="auto"/>
             <w:vAlign w:val="center"/>
           </w:tcPr>
@@ -10769,7 +10847,6 @@
         <w:tc>
           <w:tcPr>
             <w:tcW w:w="491" w:type="pct"/>
-            <w:gridSpan w:val="2"/>
             <w:shd w:val="clear" w:color="auto" w:fill="auto"/>
             <w:vAlign w:val="center"/>
           </w:tcPr>
@@ -10814,7 +10891,6 @@
         <w:tc>
           <w:tcPr>
             <w:tcW w:w="696" w:type="pct"/>
-            <w:gridSpan w:val="3"/>
             <w:shd w:val="clear" w:color="auto" w:fill="auto"/>
             <w:vAlign w:val="center"/>
           </w:tcPr>
@@ -10903,7 +10979,6 @@
         <w:tc>
           <w:tcPr>
             <w:tcW w:w="426" w:type="pct"/>
-            <w:gridSpan w:val="2"/>
             <w:shd w:val="clear" w:color="auto" w:fill="auto"/>
             <w:vAlign w:val="center"/>
           </w:tcPr>
@@ -10992,7 +11067,6 @@
         <w:tc>
           <w:tcPr>
             <w:tcW w:w="629" w:type="pct"/>
-            <w:gridSpan w:val="3"/>
             <w:shd w:val="clear" w:color="auto" w:fill="auto"/>
             <w:vAlign w:val="center"/>
           </w:tcPr>
@@ -11047,92 +11121,44 @@
           </w:p>
         </w:tc>
       </w:tr>
-      <w:tr>
-        <w:trPr>
-          <w:trHeight w:val="201"/>
-          <w:jc w:val="center"/>
-        </w:trPr>
-        <w:tc>
-          <w:tcPr>
-            <w:tcW w:w="5000" w:type="pct"/>
-            <w:gridSpan w:val="17"/>
-            <w:shd w:val="clear" w:color="auto" w:fill="auto"/>
-            <w:noWrap/>
-            <w:vAlign w:val="center"/>
-            <w:hideMark/>
-          </w:tcPr>
-          <w:p>
-            <w:pPr>
-              <w:adjustRightInd w:val="0"/>
-              <w:snapToGrid w:val="0"/>
-              <w:ind w:leftChars="-30" w:left="-72" w:rightChars="-30" w:right="-72"/>
-              <w:jc w:val="both"/>
-              <w:rPr>
-                <w:rFonts w:eastAsia="標楷體"/>
-                <w:sz w:val="18"/>
-                <w:szCs w:val="18"/>
-              </w:rPr>
-            </w:pPr>
-            <w:r>
-              <w:rPr>
-                <w:rFonts w:eastAsia="標楷體"/>
-                <w:sz w:val="18"/>
-                <w:szCs w:val="18"/>
-              </w:rPr>
-              <w:t>註：依溫室氣體排放量盤查登錄管理辦法第二條第一款規定，溫室氣體排放量以公噸二氧化碳當量</w:t>
-            </w:r>
-            <w:r>
-              <w:rPr>
-                <w:rFonts w:eastAsia="標楷體"/>
-                <w:sz w:val="18"/>
-                <w:szCs w:val="18"/>
-              </w:rPr>
-              <w:t>(</w:t>
-            </w:r>
-            <w:r>
-              <w:rPr>
-                <w:rFonts w:eastAsia="標楷體"/>
-                <w:sz w:val="18"/>
-                <w:szCs w:val="18"/>
-              </w:rPr>
-              <w:t>公噸</w:t>
-            </w:r>
-            <w:r>
-              <w:rPr>
-                <w:rFonts w:eastAsia="標楷體"/>
-                <w:sz w:val="18"/>
-                <w:szCs w:val="18"/>
-              </w:rPr>
-              <w:t>CO</w:t>
-            </w:r>
-            <w:r>
-              <w:rPr>
-                <w:rFonts w:eastAsia="標楷體"/>
-                <w:sz w:val="18"/>
-                <w:szCs w:val="18"/>
-                <w:vertAlign w:val="subscript"/>
-              </w:rPr>
-              <w:t>2</w:t>
-            </w:r>
-            <w:r>
-              <w:rPr>
-                <w:rFonts w:eastAsia="標楷體"/>
-                <w:sz w:val="18"/>
-                <w:szCs w:val="18"/>
-              </w:rPr>
-              <w:t>e)</w:t>
-            </w:r>
-            <w:r>
-              <w:rPr>
-                <w:rFonts w:eastAsia="標楷體"/>
-                <w:sz w:val="18"/>
-                <w:szCs w:val="18"/>
-              </w:rPr>
-              <w:t>表示，並四捨五入至小數點後第三位。</w:t>
-            </w:r>
-          </w:p>
-        </w:tc>
-      </w:tr>
+    </w:tbl>
+    <w:p>
+      <w:pPr>
+        <w:adjustRightInd w:val="0"/>
+        <w:snapToGrid w:val="0"/>
+        <w:spacing w:afterLines="50" w:after="120"/>
+        <w:ind w:leftChars="199" w:left="478" w:rightChars="46" w:right="110" w:firstLineChars="35" w:firstLine="84"/>
+        <w:rPr>
+          <w:rFonts w:eastAsia="標楷體"/>
+          <w:szCs w:val="24"/>
+        </w:rPr>
+      </w:pPr>
+    </w:p>
+    <w:tbl>
+      <w:tblPr>
+        <w:tblW w:w="5000" w:type="pct"/>
+        <w:jc w:val="center"/>
+        <w:tblBorders>
+          <w:top w:val="single" w:sz="4" w:space="0" w:color="auto"/>
+          <w:left w:val="single" w:sz="4" w:space="0" w:color="auto"/>
+          <w:bottom w:val="single" w:sz="4" w:space="0" w:color="auto"/>
+          <w:right w:val="single" w:sz="4" w:space="0" w:color="auto"/>
+          <w:insideH w:val="single" w:sz="4" w:space="0" w:color="auto"/>
+          <w:insideV w:val="single" w:sz="4" w:space="0" w:color="auto"/>
+        </w:tblBorders>
+        <w:tblLook w:val="04A0" w:firstRow="1" w:lastRow="0" w:firstColumn="1" w:lastColumn="0" w:noHBand="0" w:noVBand="1"/>
+      </w:tblPr>
+      <w:tblGrid>
+        <w:gridCol w:w="1361"/>
+        <w:gridCol w:w="684"/>
+        <w:gridCol w:w="1266"/>
+        <w:gridCol w:w="864"/>
+        <w:gridCol w:w="687"/>
+        <w:gridCol w:w="1358"/>
+        <w:gridCol w:w="1252"/>
+        <w:gridCol w:w="563"/>
+        <w:gridCol w:w="1607"/>
+      </w:tblGrid>
       <w:tr>
         <w:trPr>
           <w:trHeight w:val="340"/>
@@ -11141,7 +11167,7 @@
         <w:tc>
           <w:tcPr>
             <w:tcW w:w="5000" w:type="pct"/>
-            <w:gridSpan w:val="17"/>
+            <w:gridSpan w:val="9"/>
             <w:shd w:val="clear" w:color="auto" w:fill="A6A6A6" w:themeFill="background1" w:themeFillShade="A6"/>
             <w:noWrap/>
             <w:vAlign w:val="center"/>
@@ -11249,7 +11275,6 @@
         <w:tc>
           <w:tcPr>
             <w:tcW w:w="680" w:type="pct"/>
-            <w:gridSpan w:val="3"/>
             <w:shd w:val="clear" w:color="auto" w:fill="auto"/>
             <w:vAlign w:val="center"/>
           </w:tcPr>
@@ -11287,7 +11312,6 @@
         <w:tc>
           <w:tcPr>
             <w:tcW w:w="471" w:type="pct"/>
-            <w:gridSpan w:val="2"/>
             <w:shd w:val="clear" w:color="auto" w:fill="auto"/>
             <w:vAlign w:val="center"/>
           </w:tcPr>
@@ -11361,7 +11385,6 @@
         <w:tc>
           <w:tcPr>
             <w:tcW w:w="727" w:type="pct"/>
-            <w:gridSpan w:val="3"/>
             <w:shd w:val="clear" w:color="auto" w:fill="auto"/>
             <w:vAlign w:val="center"/>
           </w:tcPr>
@@ -11390,7 +11413,6 @@
         <w:tc>
           <w:tcPr>
             <w:tcW w:w="672" w:type="pct"/>
-            <w:gridSpan w:val="3"/>
             <w:shd w:val="clear" w:color="auto" w:fill="auto"/>
             <w:vAlign w:val="center"/>
           </w:tcPr>
@@ -11465,7 +11487,6 @@
         <w:tc>
           <w:tcPr>
             <w:tcW w:w="857" w:type="pct"/>
-            <w:gridSpan w:val="2"/>
             <w:shd w:val="clear" w:color="auto" w:fill="auto"/>
             <w:vAlign w:val="center"/>
           </w:tcPr>
@@ -11616,8 +11637,18 @@
                 <w:sz w:val="18"/>
                 <w:szCs w:val="18"/>
               </w:rPr>
-              <w:t>類別一</w:t>
-            </w:r>
+              <w:t>類別</w:t>
+            </w:r>
+            <w:proofErr w:type="gramStart"/>
+            <w:r>
+              <w:rPr>
+                <w:rFonts w:eastAsia="標楷體"/>
+                <w:sz w:val="18"/>
+                <w:szCs w:val="18"/>
+              </w:rPr>
+              <w:t>一</w:t>
+            </w:r>
+            <w:proofErr w:type="gramEnd"/>
             <w:r>
               <w:rPr>
                 <w:rFonts w:eastAsia="標楷體"/>
@@ -11647,7 +11678,6 @@
         <w:tc>
           <w:tcPr>
             <w:tcW w:w="680" w:type="pct"/>
-            <w:gridSpan w:val="3"/>
             <w:shd w:val="clear" w:color="auto" w:fill="auto"/>
             <w:vAlign w:val="center"/>
           </w:tcPr>
@@ -11677,8 +11707,18 @@
                 <w:sz w:val="18"/>
                 <w:szCs w:val="18"/>
               </w:rPr>
-              <w:t>類別一</w:t>
-            </w:r>
+              <w:t>類別</w:t>
+            </w:r>
+            <w:proofErr w:type="gramStart"/>
+            <w:r>
+              <w:rPr>
+                <w:rFonts w:eastAsia="標楷體"/>
+                <w:sz w:val="18"/>
+                <w:szCs w:val="18"/>
+              </w:rPr>
+              <w:t>一</w:t>
+            </w:r>
+            <w:proofErr w:type="gramEnd"/>
             <w:r>
               <w:rPr>
                 <w:rFonts w:eastAsia="標楷體"/>
@@ -11708,7 +11748,6 @@
         <w:tc>
           <w:tcPr>
             <w:tcW w:w="471" w:type="pct"/>
-            <w:gridSpan w:val="2"/>
             <w:shd w:val="clear" w:color="auto" w:fill="auto"/>
             <w:vAlign w:val="center"/>
           </w:tcPr>
@@ -11738,8 +11777,18 @@
                 <w:sz w:val="18"/>
                 <w:szCs w:val="18"/>
               </w:rPr>
-              <w:t>類別一</w:t>
-            </w:r>
+              <w:t>類別</w:t>
+            </w:r>
+            <w:proofErr w:type="gramStart"/>
+            <w:r>
+              <w:rPr>
+                <w:rFonts w:eastAsia="標楷體"/>
+                <w:sz w:val="18"/>
+                <w:szCs w:val="18"/>
+              </w:rPr>
+              <w:t>一</w:t>
+            </w:r>
+            <w:proofErr w:type="gramEnd"/>
             <w:r>
               <w:rPr>
                 <w:rFonts w:eastAsia="標楷體"/>
@@ -11798,8 +11847,18 @@
                 <w:sz w:val="18"/>
                 <w:szCs w:val="18"/>
               </w:rPr>
-              <w:t>類別一</w:t>
-            </w:r>
+              <w:t>類別</w:t>
+            </w:r>
+            <w:proofErr w:type="gramStart"/>
+            <w:r>
+              <w:rPr>
+                <w:rFonts w:eastAsia="標楷體"/>
+                <w:sz w:val="18"/>
+                <w:szCs w:val="18"/>
+              </w:rPr>
+              <w:t>一</w:t>
+            </w:r>
+            <w:proofErr w:type="gramEnd"/>
             <w:r>
               <w:rPr>
                 <w:rFonts w:eastAsia="標楷體"/>
@@ -11829,7 +11888,6 @@
         <w:tc>
           <w:tcPr>
             <w:tcW w:w="727" w:type="pct"/>
-            <w:gridSpan w:val="3"/>
             <w:shd w:val="clear" w:color="auto" w:fill="auto"/>
             <w:vAlign w:val="center"/>
           </w:tcPr>
@@ -11859,8 +11917,18 @@
                 <w:sz w:val="18"/>
                 <w:szCs w:val="18"/>
               </w:rPr>
-              <w:t>類別一</w:t>
-            </w:r>
+              <w:t>類別</w:t>
+            </w:r>
+            <w:proofErr w:type="gramStart"/>
+            <w:r>
+              <w:rPr>
+                <w:rFonts w:eastAsia="標楷體"/>
+                <w:sz w:val="18"/>
+                <w:szCs w:val="18"/>
+              </w:rPr>
+              <w:t>一</w:t>
+            </w:r>
+            <w:proofErr w:type="gramEnd"/>
             <w:r>
               <w:rPr>
                 <w:rFonts w:eastAsia="標楷體"/>
@@ -11890,7 +11958,6 @@
         <w:tc>
           <w:tcPr>
             <w:tcW w:w="672" w:type="pct"/>
-            <w:gridSpan w:val="3"/>
             <w:shd w:val="clear" w:color="auto" w:fill="auto"/>
             <w:vAlign w:val="center"/>
           </w:tcPr>
@@ -11920,8 +11987,18 @@
                 <w:sz w:val="18"/>
                 <w:szCs w:val="18"/>
               </w:rPr>
-              <w:t>類別一</w:t>
-            </w:r>
+              <w:t>類別</w:t>
+            </w:r>
+            <w:proofErr w:type="gramStart"/>
+            <w:r>
+              <w:rPr>
+                <w:rFonts w:eastAsia="標楷體"/>
+                <w:sz w:val="18"/>
+                <w:szCs w:val="18"/>
+              </w:rPr>
+              <w:t>一</w:t>
+            </w:r>
+            <w:proofErr w:type="gramEnd"/>
             <w:r>
               <w:rPr>
                 <w:rFonts w:eastAsia="標楷體"/>
@@ -11980,8 +12057,18 @@
                 <w:sz w:val="18"/>
                 <w:szCs w:val="18"/>
               </w:rPr>
-              <w:t>類別一</w:t>
-            </w:r>
+              <w:t>類別</w:t>
+            </w:r>
+            <w:proofErr w:type="gramStart"/>
+            <w:r>
+              <w:rPr>
+                <w:rFonts w:eastAsia="標楷體"/>
+                <w:sz w:val="18"/>
+                <w:szCs w:val="18"/>
+              </w:rPr>
+              <w:t>一</w:t>
+            </w:r>
+            <w:proofErr w:type="gramEnd"/>
             <w:r>
               <w:rPr>
                 <w:rFonts w:eastAsia="標楷體"/>
@@ -12011,7 +12098,6 @@
         <w:tc>
           <w:tcPr>
             <w:tcW w:w="857" w:type="pct"/>
-            <w:gridSpan w:val="2"/>
             <w:shd w:val="clear" w:color="auto" w:fill="auto"/>
             <w:vAlign w:val="center"/>
           </w:tcPr>
@@ -12078,6 +12164,7 @@
                 <w:szCs w:val="18"/>
               </w:rPr>
             </w:pPr>
+            <w:proofErr w:type="gramStart"/>
             <w:r>
               <w:rPr>
                 <w:rFonts w:eastAsia="標楷體"/>
@@ -12086,6 +12173,7 @@
               </w:rPr>
               <w:t>氣體別占比</w:t>
             </w:r>
+            <w:proofErr w:type="gramEnd"/>
             <w:r>
               <w:rPr>
                 <w:rFonts w:eastAsia="標楷體"/>
@@ -12145,8 +12233,18 @@
                 <w:sz w:val="18"/>
                 <w:szCs w:val="18"/>
               </w:rPr>
-              <w:t>類別一</w:t>
-            </w:r>
+              <w:t>類別</w:t>
+            </w:r>
+            <w:proofErr w:type="gramStart"/>
+            <w:r>
+              <w:rPr>
+                <w:rFonts w:eastAsia="標楷體"/>
+                <w:sz w:val="18"/>
+                <w:szCs w:val="18"/>
+              </w:rPr>
+              <w:t>一</w:t>
+            </w:r>
+            <w:proofErr w:type="gramEnd"/>
             <w:r>
               <w:rPr>
                 <w:rFonts w:eastAsia="標楷體"/>
@@ -12176,7 +12274,6 @@
         <w:tc>
           <w:tcPr>
             <w:tcW w:w="680" w:type="pct"/>
-            <w:gridSpan w:val="3"/>
             <w:shd w:val="clear" w:color="auto" w:fill="auto"/>
             <w:vAlign w:val="center"/>
           </w:tcPr>
@@ -12206,8 +12303,18 @@
                 <w:sz w:val="18"/>
                 <w:szCs w:val="18"/>
               </w:rPr>
-              <w:t>類別一</w:t>
-            </w:r>
+              <w:t>類別</w:t>
+            </w:r>
+            <w:proofErr w:type="gramStart"/>
+            <w:r>
+              <w:rPr>
+                <w:rFonts w:eastAsia="標楷體"/>
+                <w:sz w:val="18"/>
+                <w:szCs w:val="18"/>
+              </w:rPr>
+              <w:t>一</w:t>
+            </w:r>
+            <w:proofErr w:type="gramEnd"/>
             <w:r>
               <w:rPr>
                 <w:rFonts w:eastAsia="標楷體"/>
@@ -12237,7 +12344,6 @@
         <w:tc>
           <w:tcPr>
             <w:tcW w:w="471" w:type="pct"/>
-            <w:gridSpan w:val="2"/>
             <w:shd w:val="clear" w:color="auto" w:fill="auto"/>
             <w:vAlign w:val="center"/>
           </w:tcPr>
@@ -12267,8 +12373,18 @@
                 <w:sz w:val="18"/>
                 <w:szCs w:val="18"/>
               </w:rPr>
-              <w:t>類別一</w:t>
-            </w:r>
+              <w:t>類別</w:t>
+            </w:r>
+            <w:proofErr w:type="gramStart"/>
+            <w:r>
+              <w:rPr>
+                <w:rFonts w:eastAsia="標楷體"/>
+                <w:sz w:val="18"/>
+                <w:szCs w:val="18"/>
+              </w:rPr>
+              <w:t>一</w:t>
+            </w:r>
+            <w:proofErr w:type="gramEnd"/>
             <w:r>
               <w:rPr>
                 <w:rFonts w:eastAsia="標楷體"/>
@@ -12327,8 +12443,18 @@
                 <w:sz w:val="18"/>
                 <w:szCs w:val="18"/>
               </w:rPr>
-              <w:t>類別一</w:t>
-            </w:r>
+              <w:t>類別</w:t>
+            </w:r>
+            <w:proofErr w:type="gramStart"/>
+            <w:r>
+              <w:rPr>
+                <w:rFonts w:eastAsia="標楷體"/>
+                <w:sz w:val="18"/>
+                <w:szCs w:val="18"/>
+              </w:rPr>
+              <w:t>一</w:t>
+            </w:r>
+            <w:proofErr w:type="gramEnd"/>
             <w:r>
               <w:rPr>
                 <w:rFonts w:eastAsia="標楷體"/>
@@ -12358,7 +12484,6 @@
         <w:tc>
           <w:tcPr>
             <w:tcW w:w="727" w:type="pct"/>
-            <w:gridSpan w:val="3"/>
             <w:shd w:val="clear" w:color="auto" w:fill="auto"/>
             <w:vAlign w:val="center"/>
           </w:tcPr>
@@ -12388,8 +12513,18 @@
                 <w:sz w:val="18"/>
                 <w:szCs w:val="18"/>
               </w:rPr>
-              <w:t>類別一</w:t>
-            </w:r>
+              <w:t>類別</w:t>
+            </w:r>
+            <w:proofErr w:type="gramStart"/>
+            <w:r>
+              <w:rPr>
+                <w:rFonts w:eastAsia="標楷體"/>
+                <w:sz w:val="18"/>
+                <w:szCs w:val="18"/>
+              </w:rPr>
+              <w:t>一</w:t>
+            </w:r>
+            <w:proofErr w:type="gramEnd"/>
             <w:r>
               <w:rPr>
                 <w:rFonts w:eastAsia="標楷體"/>
@@ -12419,7 +12554,6 @@
         <w:tc>
           <w:tcPr>
             <w:tcW w:w="672" w:type="pct"/>
-            <w:gridSpan w:val="3"/>
             <w:shd w:val="clear" w:color="auto" w:fill="auto"/>
             <w:vAlign w:val="center"/>
           </w:tcPr>
@@ -12449,8 +12583,18 @@
                 <w:sz w:val="18"/>
                 <w:szCs w:val="18"/>
               </w:rPr>
-              <w:t>類別一</w:t>
-            </w:r>
+              <w:t>類別</w:t>
+            </w:r>
+            <w:proofErr w:type="gramStart"/>
+            <w:r>
+              <w:rPr>
+                <w:rFonts w:eastAsia="標楷體"/>
+                <w:sz w:val="18"/>
+                <w:szCs w:val="18"/>
+              </w:rPr>
+              <w:t>一</w:t>
+            </w:r>
+            <w:proofErr w:type="gramEnd"/>
             <w:r>
               <w:rPr>
                 <w:rFonts w:eastAsia="標楷體"/>
@@ -12509,8 +12653,18 @@
                 <w:sz w:val="18"/>
                 <w:szCs w:val="18"/>
               </w:rPr>
-              <w:t>類別一</w:t>
-            </w:r>
+              <w:t>類別</w:t>
+            </w:r>
+            <w:proofErr w:type="gramStart"/>
+            <w:r>
+              <w:rPr>
+                <w:rFonts w:eastAsia="標楷體"/>
+                <w:sz w:val="18"/>
+                <w:szCs w:val="18"/>
+              </w:rPr>
+              <w:t>一</w:t>
+            </w:r>
+            <w:proofErr w:type="gramEnd"/>
             <w:r>
               <w:rPr>
                 <w:rFonts w:eastAsia="標楷體"/>
@@ -12540,7 +12694,6 @@
         <w:tc>
           <w:tcPr>
             <w:tcW w:w="857" w:type="pct"/>
-            <w:gridSpan w:val="2"/>
             <w:shd w:val="clear" w:color="auto" w:fill="auto"/>
             <w:vAlign w:val="center"/>
           </w:tcPr>
@@ -12563,6 +12716,108 @@
                 <w:szCs w:val="18"/>
               </w:rPr>
               <w:t>100.00%</w:t>
+            </w:r>
+          </w:p>
+        </w:tc>
+      </w:tr>
+    </w:tbl>
+    <w:p>
+      <w:pPr>
+        <w:adjustRightInd w:val="0"/>
+        <w:snapToGrid w:val="0"/>
+        <w:spacing w:afterLines="50" w:after="120"/>
+        <w:ind w:leftChars="199" w:left="478" w:rightChars="46" w:right="110" w:firstLineChars="35" w:firstLine="84"/>
+        <w:rPr>
+          <w:rFonts w:eastAsia="標楷體"/>
+          <w:szCs w:val="24"/>
+        </w:rPr>
+      </w:pPr>
+    </w:p>
+    <w:tbl>
+      <w:tblPr>
+        <w:tblW w:w="5000" w:type="pct"/>
+        <w:jc w:val="center"/>
+        <w:tblBorders>
+          <w:top w:val="single" w:sz="4" w:space="0" w:color="auto"/>
+          <w:left w:val="single" w:sz="4" w:space="0" w:color="auto"/>
+          <w:bottom w:val="single" w:sz="4" w:space="0" w:color="auto"/>
+          <w:right w:val="single" w:sz="4" w:space="0" w:color="auto"/>
+          <w:insideH w:val="single" w:sz="4" w:space="0" w:color="auto"/>
+          <w:insideV w:val="single" w:sz="4" w:space="0" w:color="auto"/>
+        </w:tblBorders>
+        <w:tblLook w:val="04A0" w:firstRow="1" w:lastRow="0" w:firstColumn="1" w:lastColumn="0" w:noHBand="0" w:noVBand="1"/>
+      </w:tblPr>
+      <w:tblGrid>
+        <w:gridCol w:w="1361"/>
+        <w:gridCol w:w="703"/>
+        <w:gridCol w:w="1259"/>
+        <w:gridCol w:w="873"/>
+        <w:gridCol w:w="704"/>
+        <w:gridCol w:w="2582"/>
+        <w:gridCol w:w="2160"/>
+      </w:tblGrid>
+      <w:tr>
+        <w:trPr>
+          <w:trHeight w:val="340"/>
+          <w:jc w:val="center"/>
+        </w:trPr>
+        <w:tc>
+          <w:tcPr>
+            <w:tcW w:w="5000" w:type="pct"/>
+            <w:gridSpan w:val="7"/>
+            <w:shd w:val="clear" w:color="auto" w:fill="A6A6A6" w:themeFill="background1" w:themeFillShade="A6"/>
+            <w:noWrap/>
+            <w:vAlign w:val="center"/>
+          </w:tcPr>
+          <w:p>
+            <w:pPr>
+              <w:adjustRightInd w:val="0"/>
+              <w:snapToGrid w:val="0"/>
+              <w:ind w:leftChars="-30" w:left="-72" w:rightChars="-30" w:right="-72"/>
+              <w:jc w:val="center"/>
+              <w:rPr>
+                <w:rFonts w:eastAsia="標楷體"/>
+                <w:b/>
+                <w:bCs/>
+                <w:color w:val="FFFFFF" w:themeColor="background1"/>
+                <w:sz w:val="18"/>
+                <w:szCs w:val="18"/>
+              </w:rPr>
+            </w:pPr>
+            <w:r>
+              <w:rPr>
+                <w:rFonts w:eastAsia="標楷體"/>
+                <w:b/>
+                <w:bCs/>
+                <w:color w:val="FFFFFF" w:themeColor="background1"/>
+                <w:sz w:val="18"/>
+                <w:szCs w:val="18"/>
+              </w:rPr>
+              <w:t>全廠溫室氣體範疇別及類別</w:t>
+            </w:r>
+            <w:proofErr w:type="gramStart"/>
+            <w:r>
+              <w:rPr>
+                <w:rFonts w:eastAsia="標楷體"/>
+                <w:b/>
+                <w:bCs/>
+                <w:color w:val="FFFFFF" w:themeColor="background1"/>
+                <w:sz w:val="18"/>
+                <w:szCs w:val="18"/>
+              </w:rPr>
+              <w:t>一</w:t>
+            </w:r>
+            <w:proofErr w:type="gramEnd"/>
+            <w:r>
+              <w:rPr>
+                <w:rFonts w:eastAsia="標楷體"/>
+                <w:b/>
+                <w:bCs/>
+                <w:color w:val="FFFFFF" w:themeColor="background1"/>
+                <w:sz w:val="18"/>
+                <w:szCs w:val="18"/>
+              </w:rPr>
+              <w:t>與二排放型式排放量統計表</w:t>
             </w:r>
           </w:p>
         </w:tc>
@@ -12574,49 +12829,7 @@
         </w:trPr>
         <w:tc>
           <w:tcPr>
-            <w:tcW w:w="5000" w:type="pct"/>
-            <w:gridSpan w:val="17"/>
-            <w:shd w:val="clear" w:color="auto" w:fill="A6A6A6" w:themeFill="background1" w:themeFillShade="A6"/>
-            <w:noWrap/>
-            <w:vAlign w:val="center"/>
-          </w:tcPr>
-          <w:p>
-            <w:pPr>
-              <w:adjustRightInd w:val="0"/>
-              <w:snapToGrid w:val="0"/>
-              <w:ind w:leftChars="-30" w:left="-72" w:rightChars="-30" w:right="-72"/>
-              <w:jc w:val="center"/>
-              <w:rPr>
-                <w:rFonts w:eastAsia="標楷體"/>
-                <w:b/>
-                <w:bCs/>
-                <w:color w:val="FFFFFF" w:themeColor="background1"/>
-                <w:sz w:val="18"/>
-                <w:szCs w:val="18"/>
-              </w:rPr>
-            </w:pPr>
-            <w:r>
-              <w:rPr>
-                <w:rFonts w:eastAsia="標楷體"/>
-                <w:b/>
-                <w:bCs/>
-                <w:color w:val="FFFFFF" w:themeColor="background1"/>
-                <w:sz w:val="18"/>
-                <w:szCs w:val="18"/>
-              </w:rPr>
-              <w:t>全廠溫室氣體範疇別及類別一與二排放型式排放量統計表</w:t>
-            </w:r>
-          </w:p>
-        </w:tc>
-      </w:tr>
-      <w:tr>
-        <w:trPr>
-          <w:trHeight w:val="340"/>
-          <w:jc w:val="center"/>
-        </w:trPr>
-        <w:tc>
-          <w:tcPr>
-            <w:tcW w:w="522" w:type="pct"/>
+            <w:tcW w:w="567" w:type="pct"/>
             <w:vMerge w:val="restart"/>
             <w:shd w:val="clear" w:color="auto" w:fill="auto"/>
             <w:noWrap/>
@@ -12646,8 +12859,8 @@
         </w:tc>
         <w:tc>
           <w:tcPr>
-            <w:tcW w:w="1908" w:type="pct"/>
-            <w:gridSpan w:val="7"/>
+            <w:tcW w:w="1928" w:type="pct"/>
+            <w:gridSpan w:val="4"/>
             <w:shd w:val="clear" w:color="auto" w:fill="auto"/>
             <w:vAlign w:val="center"/>
           </w:tcPr>
@@ -12673,6 +12886,7 @@
               </w:rPr>
               <w:t>類別</w:t>
             </w:r>
+            <w:proofErr w:type="gramStart"/>
             <w:r>
               <w:rPr>
                 <w:rFonts w:eastAsia="標楷體"/>
@@ -12681,12 +12895,12 @@
               </w:rPr>
               <w:t>一</w:t>
             </w:r>
+            <w:proofErr w:type="gramEnd"/>
           </w:p>
         </w:tc>
         <w:tc>
           <w:tcPr>
-            <w:tcW w:w="1399" w:type="pct"/>
-            <w:gridSpan w:val="6"/>
+            <w:tcW w:w="1362" w:type="pct"/>
             <w:shd w:val="clear" w:color="auto" w:fill="auto"/>
             <w:vAlign w:val="center"/>
           </w:tcPr>
@@ -12724,8 +12938,7 @@
         </w:tc>
         <w:tc>
           <w:tcPr>
-            <w:tcW w:w="1171" w:type="pct"/>
-            <w:gridSpan w:val="3"/>
+            <w:tcW w:w="1144" w:type="pct"/>
             <w:vMerge w:val="restart"/>
             <w:shd w:val="clear" w:color="auto" w:fill="auto"/>
             <w:vAlign w:val="center"/>
@@ -12760,7 +12973,7 @@
         </w:trPr>
         <w:tc>
           <w:tcPr>
-            <w:tcW w:w="522" w:type="pct"/>
+            <w:tcW w:w="567" w:type="pct"/>
             <w:vMerge/>
             <w:shd w:val="clear" w:color="auto" w:fill="auto"/>
             <w:noWrap/>
@@ -12782,7 +12995,7 @@
         </w:tc>
         <w:tc>
           <w:tcPr>
-            <w:tcW w:w="378" w:type="pct"/>
+            <w:tcW w:w="388" w:type="pct"/>
             <w:shd w:val="clear" w:color="auto" w:fill="auto"/>
             <w:vAlign w:val="center"/>
           </w:tcPr>
@@ -12810,8 +13023,7 @@
         </w:tc>
         <w:tc>
           <w:tcPr>
-            <w:tcW w:w="680" w:type="pct"/>
-            <w:gridSpan w:val="3"/>
+            <w:tcW w:w="676" w:type="pct"/>
             <w:shd w:val="clear" w:color="auto" w:fill="auto"/>
             <w:vAlign w:val="center"/>
           </w:tcPr>
@@ -12839,8 +13051,7 @@
         </w:tc>
         <w:tc>
           <w:tcPr>
-            <w:tcW w:w="471" w:type="pct"/>
-            <w:gridSpan w:val="2"/>
+            <w:tcW w:w="476" w:type="pct"/>
             <w:shd w:val="clear" w:color="auto" w:fill="auto"/>
             <w:vAlign w:val="center"/>
           </w:tcPr>
@@ -12868,7 +13079,7 @@
         </w:tc>
         <w:tc>
           <w:tcPr>
-            <w:tcW w:w="379" w:type="pct"/>
+            <w:tcW w:w="388" w:type="pct"/>
             <w:shd w:val="clear" w:color="auto" w:fill="auto"/>
             <w:vAlign w:val="center"/>
           </w:tcPr>
@@ -12896,8 +13107,7 @@
         </w:tc>
         <w:tc>
           <w:tcPr>
-            <w:tcW w:w="1399" w:type="pct"/>
-            <w:gridSpan w:val="6"/>
+            <w:tcW w:w="1362" w:type="pct"/>
             <w:shd w:val="clear" w:color="auto" w:fill="auto"/>
             <w:vAlign w:val="center"/>
           </w:tcPr>
@@ -12925,8 +13135,7 @@
         </w:tc>
         <w:tc>
           <w:tcPr>
-            <w:tcW w:w="1171" w:type="pct"/>
-            <w:gridSpan w:val="3"/>
+            <w:tcW w:w="1144" w:type="pct"/>
             <w:vMerge/>
             <w:shd w:val="clear" w:color="auto" w:fill="auto"/>
             <w:vAlign w:val="center"/>
@@ -12953,7 +13162,7 @@
         </w:trPr>
         <w:tc>
           <w:tcPr>
-            <w:tcW w:w="522" w:type="pct"/>
+            <w:tcW w:w="567" w:type="pct"/>
             <w:vMerge w:val="restart"/>
             <w:shd w:val="clear" w:color="auto" w:fill="auto"/>
             <w:noWrap/>
@@ -13041,8 +13250,8 @@
         </w:tc>
         <w:tc>
           <w:tcPr>
-            <w:tcW w:w="1908" w:type="pct"/>
-            <w:gridSpan w:val="7"/>
+            <w:tcW w:w="1928" w:type="pct"/>
+            <w:gridSpan w:val="4"/>
             <w:shd w:val="clear" w:color="auto" w:fill="auto"/>
             <w:vAlign w:val="center"/>
           </w:tcPr>
@@ -13086,8 +13295,7 @@
         </w:tc>
         <w:tc>
           <w:tcPr>
-            <w:tcW w:w="1399" w:type="pct"/>
-            <w:gridSpan w:val="6"/>
+            <w:tcW w:w="1362" w:type="pct"/>
             <w:vMerge w:val="restart"/>
             <w:shd w:val="clear" w:color="auto" w:fill="auto"/>
             <w:vAlign w:val="center"/>
@@ -13129,8 +13337,7 @@
         </w:tc>
         <w:tc>
           <w:tcPr>
-            <w:tcW w:w="1171" w:type="pct"/>
-            <w:gridSpan w:val="3"/>
+            <w:tcW w:w="1144" w:type="pct"/>
             <w:vMerge w:val="restart"/>
             <w:shd w:val="clear" w:color="auto" w:fill="auto"/>
             <w:vAlign w:val="center"/>
@@ -13181,7 +13388,7 @@
         </w:trPr>
         <w:tc>
           <w:tcPr>
-            <w:tcW w:w="522" w:type="pct"/>
+            <w:tcW w:w="567" w:type="pct"/>
             <w:vMerge/>
             <w:shd w:val="clear" w:color="auto" w:fill="auto"/>
             <w:noWrap/>
@@ -13203,7 +13410,7 @@
         </w:tc>
         <w:tc>
           <w:tcPr>
-            <w:tcW w:w="378" w:type="pct"/>
+            <w:tcW w:w="388" w:type="pct"/>
             <w:shd w:val="clear" w:color="auto" w:fill="auto"/>
             <w:vAlign w:val="center"/>
           </w:tcPr>
@@ -13247,8 +13454,7 @@
         </w:tc>
         <w:tc>
           <w:tcPr>
-            <w:tcW w:w="680" w:type="pct"/>
-            <w:gridSpan w:val="3"/>
+            <w:tcW w:w="676" w:type="pct"/>
             <w:shd w:val="clear" w:color="auto" w:fill="auto"/>
             <w:vAlign w:val="center"/>
           </w:tcPr>
@@ -13292,8 +13498,7 @@
         </w:tc>
         <w:tc>
           <w:tcPr>
-            <w:tcW w:w="471" w:type="pct"/>
-            <w:gridSpan w:val="2"/>
+            <w:tcW w:w="476" w:type="pct"/>
             <w:shd w:val="clear" w:color="auto" w:fill="auto"/>
             <w:vAlign w:val="center"/>
           </w:tcPr>
@@ -13337,7 +13542,7 @@
         </w:tc>
         <w:tc>
           <w:tcPr>
-            <w:tcW w:w="379" w:type="pct"/>
+            <w:tcW w:w="388" w:type="pct"/>
             <w:shd w:val="clear" w:color="auto" w:fill="auto"/>
             <w:vAlign w:val="center"/>
           </w:tcPr>
@@ -13381,8 +13586,7 @@
         </w:tc>
         <w:tc>
           <w:tcPr>
-            <w:tcW w:w="1399" w:type="pct"/>
-            <w:gridSpan w:val="6"/>
+            <w:tcW w:w="1362" w:type="pct"/>
             <w:vMerge/>
             <w:shd w:val="clear" w:color="auto" w:fill="auto"/>
             <w:vAlign w:val="center"/>
@@ -13400,8 +13604,7 @@
         </w:tc>
         <w:tc>
           <w:tcPr>
-            <w:tcW w:w="1171" w:type="pct"/>
-            <w:gridSpan w:val="3"/>
+            <w:tcW w:w="1144" w:type="pct"/>
             <w:vMerge/>
             <w:shd w:val="clear" w:color="auto" w:fill="auto"/>
             <w:vAlign w:val="center"/>
@@ -13428,7 +13631,7 @@
         </w:trPr>
         <w:tc>
           <w:tcPr>
-            <w:tcW w:w="522" w:type="pct"/>
+            <w:tcW w:w="567" w:type="pct"/>
             <w:vMerge w:val="restart"/>
             <w:shd w:val="clear" w:color="auto" w:fill="auto"/>
             <w:noWrap/>
@@ -13446,6 +13649,7 @@
                 <w:szCs w:val="18"/>
               </w:rPr>
             </w:pPr>
+            <w:proofErr w:type="gramStart"/>
             <w:r>
               <w:rPr>
                 <w:rFonts w:eastAsia="標楷體"/>
@@ -13454,6 +13658,7 @@
               </w:rPr>
               <w:t>氣體別占比</w:t>
             </w:r>
+            <w:proofErr w:type="gramEnd"/>
             <w:r>
               <w:rPr>
                 <w:rFonts w:eastAsia="標楷體"/>
@@ -13483,8 +13688,8 @@
         </w:tc>
         <w:tc>
           <w:tcPr>
-            <w:tcW w:w="1908" w:type="pct"/>
-            <w:gridSpan w:val="7"/>
+            <w:tcW w:w="1928" w:type="pct"/>
+            <w:gridSpan w:val="4"/>
             <w:shd w:val="clear" w:color="auto" w:fill="auto"/>
             <w:vAlign w:val="center"/>
           </w:tcPr>
@@ -13514,7 +13719,25 @@
                 <w:sz w:val="18"/>
                 <w:szCs w:val="18"/>
               </w:rPr>
-              <w:t>類別一占比</w:t>
+              <w:t>類別</w:t>
+            </w:r>
+            <w:proofErr w:type="gramStart"/>
+            <w:r>
+              <w:rPr>
+                <w:rFonts w:eastAsia="標楷體"/>
+                <w:sz w:val="18"/>
+                <w:szCs w:val="18"/>
+              </w:rPr>
+              <w:t>一</w:t>
+            </w:r>
+            <w:proofErr w:type="gramEnd"/>
+            <w:r>
+              <w:rPr>
+                <w:rFonts w:eastAsia="標楷體"/>
+                <w:sz w:val="18"/>
+                <w:szCs w:val="18"/>
+              </w:rPr>
+              <w:t>占比</w:t>
             </w:r>
             <w:r>
               <w:rPr>
@@ -13528,8 +13751,7 @@
         </w:tc>
         <w:tc>
           <w:tcPr>
-            <w:tcW w:w="1399" w:type="pct"/>
-            <w:gridSpan w:val="6"/>
+            <w:tcW w:w="1362" w:type="pct"/>
             <w:vMerge w:val="restart"/>
             <w:shd w:val="clear" w:color="auto" w:fill="auto"/>
             <w:vAlign w:val="center"/>
@@ -13571,8 +13793,7 @@
         </w:tc>
         <w:tc>
           <w:tcPr>
-            <w:tcW w:w="1171" w:type="pct"/>
-            <w:gridSpan w:val="3"/>
+            <w:tcW w:w="1144" w:type="pct"/>
             <w:vMerge w:val="restart"/>
             <w:shd w:val="clear" w:color="auto" w:fill="auto"/>
             <w:vAlign w:val="center"/>
@@ -13604,7 +13825,7 @@
         </w:trPr>
         <w:tc>
           <w:tcPr>
-            <w:tcW w:w="522" w:type="pct"/>
+            <w:tcW w:w="567" w:type="pct"/>
             <w:vMerge/>
             <w:shd w:val="clear" w:color="auto" w:fill="auto"/>
             <w:noWrap/>
@@ -13626,7 +13847,7 @@
         </w:tc>
         <w:tc>
           <w:tcPr>
-            <w:tcW w:w="378" w:type="pct"/>
+            <w:tcW w:w="388" w:type="pct"/>
             <w:shd w:val="clear" w:color="auto" w:fill="auto"/>
             <w:vAlign w:val="center"/>
           </w:tcPr>
@@ -13670,8 +13891,7 @@
         </w:tc>
         <w:tc>
           <w:tcPr>
-            <w:tcW w:w="680" w:type="pct"/>
-            <w:gridSpan w:val="3"/>
+            <w:tcW w:w="676" w:type="pct"/>
             <w:shd w:val="clear" w:color="auto" w:fill="auto"/>
             <w:vAlign w:val="center"/>
           </w:tcPr>
@@ -13715,8 +13935,7 @@
         </w:tc>
         <w:tc>
           <w:tcPr>
-            <w:tcW w:w="471" w:type="pct"/>
-            <w:gridSpan w:val="2"/>
+            <w:tcW w:w="476" w:type="pct"/>
             <w:shd w:val="clear" w:color="auto" w:fill="auto"/>
             <w:vAlign w:val="center"/>
           </w:tcPr>
@@ -13760,7 +13979,7 @@
         </w:tc>
         <w:tc>
           <w:tcPr>
-            <w:tcW w:w="379" w:type="pct"/>
+            <w:tcW w:w="388" w:type="pct"/>
             <w:shd w:val="clear" w:color="auto" w:fill="auto"/>
             <w:vAlign w:val="center"/>
           </w:tcPr>
@@ -13804,8 +14023,7 @@
         </w:tc>
         <w:tc>
           <w:tcPr>
-            <w:tcW w:w="1399" w:type="pct"/>
-            <w:gridSpan w:val="6"/>
+            <w:tcW w:w="1362" w:type="pct"/>
             <w:vMerge/>
             <w:shd w:val="clear" w:color="auto" w:fill="auto"/>
             <w:vAlign w:val="center"/>
@@ -13824,8 +14042,7 @@
         </w:tc>
         <w:tc>
           <w:tcPr>
-            <w:tcW w:w="1171" w:type="pct"/>
-            <w:gridSpan w:val="3"/>
+            <w:tcW w:w="1144" w:type="pct"/>
             <w:vMerge/>
             <w:shd w:val="clear" w:color="auto" w:fill="auto"/>
             <w:vAlign w:val="center"/>
@@ -13843,104 +14060,14 @@
           </w:p>
         </w:tc>
       </w:tr>
-      <w:tr>
-        <w:trPr>
-          <w:trHeight w:val="340"/>
-          <w:jc w:val="center"/>
-        </w:trPr>
-        <w:tc>
-          <w:tcPr>
-            <w:tcW w:w="5000" w:type="pct"/>
-            <w:gridSpan w:val="17"/>
-            <w:shd w:val="clear" w:color="auto" w:fill="auto"/>
-            <w:noWrap/>
-            <w:vAlign w:val="center"/>
-          </w:tcPr>
-          <w:p>
-            <w:pPr>
-              <w:adjustRightInd w:val="0"/>
-              <w:snapToGrid w:val="0"/>
-              <w:ind w:leftChars="-30" w:left="-72" w:rightChars="-30" w:right="-72"/>
-              <w:jc w:val="both"/>
-              <w:rPr>
-                <w:rFonts w:eastAsia="標楷體"/>
-                <w:color w:val="000000"/>
-                <w:sz w:val="18"/>
-                <w:szCs w:val="18"/>
-              </w:rPr>
-            </w:pPr>
-            <w:r>
-              <w:rPr>
-                <w:rFonts w:eastAsia="標楷體"/>
-                <w:sz w:val="18"/>
-                <w:szCs w:val="18"/>
-              </w:rPr>
-              <w:t>註：依溫室氣體排放量盤查登錄管理辦法第二條第一款規定，溫室氣體排放量以公噸二氧化碳當量</w:t>
-            </w:r>
-            <w:r>
-              <w:rPr>
-                <w:rFonts w:eastAsia="標楷體"/>
-                <w:sz w:val="18"/>
-                <w:szCs w:val="18"/>
-              </w:rPr>
-              <w:t>(</w:t>
-            </w:r>
-            <w:r>
-              <w:rPr>
-                <w:rFonts w:eastAsia="標楷體"/>
-                <w:sz w:val="18"/>
-                <w:szCs w:val="18"/>
-              </w:rPr>
-              <w:t>公噸</w:t>
-            </w:r>
-            <w:r>
-              <w:rPr>
-                <w:rFonts w:eastAsia="標楷體"/>
-                <w:sz w:val="18"/>
-                <w:szCs w:val="18"/>
-              </w:rPr>
-              <w:t>CO</w:t>
-            </w:r>
-            <w:r>
-              <w:rPr>
-                <w:rFonts w:eastAsia="標楷體"/>
-                <w:sz w:val="18"/>
-                <w:szCs w:val="18"/>
-                <w:vertAlign w:val="subscript"/>
-              </w:rPr>
-              <w:t>2</w:t>
-            </w:r>
-            <w:r>
-              <w:rPr>
-                <w:rFonts w:eastAsia="標楷體"/>
-                <w:sz w:val="18"/>
-                <w:szCs w:val="18"/>
-              </w:rPr>
-              <w:t>e)</w:t>
-            </w:r>
-            <w:r>
-              <w:rPr>
-                <w:rFonts w:eastAsia="標楷體"/>
-                <w:sz w:val="18"/>
-                <w:szCs w:val="18"/>
-              </w:rPr>
-              <w:t>表示，並四捨五入至小數點後第三位。</w:t>
-            </w:r>
-          </w:p>
-        </w:tc>
-      </w:tr>
     </w:tbl>
     <w:p>
       <w:pPr>
-        <w:tabs>
-          <w:tab w:val="right" w:pos="8820"/>
-        </w:tabs>
         <w:adjustRightInd w:val="0"/>
         <w:snapToGrid w:val="0"/>
-        <w:spacing w:afterLines="50" w:after="120"/>
         <w:jc w:val="center"/>
         <w:rPr>
-          <w:rFonts w:eastAsia="標楷體"/>
+          <w:rFonts w:eastAsia="標楷體" w:hint="eastAsia"/>
           <w:sz w:val="28"/>
           <w:szCs w:val="28"/>
         </w:rPr>
@@ -14141,7 +14268,23 @@
           <w:rFonts w:eastAsia="標楷體"/>
           <w:szCs w:val="24"/>
         </w:rPr>
-        <w:t xml:space="preserve">Fifth Assessment Report : Climate Change </w:t>
+        <w:t xml:space="preserve">Fifth Assessment </w:t>
+      </w:r>
+      <w:proofErr w:type="gramStart"/>
+      <w:r>
+        <w:rPr>
+          <w:rFonts w:eastAsia="標楷體"/>
+          <w:szCs w:val="24"/>
+        </w:rPr>
+        <w:t>Report :</w:t>
+      </w:r>
+      <w:proofErr w:type="gramEnd"/>
+      <w:r>
+        <w:rPr>
+          <w:rFonts w:eastAsia="標楷體"/>
+          <w:szCs w:val="24"/>
+        </w:rPr>
+        <w:t xml:space="preserve"> Climate Change </w:t>
       </w:r>
       <w:r>
         <w:rPr>
@@ -15978,7 +16121,25 @@
           <w:b/>
           <w:szCs w:val="24"/>
         </w:rPr>
-        <w:t>南臺科技大學溫室氣體</w:t>
+        <w:t>南</w:t>
+      </w:r>
+      <w:proofErr w:type="gramStart"/>
+      <w:r>
+        <w:rPr>
+          <w:rFonts w:eastAsia="標楷體" w:hint="eastAsia"/>
+          <w:b/>
+          <w:szCs w:val="24"/>
+        </w:rPr>
+        <w:t>臺</w:t>
+      </w:r>
+      <w:proofErr w:type="gramEnd"/>
+      <w:r>
+        <w:rPr>
+          <w:rFonts w:eastAsia="標楷體" w:hint="eastAsia"/>
+          <w:b/>
+          <w:szCs w:val="24"/>
+        </w:rPr>
+        <w:t>科技大學溫室氣體</w:t>
       </w:r>
       <w:r>
         <w:rPr>
@@ -25653,6 +25814,30 @@
 </file>
 
 <file path=customXml/item1.xml><?xml version="1.0" encoding="utf-8"?>
+<p:properties xmlns:p="http://schemas.microsoft.com/office/2006/metadata/properties" xmlns:xsi="http://www.w3.org/2001/XMLSchema-instance" xmlns:pc="http://schemas.microsoft.com/office/infopath/2007/PartnerControls">
+  <documentManagement>
+    <TaxCatchAll xmlns="7fdcc51d-ffb2-4384-ac0a-9f40f3c165a4" xsi:nil="true"/>
+    <lcf76f155ced4ddcb4097134ff3c332f xmlns="df6d19e8-8e79-44fa-a652-5946ba268099">
+      <Terms xmlns="http://schemas.microsoft.com/office/infopath/2007/PartnerControls"/>
+    </lcf76f155ced4ddcb4097134ff3c332f>
+  </documentManagement>
+</p:properties>
+</file>
+
+<file path=customXml/item2.xml><?xml version="1.0" encoding="utf-8"?>
+<?mso-contentType ?>
+<FormTemplates xmlns="http://schemas.microsoft.com/sharepoint/v3/contenttype/forms">
+  <Display>DocumentLibraryForm</Display>
+  <Edit>DocumentLibraryForm</Edit>
+  <New>DocumentLibraryForm</New>
+</FormTemplates>
+</file>
+
+<file path=customXml/item3.xml><?xml version="1.0" encoding="utf-8"?>
+<b:Sources xmlns:b="http://schemas.openxmlformats.org/officeDocument/2006/bibliography" xmlns="http://schemas.openxmlformats.org/officeDocument/2006/bibliography" SelectedStyle="\APA.XSL" StyleName="APA"/>
+</file>
+
+<file path=customXml/item4.xml><?xml version="1.0" encoding="utf-8"?>
 <ct:contentTypeSchema xmlns:ct="http://schemas.microsoft.com/office/2006/metadata/contentType" xmlns:ma="http://schemas.microsoft.com/office/2006/metadata/properties/metaAttributes" ct:_="" ma:_="" ma:contentTypeName="文件" ma:contentTypeID="0x0101008C1237F5A8E93C4AB9F51356B2E5B065" ma:contentTypeVersion="13" ma:contentTypeDescription="建立新的文件。" ma:contentTypeScope="" ma:versionID="33312f9d7df6b91adf2b4629522e0493">
   <xsd:schema xmlns:xsd="http://www.w3.org/2001/XMLSchema" xmlns:xs="http://www.w3.org/2001/XMLSchema" xmlns:p="http://schemas.microsoft.com/office/2006/metadata/properties" xmlns:ns2="df6d19e8-8e79-44fa-a652-5946ba268099" xmlns:ns3="7fdcc51d-ffb2-4384-ac0a-9f40f3c165a4" targetNamespace="http://schemas.microsoft.com/office/2006/metadata/properties" ma:root="true" ma:fieldsID="286d3c4747baf1e7beb39cbde577aa13" ns2:_="" ns3:_="">
     <xsd:import namespace="df6d19e8-8e79-44fa-a652-5946ba268099"/>
@@ -25873,31 +26058,34 @@
 </ct:contentTypeSchema>
 </file>
 
-<file path=customXml/item2.xml><?xml version="1.0" encoding="utf-8"?>
-<b:Sources xmlns:b="http://schemas.openxmlformats.org/officeDocument/2006/bibliography" xmlns="http://schemas.openxmlformats.org/officeDocument/2006/bibliography" SelectedStyle="\APA.XSL" StyleName="APA"/>
+<file path=customXml/itemProps1.xml><?xml version="1.0" encoding="utf-8"?>
+<ds:datastoreItem xmlns:ds="http://schemas.openxmlformats.org/officeDocument/2006/customXml" ds:itemID="{8DEEF061-24F3-45B9-9BE7-F7DDB218A9EB}">
+  <ds:schemaRefs>
+    <ds:schemaRef ds:uri="http://schemas.microsoft.com/office/2006/metadata/properties"/>
+    <ds:schemaRef ds:uri="http://schemas.microsoft.com/office/infopath/2007/PartnerControls"/>
+    <ds:schemaRef ds:uri="7fdcc51d-ffb2-4384-ac0a-9f40f3c165a4"/>
+    <ds:schemaRef ds:uri="df6d19e8-8e79-44fa-a652-5946ba268099"/>
+  </ds:schemaRefs>
+</ds:datastoreItem>
 </file>
 
-<file path=customXml/item3.xml><?xml version="1.0" encoding="utf-8"?>
-<?mso-contentType ?>
-<FormTemplates xmlns="http://schemas.microsoft.com/sharepoint/v3/contenttype/forms">
-  <Display>DocumentLibraryForm</Display>
-  <Edit>DocumentLibraryForm</Edit>
-  <New>DocumentLibraryForm</New>
-</FormTemplates>
+<file path=customXml/itemProps2.xml><?xml version="1.0" encoding="utf-8"?>
+<ds:datastoreItem xmlns:ds="http://schemas.openxmlformats.org/officeDocument/2006/customXml" ds:itemID="{228040AA-8429-4969-A0DA-29C959C031EB}">
+  <ds:schemaRefs>
+    <ds:schemaRef ds:uri="http://schemas.microsoft.com/sharepoint/v3/contenttype/forms"/>
+  </ds:schemaRefs>
+</ds:datastoreItem>
 </file>
 
-<file path=customXml/item4.xml><?xml version="1.0" encoding="utf-8"?>
-<p:properties xmlns:p="http://schemas.microsoft.com/office/2006/metadata/properties" xmlns:xsi="http://www.w3.org/2001/XMLSchema-instance" xmlns:pc="http://schemas.microsoft.com/office/infopath/2007/PartnerControls">
-  <documentManagement>
-    <TaxCatchAll xmlns="7fdcc51d-ffb2-4384-ac0a-9f40f3c165a4" xsi:nil="true"/>
-    <lcf76f155ced4ddcb4097134ff3c332f xmlns="df6d19e8-8e79-44fa-a652-5946ba268099">
-      <Terms xmlns="http://schemas.microsoft.com/office/infopath/2007/PartnerControls"/>
-    </lcf76f155ced4ddcb4097134ff3c332f>
-  </documentManagement>
-</p:properties>
+<file path=customXml/itemProps3.xml><?xml version="1.0" encoding="utf-8"?>
+<ds:datastoreItem xmlns:ds="http://schemas.openxmlformats.org/officeDocument/2006/customXml" ds:itemID="{9BD8E5B6-C234-452B-9FAA-D8DC77C5FD85}">
+  <ds:schemaRefs>
+    <ds:schemaRef ds:uri="http://schemas.openxmlformats.org/officeDocument/2006/bibliography"/>
+  </ds:schemaRefs>
+</ds:datastoreItem>
 </file>
 
-<file path=customXml/itemProps1.xml><?xml version="1.0" encoding="utf-8"?>
+<file path=customXml/itemProps4.xml><?xml version="1.0" encoding="utf-8"?>
 <ds:datastoreItem xmlns:ds="http://schemas.openxmlformats.org/officeDocument/2006/customXml" ds:itemID="{4A638DAF-FD7B-4C22-803C-EC833C25DADF}">
   <ds:schemaRefs>
     <ds:schemaRef ds:uri="http://schemas.microsoft.com/office/2006/metadata/contentType"/>
@@ -25914,31 +26102,4 @@
     <ds:schemaRef ds:uri="http://schemas.microsoft.com/internal/obd"/>
   </ds:schemaRefs>
 </ds:datastoreItem>
-</file>
-
-<file path=customXml/itemProps2.xml><?xml version="1.0" encoding="utf-8"?>
-<ds:datastoreItem xmlns:ds="http://schemas.openxmlformats.org/officeDocument/2006/customXml" ds:itemID="{9BD8E5B6-C234-452B-9FAA-D8DC77C5FD85}">
-  <ds:schemaRefs>
-    <ds:schemaRef ds:uri="http://schemas.openxmlformats.org/officeDocument/2006/bibliography"/>
-  </ds:schemaRefs>
-</ds:datastoreItem>
-</file>
-
-<file path=customXml/itemProps3.xml><?xml version="1.0" encoding="utf-8"?>
-<ds:datastoreItem xmlns:ds="http://schemas.openxmlformats.org/officeDocument/2006/customXml" ds:itemID="{228040AA-8429-4969-A0DA-29C959C031EB}">
-  <ds:schemaRefs>
-    <ds:schemaRef ds:uri="http://schemas.microsoft.com/sharepoint/v3/contenttype/forms"/>
-  </ds:schemaRefs>
-</ds:datastoreItem>
-</file>
-
-<file path=customXml/itemProps4.xml><?xml version="1.0" encoding="utf-8"?>
-<ds:datastoreItem xmlns:ds="http://schemas.openxmlformats.org/officeDocument/2006/customXml" ds:itemID="{8DEEF061-24F3-45B9-9BE7-F7DDB218A9EB}">
-  <ds:schemaRefs>
-    <ds:schemaRef ds:uri="http://schemas.microsoft.com/office/2006/metadata/properties"/>
-    <ds:schemaRef ds:uri="http://schemas.microsoft.com/office/infopath/2007/PartnerControls"/>
-    <ds:schemaRef ds:uri="7fdcc51d-ffb2-4384-ac0a-9f40f3c165a4"/>
-    <ds:schemaRef ds:uri="df6d19e8-8e79-44fa-a652-5946ba268099"/>
-  </ds:schemaRefs>
-</ds:datastoreItem>
 </file>
--- a/wwwroot/doc/資策會版.docx
+++ b/wwwroot/doc/資策會版.docx
@@ -5097,25 +5097,7 @@
           <w:b/>
           <w:szCs w:val="24"/>
         </w:rPr>
-        <w:t>固定燃燒</w:t>
-      </w:r>
-      <w:proofErr w:type="gramStart"/>
-      <w:r>
-        <w:rPr>
-          <w:rFonts w:eastAsia="標楷體" w:hint="eastAsia"/>
-          <w:b/>
-          <w:szCs w:val="24"/>
-        </w:rPr>
-        <w:t>排放源排放源</w:t>
-      </w:r>
-      <w:proofErr w:type="gramEnd"/>
-      <w:r>
-        <w:rPr>
-          <w:rFonts w:eastAsia="標楷體"/>
-          <w:b/>
-          <w:szCs w:val="24"/>
-        </w:rPr>
-        <w:tab/>
+        <w:t>固定燃燒排放源</w:t>
       </w:r>
       <w:r>
         <w:rPr>
@@ -5916,38 +5898,6 @@
           <w:b/>
           <w:szCs w:val="24"/>
         </w:rPr>
-        <w:t>(</w:t>
-      </w:r>
-      <w:r>
-        <w:rPr>
-          <w:rFonts w:eastAsia="標楷體" w:hint="eastAsia"/>
-          <w:b/>
-          <w:szCs w:val="24"/>
-        </w:rPr>
-        <w:t>化糞池</w:t>
-      </w:r>
-      <w:r>
-        <w:rPr>
-          <w:rFonts w:eastAsia="標楷體" w:hint="eastAsia"/>
-          <w:b/>
-          <w:szCs w:val="24"/>
-        </w:rPr>
-        <w:t>)</w:t>
-      </w:r>
-      <w:r>
-        <w:rPr>
-          <w:rFonts w:eastAsia="標楷體" w:hint="eastAsia"/>
-          <w:b/>
-          <w:szCs w:val="24"/>
-        </w:rPr>
-        <w:t>排放源</w:t>
-      </w:r>
-      <w:r>
-        <w:rPr>
-          <w:rFonts w:eastAsia="標楷體" w:hint="eastAsia"/>
-          <w:b/>
-          <w:szCs w:val="24"/>
-        </w:rPr>
         <w:t>CH</w:t>
       </w:r>
       <w:r>
@@ -5971,6 +5921,7 @@
           <w:szCs w:val="24"/>
         </w:rPr>
       </w:pPr>
+      <w:bookmarkStart w:id="18" w:name="_Hlk171511286"/>
       <w:r>
         <w:rPr>
           <w:rFonts w:eastAsia="標楷體"/>
@@ -5990,9 +5941,24 @@
           <w:rFonts w:eastAsia="標楷體"/>
           <w:szCs w:val="24"/>
         </w:rPr>
-        <w:t>CO2]</w:t>
+        <w:t>C</w:t>
+      </w:r>
+      <w:r>
+        <w:rPr>
+          <w:rFonts w:eastAsia="標楷體" w:hint="eastAsia"/>
+          <w:szCs w:val="24"/>
+        </w:rPr>
+        <w:t>H4</w:t>
+      </w:r>
+      <w:r>
+        <w:rPr>
+          <w:rFonts w:eastAsia="標楷體"/>
+          <w:szCs w:val="24"/>
+        </w:rPr>
+        <w:t>]</w:t>
       </w:r>
     </w:p>
+    <w:bookmarkEnd w:id="18"/>
     <w:p>
       <w:pPr>
         <w:adjustRightInd w:val="0"/>
@@ -6522,7 +6488,7 @@
           <w:szCs w:val="24"/>
         </w:rPr>
       </w:pPr>
-      <w:bookmarkStart w:id="18" w:name="_Hlk127406995"/>
+      <w:bookmarkStart w:id="19" w:name="_Hlk127406995"/>
       <w:r>
         <w:rPr>
           <w:rFonts w:eastAsia="標楷體" w:hint="eastAsia"/>
@@ -6598,38 +6564,6 @@
           <w:b/>
           <w:szCs w:val="24"/>
         </w:rPr>
-        <w:t>(</w:t>
-      </w:r>
-      <w:r>
-        <w:rPr>
-          <w:rFonts w:eastAsia="標楷體" w:hint="eastAsia"/>
-          <w:b/>
-          <w:szCs w:val="24"/>
-        </w:rPr>
-        <w:t>滅火器</w:t>
-      </w:r>
-      <w:r>
-        <w:rPr>
-          <w:rFonts w:eastAsia="標楷體" w:hint="eastAsia"/>
-          <w:b/>
-          <w:szCs w:val="24"/>
-        </w:rPr>
-        <w:t>)</w:t>
-      </w:r>
-      <w:r>
-        <w:rPr>
-          <w:rFonts w:eastAsia="標楷體" w:hint="eastAsia"/>
-          <w:b/>
-          <w:szCs w:val="24"/>
-        </w:rPr>
-        <w:t>排放源</w:t>
-      </w:r>
-      <w:r>
-        <w:rPr>
-          <w:rFonts w:eastAsia="標楷體" w:hint="eastAsia"/>
-          <w:b/>
-          <w:szCs w:val="24"/>
-        </w:rPr>
         <w:t>C</w:t>
       </w:r>
       <w:r>
@@ -6661,7 +6595,6 @@
           <w:szCs w:val="24"/>
         </w:rPr>
       </w:pPr>
-      <w:bookmarkStart w:id="19" w:name="_Hlk171511286"/>
       <w:r>
         <w:rPr>
           <w:rFonts w:eastAsia="標楷體"/>
@@ -6685,7 +6618,6 @@
         <w:t>CO2]</w:t>
       </w:r>
     </w:p>
-    <w:bookmarkEnd w:id="19"/>
     <w:p>
       <w:pPr>
         <w:adjustRightInd w:val="0"/>
@@ -6699,7 +6631,7 @@
         </w:rPr>
       </w:pPr>
     </w:p>
-    <w:bookmarkEnd w:id="18"/>
+    <w:bookmarkEnd w:id="19"/>
     <w:p>
       <w:pPr>
         <w:numPr>
@@ -8238,38 +8170,6 @@
       </w:r>
       <w:r>
         <w:rPr>
-          <w:rFonts w:eastAsia="標楷體" w:hint="eastAsia"/>
-          <w:b/>
-          <w:szCs w:val="24"/>
-        </w:rPr>
-        <w:t>(</w:t>
-      </w:r>
-      <w:r>
-        <w:rPr>
-          <w:rFonts w:eastAsia="標楷體" w:hint="eastAsia"/>
-          <w:b/>
-          <w:szCs w:val="24"/>
-        </w:rPr>
-        <w:t>冷媒</w:t>
-      </w:r>
-      <w:r>
-        <w:rPr>
-          <w:rFonts w:eastAsia="標楷體" w:hint="eastAsia"/>
-          <w:b/>
-          <w:szCs w:val="24"/>
-        </w:rPr>
-        <w:t>)</w:t>
-      </w:r>
-      <w:r>
-        <w:rPr>
-          <w:rFonts w:eastAsia="標楷體" w:hint="eastAsia"/>
-          <w:b/>
-          <w:szCs w:val="24"/>
-        </w:rPr>
-        <w:t>排放源</w:t>
-      </w:r>
-      <w:r>
-        <w:rPr>
           <w:rFonts w:eastAsia="標楷體"/>
           <w:b/>
           <w:szCs w:val="24"/>
@@ -8655,31 +8555,24 @@
           <w:b/>
           <w:szCs w:val="24"/>
         </w:rPr>
-        <w:t>(</w:t>
-      </w:r>
-      <w:r>
-        <w:rPr>
-          <w:rFonts w:eastAsia="標楷體" w:hint="eastAsia"/>
+        <w:t>C</w:t>
+      </w:r>
+      <w:r>
+        <w:rPr>
+          <w:rFonts w:eastAsia="標楷體"/>
           <w:b/>
           <w:szCs w:val="24"/>
         </w:rPr>
-        <w:t>外購電力</w:t>
-      </w:r>
-      <w:r>
-        <w:rPr>
-          <w:rFonts w:eastAsia="標楷體" w:hint="eastAsia"/>
+        <w:t>O</w:t>
+      </w:r>
+      <w:r>
+        <w:rPr>
+          <w:rFonts w:eastAsia="標楷體"/>
           <w:b/>
           <w:szCs w:val="24"/>
-        </w:rPr>
-        <w:t>)</w:t>
-      </w:r>
-      <w:r>
-        <w:rPr>
-          <w:rFonts w:eastAsia="標楷體" w:hint="eastAsia"/>
-          <w:b/>
-          <w:szCs w:val="24"/>
-        </w:rPr>
-        <w:t>排放源</w:t>
+          <w:vertAlign w:val="subscript"/>
+        </w:rPr>
+        <w:t>2</w:t>
       </w:r>
     </w:p>
     <w:p>
@@ -9222,167 +9115,22 @@
     </w:p>
     <w:p>
       <w:pPr>
-        <w:pStyle w:val="31"/>
-        <w:adjustRightInd w:val="0"/>
-        <w:snapToGrid w:val="0"/>
-        <w:spacing w:afterLines="50"/>
-        <w:ind w:leftChars="0" w:left="0" w:firstLineChars="200" w:firstLine="480"/>
-        <w:jc w:val="both"/>
-        <w:rPr>
-          <w:rFonts w:eastAsia="標楷體"/>
-          <w:sz w:val="24"/>
-          <w:szCs w:val="24"/>
-        </w:rPr>
-      </w:pPr>
-      <w:r>
-        <w:rPr>
-          <w:rFonts w:eastAsia="標楷體" w:hint="eastAsia"/>
-          <w:sz w:val="24"/>
-          <w:szCs w:val="24"/>
-          <w:highlight w:val="yellow"/>
-        </w:rPr>
-        <w:t>針對</w:t>
-      </w:r>
-      <w:r>
-        <w:rPr>
-          <w:rFonts w:eastAsia="標楷體"/>
-          <w:sz w:val="24"/>
-          <w:szCs w:val="24"/>
-          <w:highlight w:val="yellow"/>
-        </w:rPr>
-        <w:t>本公司</w:t>
-      </w:r>
-      <w:r>
-        <w:rPr>
-          <w:rFonts w:eastAsia="標楷體"/>
-          <w:sz w:val="24"/>
-          <w:szCs w:val="24"/>
-          <w:highlight w:val="yellow"/>
-        </w:rPr>
-        <w:t>溫室氣體盤查</w:t>
-      </w:r>
-      <w:r>
-        <w:rPr>
-          <w:rFonts w:eastAsia="標楷體" w:hint="eastAsia"/>
-          <w:sz w:val="24"/>
-          <w:szCs w:val="24"/>
-          <w:highlight w:val="yellow"/>
-        </w:rPr>
-        <w:t>結果，占</w:t>
-      </w:r>
-      <w:r>
-        <w:rPr>
-          <w:rFonts w:eastAsia="標楷體"/>
-          <w:sz w:val="24"/>
-          <w:szCs w:val="24"/>
-          <w:highlight w:val="yellow"/>
-        </w:rPr>
-        <w:t>排放量</w:t>
-      </w:r>
-      <w:r>
-        <w:rPr>
-          <w:rFonts w:eastAsia="標楷體"/>
-          <w:sz w:val="24"/>
-          <w:szCs w:val="24"/>
-          <w:highlight w:val="yellow"/>
-        </w:rPr>
-        <w:t>較大之</w:t>
-      </w:r>
-      <w:r>
-        <w:rPr>
-          <w:rFonts w:eastAsia="標楷體" w:hint="eastAsia"/>
-          <w:sz w:val="24"/>
-          <w:szCs w:val="24"/>
-          <w:highlight w:val="yellow"/>
-        </w:rPr>
-        <w:t>外購電力</w:t>
-      </w:r>
-      <w:r>
-        <w:rPr>
-          <w:rFonts w:eastAsia="標楷體"/>
-          <w:sz w:val="24"/>
-          <w:szCs w:val="24"/>
-          <w:highlight w:val="yellow"/>
-        </w:rPr>
-        <w:t>資訊</w:t>
-      </w:r>
-      <w:r>
-        <w:rPr>
-          <w:rFonts w:eastAsia="標楷體" w:hint="eastAsia"/>
-          <w:sz w:val="24"/>
-          <w:szCs w:val="24"/>
-          <w:highlight w:val="yellow"/>
-        </w:rPr>
-        <w:t>管理</w:t>
-      </w:r>
-      <w:r>
-        <w:rPr>
-          <w:rFonts w:eastAsia="標楷體"/>
-          <w:sz w:val="24"/>
-          <w:szCs w:val="24"/>
-          <w:highlight w:val="yellow"/>
-        </w:rPr>
-        <w:t>流</w:t>
-      </w:r>
-      <w:r>
-        <w:rPr>
-          <w:rFonts w:eastAsia="標楷體" w:hint="eastAsia"/>
-          <w:sz w:val="24"/>
-          <w:szCs w:val="24"/>
-          <w:highlight w:val="yellow"/>
-        </w:rPr>
-        <w:t>程</w:t>
-      </w:r>
-      <w:r>
-        <w:rPr>
-          <w:rFonts w:eastAsia="標楷體"/>
-          <w:sz w:val="24"/>
-          <w:szCs w:val="24"/>
-          <w:highlight w:val="yellow"/>
-        </w:rPr>
-        <w:t>…</w:t>
-      </w:r>
-      <w:proofErr w:type="gramStart"/>
-      <w:r>
-        <w:rPr>
-          <w:rFonts w:eastAsia="標楷體"/>
-          <w:sz w:val="24"/>
-          <w:szCs w:val="24"/>
-          <w:highlight w:val="yellow"/>
-        </w:rPr>
-        <w:t>…</w:t>
-      </w:r>
-      <w:proofErr w:type="gramEnd"/>
-      <w:r>
-        <w:rPr>
-          <w:rFonts w:eastAsia="標楷體"/>
-          <w:sz w:val="24"/>
-          <w:szCs w:val="24"/>
-          <w:highlight w:val="yellow"/>
-        </w:rPr>
-        <w:t>.</w:t>
-      </w:r>
-      <w:r>
-        <w:rPr>
-          <w:rFonts w:eastAsia="標楷體" w:hint="eastAsia"/>
-          <w:sz w:val="24"/>
-          <w:szCs w:val="24"/>
-          <w:highlight w:val="yellow"/>
-        </w:rPr>
-        <w:t>。</w:t>
-      </w:r>
-    </w:p>
-    <w:p>
-      <w:pPr>
         <w:adjustRightInd w:val="0"/>
         <w:snapToGrid w:val="0"/>
         <w:spacing w:afterLines="50" w:after="120"/>
-        <w:ind w:rightChars="38" w:right="91"/>
-        <w:rPr>
-          <w:rFonts w:eastAsia="標楷體"/>
-          <w:szCs w:val="24"/>
-        </w:rPr>
-      </w:pPr>
+        <w:ind w:rightChars="38" w:right="91" w:firstLine="434"/>
+        <w:rPr>
+          <w:rFonts w:eastAsia="標楷體"/>
+          <w:szCs w:val="24"/>
+        </w:rPr>
+      </w:pPr>
+      <w:r>
+        <w:rPr>
+          <w:rFonts w:eastAsia="標楷體" w:hint="eastAsia"/>
+          <w:szCs w:val="24"/>
+        </w:rPr>
+        <w:t>針對本公司溫室氣體盤查結果，占排放量較大之外購電力資訊管理流程如附件四所示。</w:t>
+      </w:r>
     </w:p>
     <w:p>
       <w:pPr>
@@ -9716,7 +9464,7 @@
         <w:snapToGrid w:val="0"/>
         <w:jc w:val="center"/>
         <w:rPr>
-          <w:rFonts w:eastAsia="標楷體" w:hint="eastAsia"/>
+          <w:rFonts w:eastAsia="標楷體"/>
           <w:b/>
           <w:bCs/>
           <w:szCs w:val="24"/>
@@ -14067,7 +13815,7 @@
         <w:snapToGrid w:val="0"/>
         <w:jc w:val="center"/>
         <w:rPr>
-          <w:rFonts w:eastAsia="標楷體" w:hint="eastAsia"/>
+          <w:rFonts w:eastAsia="標楷體"/>
           <w:sz w:val="28"/>
           <w:szCs w:val="28"/>
         </w:rPr>
@@ -24715,7 +24463,6 @@
   <w:style w:type="character" w:default="1" w:styleId="a0">
     <w:name w:val="Default Paragraph Font"/>
     <w:uiPriority w:val="1"/>
-    <w:semiHidden/>
     <w:unhideWhenUsed/>
   </w:style>
   <w:style w:type="table" w:default="1" w:styleId="a1">

--- a/wwwroot/doc/資策會版.docx
+++ b/wwwroot/doc/資策會版.docx
@@ -3519,312 +3519,37 @@
       </w:r>
       <w:r>
         <w:rPr>
-          <w:rFonts w:eastAsia="標楷體"/>
+          <w:rFonts w:eastAsia="標楷體" w:hint="eastAsia"/>
           <w:b/>
           <w:color w:val="000000"/>
           <w:szCs w:val="24"/>
         </w:rPr>
+        <w:t>報告</w:t>
+      </w:r>
+      <w:r>
+        <w:rPr>
+          <w:rFonts w:eastAsia="標楷體"/>
+          <w:b/>
+          <w:color w:val="000000"/>
+          <w:szCs w:val="24"/>
+        </w:rPr>
         <w:t>邊界彙整表</w:t>
       </w:r>
     </w:p>
-    <w:tbl>
-      <w:tblPr>
-        <w:tblW w:w="9427" w:type="dxa"/>
-        <w:jc w:val="center"/>
-        <w:tblBorders>
-          <w:top w:val="single" w:sz="4" w:space="0" w:color="auto"/>
-          <w:left w:val="single" w:sz="4" w:space="0" w:color="auto"/>
-          <w:bottom w:val="single" w:sz="4" w:space="0" w:color="auto"/>
-          <w:right w:val="single" w:sz="4" w:space="0" w:color="auto"/>
-          <w:insideH w:val="single" w:sz="4" w:space="0" w:color="auto"/>
-          <w:insideV w:val="single" w:sz="4" w:space="0" w:color="auto"/>
-        </w:tblBorders>
-        <w:tblCellMar>
-          <w:left w:w="28" w:type="dxa"/>
-          <w:right w:w="28" w:type="dxa"/>
-        </w:tblCellMar>
-        <w:tblLook w:val="0000" w:firstRow="0" w:lastRow="0" w:firstColumn="0" w:lastColumn="0" w:noHBand="0" w:noVBand="0"/>
-      </w:tblPr>
-      <w:tblGrid>
-        <w:gridCol w:w="2456"/>
-        <w:gridCol w:w="6971"/>
-      </w:tblGrid>
-      <w:tr>
-        <w:trPr>
-          <w:tblHeader/>
-          <w:jc w:val="center"/>
-        </w:trPr>
-        <w:tc>
-          <w:tcPr>
-            <w:tcW w:w="2456" w:type="dxa"/>
-            <w:shd w:val="clear" w:color="auto" w:fill="FFFF99"/>
-          </w:tcPr>
-          <w:p>
-            <w:pPr>
-              <w:adjustRightInd w:val="0"/>
-              <w:snapToGrid w:val="0"/>
-              <w:ind w:rightChars="46" w:right="110"/>
-              <w:jc w:val="center"/>
-              <w:rPr>
-                <w:rFonts w:eastAsia="標楷體"/>
-                <w:b/>
-                <w:szCs w:val="24"/>
-              </w:rPr>
-            </w:pPr>
-            <w:r>
-              <w:rPr>
-                <w:rFonts w:eastAsia="標楷體"/>
-                <w:b/>
-                <w:szCs w:val="24"/>
-              </w:rPr>
-              <w:t>報告邊界</w:t>
-            </w:r>
-          </w:p>
-        </w:tc>
-        <w:tc>
-          <w:tcPr>
-            <w:tcW w:w="6971" w:type="dxa"/>
-            <w:shd w:val="clear" w:color="auto" w:fill="FFFF99"/>
-          </w:tcPr>
-          <w:p>
-            <w:pPr>
-              <w:adjustRightInd w:val="0"/>
-              <w:snapToGrid w:val="0"/>
-              <w:ind w:rightChars="46" w:right="110"/>
-              <w:jc w:val="center"/>
-              <w:rPr>
-                <w:rFonts w:eastAsia="標楷體"/>
-                <w:b/>
-                <w:szCs w:val="24"/>
-              </w:rPr>
-            </w:pPr>
-            <w:r>
-              <w:rPr>
-                <w:rFonts w:eastAsia="標楷體"/>
-                <w:b/>
-                <w:szCs w:val="24"/>
-              </w:rPr>
-              <w:t>排放源</w:t>
-            </w:r>
-          </w:p>
-        </w:tc>
-      </w:tr>
-      <w:tr>
-        <w:trPr>
-          <w:jc w:val="center"/>
-        </w:trPr>
-        <w:tc>
-          <w:tcPr>
-            <w:tcW w:w="2456" w:type="dxa"/>
-            <w:vAlign w:val="center"/>
-          </w:tcPr>
-          <w:p>
-            <w:pPr>
-              <w:adjustRightInd w:val="0"/>
-              <w:snapToGrid w:val="0"/>
-              <w:ind w:rightChars="46" w:right="110"/>
-              <w:jc w:val="center"/>
-              <w:rPr>
-                <w:rFonts w:eastAsia="標楷體"/>
-                <w:szCs w:val="24"/>
-              </w:rPr>
-            </w:pPr>
-            <w:bookmarkStart w:id="7" w:name="_Hlk118550080"/>
-            <w:r>
-              <w:rPr>
-                <w:rFonts w:eastAsia="標楷體"/>
-                <w:szCs w:val="24"/>
-              </w:rPr>
-              <w:t>直接排放源</w:t>
-            </w:r>
-          </w:p>
-          <w:p>
-            <w:pPr>
-              <w:adjustRightInd w:val="0"/>
-              <w:snapToGrid w:val="0"/>
-              <w:ind w:rightChars="46" w:right="110"/>
-              <w:jc w:val="center"/>
-              <w:rPr>
-                <w:rFonts w:eastAsia="標楷體"/>
-                <w:szCs w:val="24"/>
-              </w:rPr>
-            </w:pPr>
-            <w:r>
-              <w:rPr>
-                <w:rFonts w:eastAsia="標楷體"/>
-                <w:szCs w:val="24"/>
-              </w:rPr>
-              <w:t>(</w:t>
-            </w:r>
-            <w:r>
-              <w:rPr>
-                <w:rFonts w:eastAsia="標楷體"/>
-                <w:szCs w:val="24"/>
-              </w:rPr>
-              <w:t>類別</w:t>
-            </w:r>
-            <w:r>
-              <w:rPr>
-                <w:rFonts w:eastAsia="標楷體"/>
-                <w:szCs w:val="24"/>
-              </w:rPr>
-              <w:t>1)</w:t>
-            </w:r>
-            <w:bookmarkEnd w:id="7"/>
-          </w:p>
-        </w:tc>
-        <w:tc>
-          <w:tcPr>
-            <w:tcW w:w="6971" w:type="dxa"/>
-            <w:vAlign w:val="center"/>
-          </w:tcPr>
-          <w:p>
-            <w:pPr>
-              <w:adjustRightInd w:val="0"/>
-              <w:snapToGrid w:val="0"/>
-              <w:ind w:rightChars="46" w:right="110"/>
-              <w:jc w:val="both"/>
-              <w:rPr>
-                <w:rFonts w:eastAsia="標楷體"/>
-                <w:szCs w:val="24"/>
-              </w:rPr>
-            </w:pPr>
-            <w:r>
-              <w:rPr>
-                <w:rFonts w:eastAsia="標楷體" w:hint="eastAsia"/>
-                <w:szCs w:val="24"/>
-              </w:rPr>
-              <w:t>[</w:t>
-            </w:r>
-            <w:r>
-              <w:rPr>
-                <w:rFonts w:eastAsia="標楷體" w:hint="eastAsia"/>
-                <w:szCs w:val="24"/>
-              </w:rPr>
-              <w:t>類別</w:t>
-            </w:r>
-            <w:proofErr w:type="gramStart"/>
-            <w:r>
-              <w:rPr>
-                <w:rFonts w:eastAsia="標楷體" w:hint="eastAsia"/>
-                <w:szCs w:val="24"/>
-              </w:rPr>
-              <w:t>一</w:t>
-            </w:r>
-            <w:proofErr w:type="gramEnd"/>
-            <w:r>
-              <w:rPr>
-                <w:rFonts w:eastAsia="標楷體" w:hint="eastAsia"/>
-                <w:szCs w:val="24"/>
-              </w:rPr>
-              <w:t>Device]</w:t>
-            </w:r>
-          </w:p>
-        </w:tc>
-      </w:tr>
-      <w:tr>
-        <w:trPr>
-          <w:jc w:val="center"/>
-        </w:trPr>
-        <w:tc>
-          <w:tcPr>
-            <w:tcW w:w="2456" w:type="dxa"/>
-            <w:vAlign w:val="center"/>
-          </w:tcPr>
-          <w:p>
-            <w:pPr>
-              <w:adjustRightInd w:val="0"/>
-              <w:snapToGrid w:val="0"/>
-              <w:ind w:rightChars="46" w:right="110"/>
-              <w:jc w:val="center"/>
-              <w:rPr>
-                <w:rFonts w:eastAsia="標楷體"/>
-                <w:szCs w:val="24"/>
-              </w:rPr>
-            </w:pPr>
-            <w:r>
-              <w:rPr>
-                <w:rFonts w:eastAsia="標楷體"/>
-                <w:szCs w:val="24"/>
-              </w:rPr>
-              <w:t>能源間接排放源</w:t>
-            </w:r>
-          </w:p>
-          <w:p>
-            <w:pPr>
-              <w:adjustRightInd w:val="0"/>
-              <w:snapToGrid w:val="0"/>
-              <w:ind w:rightChars="46" w:right="110"/>
-              <w:jc w:val="center"/>
-              <w:rPr>
-                <w:rFonts w:eastAsia="標楷體"/>
-                <w:szCs w:val="24"/>
-              </w:rPr>
-            </w:pPr>
-            <w:r>
-              <w:rPr>
-                <w:rFonts w:eastAsia="標楷體"/>
-                <w:szCs w:val="24"/>
-              </w:rPr>
-              <w:t>(</w:t>
-            </w:r>
-            <w:r>
-              <w:rPr>
-                <w:rFonts w:eastAsia="標楷體"/>
-                <w:szCs w:val="24"/>
-              </w:rPr>
-              <w:t>類別</w:t>
-            </w:r>
-            <w:r>
-              <w:rPr>
-                <w:rFonts w:eastAsia="標楷體"/>
-                <w:szCs w:val="24"/>
-              </w:rPr>
-              <w:t>2)</w:t>
-            </w:r>
-          </w:p>
-        </w:tc>
-        <w:tc>
-          <w:tcPr>
-            <w:tcW w:w="6971" w:type="dxa"/>
-            <w:vAlign w:val="center"/>
-          </w:tcPr>
-          <w:p>
-            <w:pPr>
-              <w:adjustRightInd w:val="0"/>
-              <w:snapToGrid w:val="0"/>
-              <w:ind w:rightChars="46" w:right="110"/>
-              <w:jc w:val="both"/>
-              <w:rPr>
-                <w:rFonts w:eastAsia="標楷體"/>
-                <w:szCs w:val="24"/>
-              </w:rPr>
-            </w:pPr>
-            <w:r>
-              <w:rPr>
-                <w:rFonts w:eastAsia="標楷體" w:hint="eastAsia"/>
-                <w:szCs w:val="24"/>
-              </w:rPr>
-              <w:t>[</w:t>
-            </w:r>
-            <w:r>
-              <w:rPr>
-                <w:rFonts w:eastAsia="標楷體" w:hint="eastAsia"/>
-                <w:szCs w:val="24"/>
-              </w:rPr>
-              <w:t>類別二</w:t>
-            </w:r>
-            <w:r>
-              <w:rPr>
-                <w:rFonts w:eastAsia="標楷體" w:hint="eastAsia"/>
-                <w:szCs w:val="24"/>
-              </w:rPr>
-              <w:t>Device]</w:t>
-            </w:r>
-          </w:p>
-        </w:tc>
-      </w:tr>
-    </w:tbl>
+    <w:p>
+      <w:pPr>
+        <w:pStyle w:val="afe"/>
+      </w:pPr>
+      <w:r>
+        <w:t>[</w:t>
+      </w:r>
+      <w:r>
+        <w:t>報告邊界表</w:t>
+      </w:r>
+      <w:r>
+        <w:t>]</w:t>
+      </w:r>
+    </w:p>
     <w:p>
       <w:pPr>
         <w:adjustRightInd w:val="0"/>
@@ -3902,7 +3627,7 @@
           <w:szCs w:val="28"/>
         </w:rPr>
       </w:pPr>
-      <w:bookmarkStart w:id="8" w:name="_Toc132310637"/>
+      <w:bookmarkStart w:id="7" w:name="_Toc132310637"/>
       <w:r>
         <w:rPr>
           <w:rFonts w:eastAsia="標楷體"/>
@@ -3934,7 +3659,7 @@
         </w:rPr>
         <w:t>報告溫室氣體排放量</w:t>
       </w:r>
-      <w:bookmarkEnd w:id="8"/>
+      <w:bookmarkEnd w:id="7"/>
     </w:p>
     <w:p>
       <w:pPr>
@@ -3952,8 +3677,8 @@
           <w:szCs w:val="24"/>
         </w:rPr>
       </w:pPr>
-      <w:bookmarkStart w:id="9" w:name="OLE_LINK164"/>
-      <w:bookmarkStart w:id="10" w:name="_Toc132310638"/>
+      <w:bookmarkStart w:id="8" w:name="OLE_LINK164"/>
+      <w:bookmarkStart w:id="9" w:name="_Toc132310638"/>
       <w:r>
         <w:rPr>
           <w:rFonts w:eastAsia="標楷體"/>
@@ -3982,8 +3707,8 @@
         </w:rPr>
         <w:t>說明</w:t>
       </w:r>
+      <w:bookmarkEnd w:id="8"/>
       <w:bookmarkEnd w:id="9"/>
-      <w:bookmarkEnd w:id="10"/>
     </w:p>
     <w:p>
       <w:pPr>
@@ -4045,7 +3770,7 @@
           <w:szCs w:val="24"/>
         </w:rPr>
       </w:pPr>
-      <w:bookmarkStart w:id="11" w:name="_Toc132310639"/>
+      <w:bookmarkStart w:id="10" w:name="_Toc132310639"/>
       <w:r>
         <w:rPr>
           <w:rFonts w:eastAsia="標楷體"/>
@@ -4088,7 +3813,7 @@
         </w:rPr>
         <w:t>)</w:t>
       </w:r>
-      <w:bookmarkEnd w:id="11"/>
+      <w:bookmarkEnd w:id="10"/>
     </w:p>
     <w:p>
       <w:pPr>
@@ -4224,7 +3949,7 @@
         </w:rPr>
         <w:t>、</w:t>
       </w:r>
-      <w:bookmarkStart w:id="12" w:name="_Hlk171516667"/>
+      <w:bookmarkStart w:id="11" w:name="_Hlk171516667"/>
       <w:r>
         <w:rPr>
           <w:rFonts w:eastAsia="標楷體" w:hint="eastAsia"/>
@@ -4252,7 +3977,7 @@
         </w:rPr>
         <w:t>]</w:t>
       </w:r>
-      <w:bookmarkEnd w:id="12"/>
+      <w:bookmarkEnd w:id="11"/>
       <w:r>
         <w:rPr>
           <w:rFonts w:eastAsia="標楷體" w:hint="eastAsia"/>
@@ -4357,7 +4082,7 @@
           <w:szCs w:val="24"/>
         </w:rPr>
       </w:pPr>
-      <w:bookmarkStart w:id="13" w:name="_Toc132310640"/>
+      <w:bookmarkStart w:id="12" w:name="_Toc132310640"/>
       <w:r>
         <w:rPr>
           <w:rFonts w:eastAsia="標楷體"/>
@@ -4400,7 +4125,7 @@
         </w:rPr>
         <w:t>)</w:t>
       </w:r>
-      <w:bookmarkEnd w:id="13"/>
+      <w:bookmarkEnd w:id="12"/>
     </w:p>
     <w:p>
       <w:pPr>
@@ -4658,7 +4383,7 @@
           <w:szCs w:val="24"/>
         </w:rPr>
       </w:pPr>
-      <w:bookmarkStart w:id="14" w:name="_Toc132310641"/>
+      <w:bookmarkStart w:id="13" w:name="_Toc132310641"/>
       <w:r>
         <w:rPr>
           <w:rFonts w:eastAsia="標楷體"/>
@@ -4666,7 +4391,7 @@
         </w:rPr>
         <w:t>溫室氣體總排放量</w:t>
       </w:r>
-      <w:bookmarkEnd w:id="14"/>
+      <w:bookmarkEnd w:id="13"/>
     </w:p>
     <w:p>
       <w:pPr>
@@ -4799,7 +4524,7 @@
         </w:rPr>
         <w:br w:type="page"/>
       </w:r>
-      <w:bookmarkStart w:id="15" w:name="_Toc132310643"/>
+      <w:bookmarkStart w:id="14" w:name="_Toc132310643"/>
       <w:r>
         <w:rPr>
           <w:rFonts w:eastAsia="標楷體"/>
@@ -4831,7 +4556,7 @@
         </w:rPr>
         <w:t>數據品質管理</w:t>
       </w:r>
-      <w:bookmarkEnd w:id="15"/>
+      <w:bookmarkEnd w:id="14"/>
     </w:p>
     <w:p>
       <w:pPr>
@@ -4851,7 +4576,7 @@
           <w:szCs w:val="24"/>
         </w:rPr>
       </w:pPr>
-      <w:bookmarkStart w:id="16" w:name="_Toc132310644"/>
+      <w:bookmarkStart w:id="15" w:name="_Toc132310644"/>
       <w:r>
         <w:rPr>
           <w:rFonts w:eastAsia="標楷體"/>
@@ -4859,7 +4584,7 @@
         </w:rPr>
         <w:t>量化方法</w:t>
       </w:r>
-      <w:bookmarkEnd w:id="16"/>
+      <w:bookmarkEnd w:id="15"/>
     </w:p>
     <w:p>
       <w:pPr>
@@ -4873,7 +4598,7 @@
           <w:sz w:val="24"/>
         </w:rPr>
       </w:pPr>
-      <w:bookmarkStart w:id="17" w:name="OLE_LINK11"/>
+      <w:bookmarkStart w:id="16" w:name="OLE_LINK11"/>
       <w:r>
         <w:rPr>
           <w:sz w:val="24"/>
@@ -5921,7 +5646,7 @@
           <w:szCs w:val="24"/>
         </w:rPr>
       </w:pPr>
-      <w:bookmarkStart w:id="18" w:name="_Hlk171511286"/>
+      <w:bookmarkStart w:id="17" w:name="_Hlk171511286"/>
       <w:r>
         <w:rPr>
           <w:rFonts w:eastAsia="標楷體"/>
@@ -5958,7 +5683,7 @@
         <w:t>]</w:t>
       </w:r>
     </w:p>
-    <w:bookmarkEnd w:id="18"/>
+    <w:bookmarkEnd w:id="17"/>
     <w:p>
       <w:pPr>
         <w:adjustRightInd w:val="0"/>
@@ -6488,7 +6213,7 @@
           <w:szCs w:val="24"/>
         </w:rPr>
       </w:pPr>
-      <w:bookmarkStart w:id="19" w:name="_Hlk127406995"/>
+      <w:bookmarkStart w:id="18" w:name="_Hlk127406995"/>
       <w:r>
         <w:rPr>
           <w:rFonts w:eastAsia="標楷體" w:hint="eastAsia"/>
@@ -6631,7 +6356,7 @@
         </w:rPr>
       </w:pPr>
     </w:p>
-    <w:bookmarkEnd w:id="19"/>
+    <w:bookmarkEnd w:id="18"/>
     <w:p>
       <w:pPr>
         <w:numPr>
@@ -8620,7 +8345,7 @@
         </w:rPr>
       </w:pPr>
     </w:p>
-    <w:bookmarkEnd w:id="17"/>
+    <w:bookmarkEnd w:id="16"/>
     <w:p>
       <w:pPr>
         <w:pStyle w:val="af5"/>
@@ -8913,7 +8638,7 @@
           <w:szCs w:val="24"/>
         </w:rPr>
       </w:pPr>
-      <w:bookmarkStart w:id="20" w:name="_Toc132310645"/>
+      <w:bookmarkStart w:id="19" w:name="_Toc132310645"/>
       <w:r>
         <w:rPr>
           <w:rFonts w:eastAsia="標楷體"/>
@@ -8921,7 +8646,7 @@
         </w:rPr>
         <w:t>量化方法變更說明</w:t>
       </w:r>
-      <w:bookmarkEnd w:id="20"/>
+      <w:bookmarkEnd w:id="19"/>
     </w:p>
     <w:p>
       <w:pPr>
@@ -8937,7 +8662,7 @@
           <w:szCs w:val="24"/>
         </w:rPr>
       </w:pPr>
-      <w:bookmarkStart w:id="21" w:name="_Toc132310646"/>
+      <w:bookmarkStart w:id="20" w:name="_Toc132310646"/>
       <w:r>
         <w:rPr>
           <w:rFonts w:eastAsia="標楷體" w:hint="eastAsia"/>
@@ -8966,7 +8691,7 @@
         </w:rPr>
         <w:t>變更說明</w:t>
       </w:r>
-      <w:bookmarkEnd w:id="21"/>
+      <w:bookmarkEnd w:id="20"/>
     </w:p>
     <w:p>
       <w:pPr>
@@ -8986,7 +8711,7 @@
           <w:szCs w:val="24"/>
         </w:rPr>
       </w:pPr>
-      <w:bookmarkStart w:id="22" w:name="_Toc132310647"/>
+      <w:bookmarkStart w:id="21" w:name="_Toc132310647"/>
       <w:r>
         <w:rPr>
           <w:rFonts w:eastAsia="標楷體"/>
@@ -8994,7 +8719,7 @@
         </w:rPr>
         <w:t>有效位數</w:t>
       </w:r>
-      <w:bookmarkEnd w:id="22"/>
+      <w:bookmarkEnd w:id="21"/>
     </w:p>
     <w:p>
       <w:pPr>
@@ -9008,8 +8733,8 @@
           <w:sz w:val="24"/>
         </w:rPr>
       </w:pPr>
-      <w:bookmarkStart w:id="23" w:name="_Hlk171511554"/>
-      <w:bookmarkStart w:id="24" w:name="_Toc132310648"/>
+      <w:bookmarkStart w:id="22" w:name="_Hlk171511554"/>
+      <w:bookmarkStart w:id="23" w:name="_Toc132310648"/>
       <w:r>
         <w:rPr>
           <w:sz w:val="24"/>
@@ -9078,7 +8803,7 @@
         <w:t>位。</w:t>
       </w:r>
     </w:p>
-    <w:bookmarkEnd w:id="23"/>
+    <w:bookmarkEnd w:id="22"/>
     <w:p>
       <w:pPr>
         <w:pStyle w:val="ac"/>
@@ -9111,7 +8836,7 @@
         </w:rPr>
         <w:t>資訊流</w:t>
       </w:r>
-      <w:bookmarkEnd w:id="24"/>
+      <w:bookmarkEnd w:id="23"/>
     </w:p>
     <w:p>
       <w:pPr>
@@ -9165,7 +8890,7 @@
           <w:szCs w:val="28"/>
         </w:rPr>
       </w:pPr>
-      <w:bookmarkStart w:id="25" w:name="_Toc132310651"/>
+      <w:bookmarkStart w:id="24" w:name="_Toc132310651"/>
       <w:r>
         <w:rPr>
           <w:rFonts w:eastAsia="標楷體"/>
@@ -9197,7 +8922,7 @@
         </w:rPr>
         <w:t>基準年</w:t>
       </w:r>
-      <w:bookmarkEnd w:id="25"/>
+      <w:bookmarkEnd w:id="24"/>
     </w:p>
     <w:p>
       <w:pPr>
@@ -9216,7 +8941,7 @@
           <w:szCs w:val="24"/>
         </w:rPr>
       </w:pPr>
-      <w:bookmarkStart w:id="26" w:name="_Toc132310652"/>
+      <w:bookmarkStart w:id="25" w:name="_Toc132310652"/>
       <w:r>
         <w:rPr>
           <w:rFonts w:eastAsia="標楷體"/>
@@ -9238,7 +8963,7 @@
         </w:rPr>
         <w:t>定</w:t>
       </w:r>
-      <w:bookmarkEnd w:id="26"/>
+      <w:bookmarkEnd w:id="25"/>
     </w:p>
     <w:p>
       <w:pPr>
@@ -13879,7 +13604,7 @@
           <w:szCs w:val="28"/>
         </w:rPr>
       </w:pPr>
-      <w:bookmarkStart w:id="27" w:name="_Toc132310653"/>
+      <w:bookmarkStart w:id="26" w:name="_Toc132310653"/>
       <w:r>
         <w:rPr>
           <w:rFonts w:eastAsia="標楷體"/>
@@ -13931,7 +13656,7 @@
         </w:rPr>
         <w:t>參考文獻</w:t>
       </w:r>
-      <w:bookmarkEnd w:id="27"/>
+      <w:bookmarkEnd w:id="26"/>
     </w:p>
     <w:p>
       <w:pPr>
@@ -14279,7 +14004,7 @@
           <w:szCs w:val="28"/>
         </w:rPr>
       </w:pPr>
-      <w:bookmarkStart w:id="28" w:name="_Toc132310654"/>
+      <w:bookmarkStart w:id="27" w:name="_Toc132310654"/>
       <w:r>
         <w:rPr>
           <w:rFonts w:eastAsia="標楷體" w:hint="eastAsia"/>
@@ -14291,7 +14016,7 @@
         <w:lastRenderedPageBreak/>
         <w:t>附件</w:t>
       </w:r>
-      <w:bookmarkEnd w:id="28"/>
+      <w:bookmarkEnd w:id="27"/>
     </w:p>
     <w:p>
       <w:pPr>
@@ -14463,7 +14188,7 @@
         <w:lastRenderedPageBreak/>
         <w:t>附</w:t>
       </w:r>
-      <w:bookmarkStart w:id="29" w:name="OLE_LINK7"/>
+      <w:bookmarkStart w:id="28" w:name="OLE_LINK7"/>
       <w:r>
         <w:rPr>
           <w:rFonts w:eastAsia="標楷體" w:hint="eastAsia"/>
@@ -14500,7 +14225,7 @@
         </w:rPr>
       </w:pPr>
     </w:p>
-    <w:bookmarkEnd w:id="29"/>
+    <w:bookmarkEnd w:id="28"/>
     <w:p>
       <w:pPr>
         <w:adjustRightInd w:val="0"/>
@@ -24463,6 +24188,7 @@
   <w:style w:type="character" w:default="1" w:styleId="a0">
     <w:name w:val="Default Paragraph Font"/>
     <w:uiPriority w:val="1"/>
+    <w:semiHidden/>
     <w:unhideWhenUsed/>
   </w:style>
   <w:style w:type="table" w:default="1" w:styleId="a1">
@@ -25262,6 +24988,35 @@
       </w:tcPr>
     </w:tblStylePr>
   </w:style>
+  <w:style w:type="paragraph" w:customStyle="1" w:styleId="afe">
+    <w:name w:val="表標題"/>
+    <w:basedOn w:val="a4"/>
+    <w:link w:val="aff"/>
+    <w:qFormat/>
+    <w:rsid w:val="00047875"/>
+    <w:pPr>
+      <w:jc w:val="center"/>
+    </w:pPr>
+    <w:rPr>
+      <w:rFonts w:eastAsia="標楷體"/>
+      <w:b/>
+      <w:color w:val="000000"/>
+      <w:szCs w:val="24"/>
+    </w:rPr>
+  </w:style>
+  <w:style w:type="character" w:customStyle="1" w:styleId="aff">
+    <w:name w:val="表標題 字元"/>
+    <w:basedOn w:val="a0"/>
+    <w:link w:val="afe"/>
+    <w:rsid w:val="00047875"/>
+    <w:rPr>
+      <w:rFonts w:eastAsia="標楷體"/>
+      <w:b/>
+      <w:color w:val="000000"/>
+      <w:kern w:val="2"/>
+      <w:szCs w:val="24"/>
+    </w:rPr>
+  </w:style>
 </w:styles>
 </file>
 
@@ -25561,14 +25316,7 @@
 </file>
 
 <file path=customXml/item1.xml><?xml version="1.0" encoding="utf-8"?>
-<p:properties xmlns:p="http://schemas.microsoft.com/office/2006/metadata/properties" xmlns:xsi="http://www.w3.org/2001/XMLSchema-instance" xmlns:pc="http://schemas.microsoft.com/office/infopath/2007/PartnerControls">
-  <documentManagement>
-    <TaxCatchAll xmlns="7fdcc51d-ffb2-4384-ac0a-9f40f3c165a4" xsi:nil="true"/>
-    <lcf76f155ced4ddcb4097134ff3c332f xmlns="df6d19e8-8e79-44fa-a652-5946ba268099">
-      <Terms xmlns="http://schemas.microsoft.com/office/infopath/2007/PartnerControls"/>
-    </lcf76f155ced4ddcb4097134ff3c332f>
-  </documentManagement>
-</p:properties>
+<b:Sources xmlns:b="http://schemas.openxmlformats.org/officeDocument/2006/bibliography" xmlns="http://schemas.openxmlformats.org/officeDocument/2006/bibliography" SelectedStyle="\APA.XSL" StyleName="APA"/>
 </file>
 
 <file path=customXml/item2.xml><?xml version="1.0" encoding="utf-8"?>
@@ -25581,7 +25329,14 @@
 </file>
 
 <file path=customXml/item3.xml><?xml version="1.0" encoding="utf-8"?>
-<b:Sources xmlns:b="http://schemas.openxmlformats.org/officeDocument/2006/bibliography" xmlns="http://schemas.openxmlformats.org/officeDocument/2006/bibliography" SelectedStyle="\APA.XSL" StyleName="APA"/>
+<p:properties xmlns:p="http://schemas.microsoft.com/office/2006/metadata/properties" xmlns:xsi="http://www.w3.org/2001/XMLSchema-instance" xmlns:pc="http://schemas.microsoft.com/office/infopath/2007/PartnerControls">
+  <documentManagement>
+    <TaxCatchAll xmlns="7fdcc51d-ffb2-4384-ac0a-9f40f3c165a4" xsi:nil="true"/>
+    <lcf76f155ced4ddcb4097134ff3c332f xmlns="df6d19e8-8e79-44fa-a652-5946ba268099">
+      <Terms xmlns="http://schemas.microsoft.com/office/infopath/2007/PartnerControls"/>
+    </lcf76f155ced4ddcb4097134ff3c332f>
+  </documentManagement>
+</p:properties>
 </file>
 
 <file path=customXml/item4.xml><?xml version="1.0" encoding="utf-8"?>
@@ -25806,12 +25561,9 @@
 </file>
 
 <file path=customXml/itemProps1.xml><?xml version="1.0" encoding="utf-8"?>
-<ds:datastoreItem xmlns:ds="http://schemas.openxmlformats.org/officeDocument/2006/customXml" ds:itemID="{8DEEF061-24F3-45B9-9BE7-F7DDB218A9EB}">
+<ds:datastoreItem xmlns:ds="http://schemas.openxmlformats.org/officeDocument/2006/customXml" ds:itemID="{9BD8E5B6-C234-452B-9FAA-D8DC77C5FD85}">
   <ds:schemaRefs>
-    <ds:schemaRef ds:uri="http://schemas.microsoft.com/office/2006/metadata/properties"/>
-    <ds:schemaRef ds:uri="http://schemas.microsoft.com/office/infopath/2007/PartnerControls"/>
-    <ds:schemaRef ds:uri="7fdcc51d-ffb2-4384-ac0a-9f40f3c165a4"/>
-    <ds:schemaRef ds:uri="df6d19e8-8e79-44fa-a652-5946ba268099"/>
+    <ds:schemaRef ds:uri="http://schemas.openxmlformats.org/officeDocument/2006/bibliography"/>
   </ds:schemaRefs>
 </ds:datastoreItem>
 </file>
@@ -25825,9 +25577,12 @@
 </file>
 
 <file path=customXml/itemProps3.xml><?xml version="1.0" encoding="utf-8"?>
-<ds:datastoreItem xmlns:ds="http://schemas.openxmlformats.org/officeDocument/2006/customXml" ds:itemID="{9BD8E5B6-C234-452B-9FAA-D8DC77C5FD85}">
+<ds:datastoreItem xmlns:ds="http://schemas.openxmlformats.org/officeDocument/2006/customXml" ds:itemID="{8DEEF061-24F3-45B9-9BE7-F7DDB218A9EB}">
   <ds:schemaRefs>
-    <ds:schemaRef ds:uri="http://schemas.openxmlformats.org/officeDocument/2006/bibliography"/>
+    <ds:schemaRef ds:uri="http://schemas.microsoft.com/office/2006/metadata/properties"/>
+    <ds:schemaRef ds:uri="http://schemas.microsoft.com/office/infopath/2007/PartnerControls"/>
+    <ds:schemaRef ds:uri="7fdcc51d-ffb2-4384-ac0a-9f40f3c165a4"/>
+    <ds:schemaRef ds:uri="df6d19e8-8e79-44fa-a652-5946ba268099"/>
   </ds:schemaRefs>
 </ds:datastoreItem>
 </file>

--- a/wwwroot/doc/資策會版.docx
+++ b/wwwroot/doc/資策會版.docx
@@ -97,7 +97,7 @@
           <w:b/>
           <w:sz w:val="56"/>
         </w:rPr>
-        <w:t>[</w:t>
+        <w:t>&lt;</w:t>
       </w:r>
       <w:r>
         <w:rPr>
@@ -113,7 +113,7 @@
           <w:b/>
           <w:sz w:val="56"/>
         </w:rPr>
-        <w:t>]</w:t>
+        <w:t>&gt;</w:t>
       </w:r>
     </w:p>
     <w:p>
@@ -141,7 +141,7 @@
           <w:b/>
           <w:sz w:val="56"/>
         </w:rPr>
-        <w:t>[</w:t>
+        <w:t>&lt;</w:t>
       </w:r>
       <w:r>
         <w:rPr>
@@ -157,7 +157,7 @@
           <w:b/>
           <w:sz w:val="56"/>
         </w:rPr>
-        <w:t>]</w:t>
+        <w:t>&gt;</w:t>
       </w:r>
       <w:r>
         <w:rPr>
@@ -237,7 +237,7 @@
           <w:sz w:val="44"/>
           <w:szCs w:val="48"/>
         </w:rPr>
-        <w:t>[</w:t>
+        <w:t>&lt;</w:t>
       </w:r>
       <w:r>
         <w:rPr>
@@ -253,7 +253,7 @@
           <w:sz w:val="44"/>
           <w:szCs w:val="48"/>
         </w:rPr>
-        <w:t>]</w:t>
+        <w:t>&gt;</w:t>
       </w:r>
       <w:r>
         <w:rPr>
@@ -296,13 +296,20 @@
           <w:rFonts w:eastAsia="標楷體"/>
           <w:sz w:val="44"/>
         </w:rPr>
-        <w:t>~[</w:t>
+        <w:t>~</w:t>
       </w:r>
       <w:r>
         <w:rPr>
           <w:rFonts w:eastAsia="標楷體"/>
           <w:sz w:val="44"/>
         </w:rPr>
+        <w:t>&lt;</w:t>
+      </w:r>
+      <w:r>
+        <w:rPr>
+          <w:rFonts w:eastAsia="標楷體"/>
+          <w:sz w:val="44"/>
+        </w:rPr>
         <w:t>西元盤查年份</w:t>
       </w:r>
       <w:r>
@@ -310,7 +317,7 @@
           <w:rFonts w:eastAsia="標楷體"/>
           <w:sz w:val="44"/>
         </w:rPr>
-        <w:t>]</w:t>
+        <w:t>&gt;</w:t>
       </w:r>
       <w:r>
         <w:rPr>
@@ -470,7 +477,7 @@
           <w:sz w:val="44"/>
           <w:szCs w:val="48"/>
         </w:rPr>
-        <w:t xml:space="preserve"> [</w:t>
+        <w:t xml:space="preserve"> </w:t>
       </w:r>
       <w:r>
         <w:rPr>
@@ -478,7 +485,7 @@
           <w:sz w:val="44"/>
           <w:szCs w:val="48"/>
         </w:rPr>
-        <w:t>盤查月</w:t>
+        <w:t>&lt;</w:t>
       </w:r>
       <w:r>
         <w:rPr>
@@ -486,7 +493,7 @@
           <w:sz w:val="44"/>
           <w:szCs w:val="48"/>
         </w:rPr>
-        <w:t>]</w:t>
+        <w:t>盤查月</w:t>
       </w:r>
       <w:r>
         <w:rPr>
@@ -494,7 +501,7 @@
           <w:sz w:val="44"/>
           <w:szCs w:val="48"/>
         </w:rPr>
-        <w:t>月</w:t>
+        <w:t>&gt;</w:t>
       </w:r>
       <w:r>
         <w:rPr>
@@ -502,7 +509,7 @@
           <w:sz w:val="44"/>
           <w:szCs w:val="48"/>
         </w:rPr>
-        <w:t xml:space="preserve"> [</w:t>
+        <w:t>月</w:t>
       </w:r>
       <w:r>
         <w:rPr>
@@ -510,7 +517,7 @@
           <w:sz w:val="44"/>
           <w:szCs w:val="48"/>
         </w:rPr>
-        <w:t>盤查日</w:t>
+        <w:t xml:space="preserve"> </w:t>
       </w:r>
       <w:r>
         <w:rPr>
@@ -518,7 +525,31 @@
           <w:sz w:val="44"/>
           <w:szCs w:val="48"/>
         </w:rPr>
-        <w:t xml:space="preserve">] </w:t>
+        <w:t>&lt;</w:t>
+      </w:r>
+      <w:r>
+        <w:rPr>
+          <w:rFonts w:eastAsia="標楷體"/>
+          <w:sz w:val="44"/>
+          <w:szCs w:val="48"/>
+        </w:rPr>
+        <w:t>盤查日</w:t>
+      </w:r>
+      <w:r>
+        <w:rPr>
+          <w:rFonts w:eastAsia="標楷體"/>
+          <w:sz w:val="44"/>
+          <w:szCs w:val="48"/>
+        </w:rPr>
+        <w:t>&gt;</w:t>
+      </w:r>
+      <w:r>
+        <w:rPr>
+          <w:rFonts w:eastAsia="標楷體"/>
+          <w:sz w:val="44"/>
+          <w:szCs w:val="48"/>
+        </w:rPr>
+        <w:t xml:space="preserve"> </w:t>
       </w:r>
       <w:r>
         <w:rPr>
@@ -3077,13 +3108,16 @@
         <w:pStyle w:val="af9"/>
       </w:pPr>
       <w:r>
-        <w:t>[</w:t>
+        <w:t>&lt;</w:t>
       </w:r>
       <w:r>
         <w:t>前言</w:t>
       </w:r>
       <w:r>
-        <w:t xml:space="preserve">] </w:t>
+        <w:t>&gt;</w:t>
+      </w:r>
+      <w:r>
+        <w:t xml:space="preserve"> </w:t>
       </w:r>
     </w:p>
     <w:p>
@@ -3132,13 +3166,13 @@
         <w:pStyle w:val="af9"/>
       </w:pPr>
       <w:r>
-        <w:t>[</w:t>
+        <w:t>&lt;</w:t>
       </w:r>
       <w:r>
         <w:t>預期用途</w:t>
       </w:r>
       <w:r>
-        <w:t>]</w:t>
+        <w:t>&gt;</w:t>
       </w:r>
     </w:p>
     <w:p>
@@ -3194,13 +3228,13 @@
         <w:pStyle w:val="af9"/>
       </w:pPr>
       <w:r>
-        <w:t>[</w:t>
+        <w:t>&lt;</w:t>
       </w:r>
       <w:r>
         <w:t>公司基本資料</w:t>
       </w:r>
       <w:r>
-        <w:t>]</w:t>
+        <w:t>&gt;</w:t>
       </w:r>
     </w:p>
     <w:p>
@@ -3316,13 +3350,96 @@
         <w:pStyle w:val="af9"/>
       </w:pPr>
       <w:r>
-        <w:t>[</w:t>
+        <w:t>&lt;</w:t>
       </w:r>
       <w:r>
         <w:t>組織邊界設定</w:t>
       </w:r>
       <w:r>
-        <w:t>]</w:t>
+        <w:t>&gt;</w:t>
+      </w:r>
+    </w:p>
+    <w:p>
+      <w:pPr>
+        <w:pStyle w:val="af9"/>
+      </w:pPr>
+      <w:r>
+        <w:rPr>
+          <w:rFonts w:hint="eastAsia"/>
+        </w:rPr>
+        <w:t>本報告書所涵蓋之範圍為</w:t>
+      </w:r>
+      <w:r>
+        <w:rPr>
+          <w:rFonts w:hint="eastAsia"/>
+        </w:rPr>
+        <w:t>&lt;</w:t>
+      </w:r>
+      <w:r>
+        <w:rPr>
+          <w:rFonts w:hint="eastAsia"/>
+        </w:rPr>
+        <w:t>公司中文名稱</w:t>
+      </w:r>
+      <w:r>
+        <w:rPr>
+          <w:rFonts w:hint="eastAsia"/>
+        </w:rPr>
+        <w:t>&gt;</w:t>
+      </w:r>
+      <w:r>
+        <w:rPr>
+          <w:rFonts w:hint="eastAsia"/>
+        </w:rPr>
+        <w:t>座落於</w:t>
+      </w:r>
+      <w:r>
+        <w:rPr>
+          <w:rFonts w:hint="eastAsia"/>
+        </w:rPr>
+        <w:t>&lt;</w:t>
+      </w:r>
+      <w:r>
+        <w:rPr>
+          <w:rFonts w:hint="eastAsia"/>
+        </w:rPr>
+        <w:t>地址</w:t>
+      </w:r>
+      <w:r>
+        <w:rPr>
+          <w:rFonts w:hint="eastAsia"/>
+        </w:rPr>
+        <w:t>&gt;</w:t>
+      </w:r>
+      <w:r>
+        <w:rPr>
+          <w:rFonts w:hint="eastAsia"/>
+        </w:rPr>
+        <w:t>，其地理邊界圖如</w:t>
+      </w:r>
+      <w:r>
+        <w:rPr>
+          <w:rFonts w:hint="eastAsia"/>
+        </w:rPr>
+        <w:t>附件二</w:t>
+      </w:r>
+      <w:r>
+        <w:rPr>
+          <w:rFonts w:hint="eastAsia"/>
+        </w:rPr>
+        <w:t>所示，廠區平面圖如</w:t>
+      </w:r>
+      <w:r>
+        <w:rPr>
+          <w:rFonts w:hint="eastAsia"/>
+        </w:rPr>
+        <w:t>附件三</w:t>
+      </w:r>
+      <w:r>
+        <w:rPr>
+          <w:rFonts w:hint="eastAsia"/>
+        </w:rPr>
+        <w:t>所示。</w:t>
       </w:r>
     </w:p>
     <w:p>
@@ -3388,23 +3505,7 @@
           <w:rFonts w:hint="eastAsia"/>
           <w:sz w:val="24"/>
         </w:rPr>
-        <w:t>本公司針對類別</w:t>
-      </w:r>
-      <w:proofErr w:type="gramStart"/>
-      <w:r>
-        <w:rPr>
-          <w:rFonts w:hint="eastAsia"/>
-          <w:sz w:val="24"/>
-        </w:rPr>
-        <w:t>一</w:t>
-      </w:r>
-      <w:proofErr w:type="gramEnd"/>
-      <w:r>
-        <w:rPr>
-          <w:rFonts w:hint="eastAsia"/>
-          <w:sz w:val="24"/>
-        </w:rPr>
-        <w:t>直接溫室氣體排放量與移除量、類別二能源間接溫室氣體排放量進行鑑別，相關排放源如表</w:t>
+        <w:t>本公司針對類別一直接溫室氣體排放量與移除量、類別二能源間接溫室氣體排放量進行鑑別，相關排放源如表</w:t>
       </w:r>
       <w:r>
         <w:rPr>
@@ -3497,7 +3598,7 @@
           <w:color w:val="000000"/>
           <w:szCs w:val="24"/>
         </w:rPr>
-        <w:t>[</w:t>
+        <w:t>&lt;</w:t>
       </w:r>
       <w:r>
         <w:rPr>
@@ -3515,7 +3616,7 @@
           <w:color w:val="000000"/>
           <w:szCs w:val="24"/>
         </w:rPr>
-        <w:t>]</w:t>
+        <w:t>&gt;</w:t>
       </w:r>
       <w:r>
         <w:rPr>
@@ -3541,13 +3642,13 @@
         <w:pStyle w:val="afe"/>
       </w:pPr>
       <w:r>
-        <w:t>[</w:t>
+        <w:t>&lt;</w:t>
       </w:r>
       <w:r>
         <w:t>報告邊界表</w:t>
       </w:r>
       <w:r>
-        <w:t>]</w:t>
+        <w:t>&gt;</w:t>
       </w:r>
     </w:p>
     <w:p>
@@ -3726,7 +3827,7 @@
         <w:rPr>
           <w:sz w:val="24"/>
         </w:rPr>
-        <w:t>[</w:t>
+        <w:t>&lt;</w:t>
       </w:r>
       <w:r>
         <w:rPr>
@@ -3738,7 +3839,7 @@
         <w:rPr>
           <w:sz w:val="24"/>
         </w:rPr>
-        <w:t>]</w:t>
+        <w:t>&gt;</w:t>
       </w:r>
     </w:p>
     <w:p>
@@ -3882,7 +3983,7 @@
         <w:rPr>
           <w:sz w:val="24"/>
         </w:rPr>
-        <w:t>[</w:t>
+        <w:t>&lt;</w:t>
       </w:r>
       <w:r>
         <w:rPr>
@@ -3894,7 +3995,7 @@
         <w:rPr>
           <w:sz w:val="24"/>
         </w:rPr>
-        <w:t>]</w:t>
+        <w:t>&gt;</w:t>
       </w:r>
     </w:p>
     <w:p>
@@ -3957,7 +4058,7 @@
           <w:bCs/>
           <w:szCs w:val="24"/>
         </w:rPr>
-        <w:t>[</w:t>
+        <w:t>&lt;</w:t>
       </w:r>
       <w:r>
         <w:rPr>
@@ -3975,7 +4076,7 @@
           <w:bCs/>
           <w:szCs w:val="24"/>
         </w:rPr>
-        <w:t>]</w:t>
+        <w:t>&gt;</w:t>
       </w:r>
       <w:bookmarkEnd w:id="11"/>
       <w:r>
@@ -4022,7 +4123,7 @@
           <w:bCs/>
           <w:szCs w:val="24"/>
         </w:rPr>
-        <w:t>[</w:t>
+        <w:t>&lt;</w:t>
       </w:r>
       <w:r>
         <w:rPr>
@@ -4031,9 +4132,8 @@
           <w:bCs/>
           <w:szCs w:val="24"/>
         </w:rPr>
-        <w:t>類別</w:t>
-      </w:r>
-      <w:proofErr w:type="gramStart"/>
+        <w:t>類別一</w:t>
+      </w:r>
       <w:r>
         <w:rPr>
           <w:rFonts w:eastAsia="標楷體" w:hint="eastAsia"/>
@@ -4041,9 +4141,8 @@
           <w:bCs/>
           <w:szCs w:val="24"/>
         </w:rPr>
-        <w:t>一</w:t>
-      </w:r>
-      <w:proofErr w:type="gramEnd"/>
+        <w:t>Table</w:t>
+      </w:r>
       <w:r>
         <w:rPr>
           <w:rFonts w:eastAsia="標楷體" w:hint="eastAsia"/>
@@ -4051,7 +4150,7 @@
           <w:bCs/>
           <w:szCs w:val="24"/>
         </w:rPr>
-        <w:t>Table]</w:t>
+        <w:t>&gt;</w:t>
       </w:r>
     </w:p>
     <w:p>
@@ -4197,7 +4296,7 @@
           <w:rFonts w:hint="eastAsia"/>
           <w:sz w:val="24"/>
         </w:rPr>
-        <w:t>[</w:t>
+        <w:t>&lt;</w:t>
       </w:r>
       <w:r>
         <w:rPr>
@@ -4211,7 +4310,7 @@
           <w:rFonts w:hint="eastAsia"/>
           <w:sz w:val="24"/>
         </w:rPr>
-        <w:t>]</w:t>
+        <w:t>&gt;</w:t>
       </w:r>
     </w:p>
     <w:p>
@@ -4276,7 +4375,7 @@
           <w:bCs/>
           <w:szCs w:val="24"/>
         </w:rPr>
-        <w:t>[</w:t>
+        <w:t>&lt;</w:t>
       </w:r>
       <w:r>
         <w:rPr>
@@ -4292,7 +4391,7 @@
           <w:bCs/>
           <w:szCs w:val="24"/>
         </w:rPr>
-        <w:t>]</w:t>
+        <w:t>&gt;</w:t>
       </w:r>
       <w:r>
         <w:rPr>
@@ -4336,7 +4435,7 @@
           <w:bCs/>
           <w:szCs w:val="24"/>
         </w:rPr>
-        <w:t>[</w:t>
+        <w:t>&lt;</w:t>
       </w:r>
       <w:r>
         <w:rPr>
@@ -4354,7 +4453,16 @@
           <w:bCs/>
           <w:szCs w:val="24"/>
         </w:rPr>
-        <w:t>Table]</w:t>
+        <w:t>Table</w:t>
+      </w:r>
+      <w:r>
+        <w:rPr>
+          <w:rFonts w:eastAsia="標楷體" w:hint="eastAsia"/>
+          <w:b/>
+          <w:bCs/>
+          <w:szCs w:val="24"/>
+        </w:rPr>
+        <w:t>&gt;</w:t>
       </w:r>
     </w:p>
     <w:p>
@@ -4417,7 +4525,7 @@
           <w:rFonts w:eastAsia="標楷體" w:hint="eastAsia"/>
           <w:szCs w:val="24"/>
         </w:rPr>
-        <w:t>[</w:t>
+        <w:t>&lt;</w:t>
       </w:r>
       <w:r>
         <w:rPr>
@@ -4431,7 +4539,7 @@
           <w:rFonts w:eastAsia="標楷體" w:hint="eastAsia"/>
           <w:szCs w:val="24"/>
         </w:rPr>
-        <w:t>]</w:t>
+        <w:t>&gt;</w:t>
       </w:r>
       <w:r>
         <w:rPr>
@@ -4446,7 +4554,7 @@
           <w:szCs w:val="24"/>
           <w:u w:val="single"/>
         </w:rPr>
-        <w:t>[</w:t>
+        <w:t>&lt;</w:t>
       </w:r>
       <w:r>
         <w:rPr>
@@ -4462,7 +4570,7 @@
           <w:szCs w:val="24"/>
           <w:u w:val="single"/>
         </w:rPr>
-        <w:t>]</w:t>
+        <w:t>&gt;</w:t>
       </w:r>
       <w:r>
         <w:rPr>
@@ -4859,7 +4967,7 @@
           <w:rFonts w:eastAsia="標楷體" w:hint="eastAsia"/>
           <w:szCs w:val="24"/>
         </w:rPr>
-        <w:t>[</w:t>
+        <w:t>&lt;</w:t>
       </w:r>
       <w:r>
         <w:rPr>
@@ -4873,7 +4981,14 @@
           <w:rFonts w:eastAsia="標楷體" w:hint="eastAsia"/>
           <w:szCs w:val="24"/>
         </w:rPr>
-        <w:t>CO2]</w:t>
+        <w:t>CO2</w:t>
+      </w:r>
+      <w:r>
+        <w:rPr>
+          <w:rFonts w:eastAsia="標楷體" w:hint="eastAsia"/>
+          <w:szCs w:val="24"/>
+        </w:rPr>
+        <w:t>&gt;</w:t>
       </w:r>
     </w:p>
     <w:p>
@@ -4963,7 +5078,7 @@
           <w:rFonts w:eastAsia="標楷體"/>
           <w:szCs w:val="24"/>
         </w:rPr>
-        <w:t>[</w:t>
+        <w:t>&lt;</w:t>
       </w:r>
       <w:r>
         <w:rPr>
@@ -4977,7 +5092,14 @@
           <w:rFonts w:eastAsia="標楷體"/>
           <w:szCs w:val="24"/>
         </w:rPr>
-        <w:t>CH4]</w:t>
+        <w:t>CH4</w:t>
+      </w:r>
+      <w:r>
+        <w:rPr>
+          <w:rFonts w:eastAsia="標楷體"/>
+          <w:szCs w:val="24"/>
+        </w:rPr>
+        <w:t>&gt;</w:t>
       </w:r>
     </w:p>
     <w:p>
@@ -5088,7 +5210,7 @@
           <w:rFonts w:eastAsia="標楷體"/>
           <w:szCs w:val="24"/>
         </w:rPr>
-        <w:t>[</w:t>
+        <w:t>&lt;</w:t>
       </w:r>
       <w:r>
         <w:rPr>
@@ -5109,7 +5231,7 @@
           <w:rFonts w:eastAsia="標楷體"/>
           <w:szCs w:val="24"/>
         </w:rPr>
-        <w:t>]</w:t>
+        <w:t>&gt;</w:t>
       </w:r>
     </w:p>
     <w:p>
@@ -5243,7 +5365,7 @@
           <w:rFonts w:eastAsia="標楷體"/>
           <w:szCs w:val="24"/>
         </w:rPr>
-        <w:t>[</w:t>
+        <w:t>&lt;</w:t>
       </w:r>
       <w:r>
         <w:rPr>
@@ -5257,7 +5379,14 @@
           <w:rFonts w:eastAsia="標楷體"/>
           <w:szCs w:val="24"/>
         </w:rPr>
-        <w:t>CO2]</w:t>
+        <w:t>CO2</w:t>
+      </w:r>
+      <w:r>
+        <w:rPr>
+          <w:rFonts w:eastAsia="標楷體"/>
+          <w:szCs w:val="24"/>
+        </w:rPr>
+        <w:t>&gt;</w:t>
       </w:r>
     </w:p>
     <w:p>
@@ -5369,7 +5498,7 @@
           <w:rFonts w:eastAsia="標楷體"/>
           <w:szCs w:val="24"/>
         </w:rPr>
-        <w:t>[</w:t>
+        <w:t>&lt;</w:t>
       </w:r>
       <w:r>
         <w:rPr>
@@ -5383,7 +5512,14 @@
           <w:rFonts w:eastAsia="標楷體"/>
           <w:szCs w:val="24"/>
         </w:rPr>
-        <w:t>CH4]</w:t>
+        <w:t>CH4</w:t>
+      </w:r>
+      <w:r>
+        <w:rPr>
+          <w:rFonts w:eastAsia="標楷體"/>
+          <w:szCs w:val="24"/>
+        </w:rPr>
+        <w:t>&gt;</w:t>
       </w:r>
     </w:p>
     <w:p>
@@ -5503,7 +5639,7 @@
           <w:rFonts w:eastAsia="標楷體"/>
           <w:szCs w:val="24"/>
         </w:rPr>
-        <w:t>[</w:t>
+        <w:t>&lt;</w:t>
       </w:r>
       <w:r>
         <w:rPr>
@@ -5517,7 +5653,14 @@
           <w:rFonts w:eastAsia="標楷體"/>
           <w:szCs w:val="24"/>
         </w:rPr>
-        <w:t>N2O]</w:t>
+        <w:t>N2O</w:t>
+      </w:r>
+      <w:r>
+        <w:rPr>
+          <w:rFonts w:eastAsia="標楷體"/>
+          <w:szCs w:val="24"/>
+        </w:rPr>
+        <w:t>&gt;</w:t>
       </w:r>
     </w:p>
     <w:p>
@@ -5652,7 +5795,7 @@
           <w:rFonts w:eastAsia="標楷體"/>
           <w:szCs w:val="24"/>
         </w:rPr>
-        <w:t>[</w:t>
+        <w:t>&lt;</w:t>
       </w:r>
       <w:r>
         <w:rPr>
@@ -5680,7 +5823,7 @@
           <w:rFonts w:eastAsia="標楷體"/>
           <w:szCs w:val="24"/>
         </w:rPr>
-        <w:t>]</w:t>
+        <w:t>&gt;</w:t>
       </w:r>
     </w:p>
     <w:bookmarkEnd w:id="17"/>
@@ -6326,7 +6469,7 @@
           <w:szCs w:val="24"/>
         </w:rPr>
         <w:lastRenderedPageBreak/>
-        <w:t>[</w:t>
+        <w:t>&lt;</w:t>
       </w:r>
       <w:r>
         <w:rPr>
@@ -6340,7 +6483,14 @@
           <w:rFonts w:eastAsia="標楷體"/>
           <w:szCs w:val="24"/>
         </w:rPr>
-        <w:t>CO2]</w:t>
+        <w:t>CO2</w:t>
+      </w:r>
+      <w:r>
+        <w:rPr>
+          <w:rFonts w:eastAsia="標楷體"/>
+          <w:szCs w:val="24"/>
+        </w:rPr>
+        <w:t>&gt;</w:t>
       </w:r>
     </w:p>
     <w:p>
@@ -6438,25 +6588,7 @@
           <w:b/>
           <w:szCs w:val="24"/>
         </w:rPr>
-        <w:t>設備之冷</w:t>
-      </w:r>
-      <w:proofErr w:type="gramStart"/>
-      <w:r>
-        <w:rPr>
-          <w:rFonts w:eastAsia="標楷體"/>
-          <w:b/>
-          <w:szCs w:val="24"/>
-        </w:rPr>
-        <w:t>媒逸散率</w:t>
-      </w:r>
-      <w:proofErr w:type="gramEnd"/>
-      <w:r>
-        <w:rPr>
-          <w:rFonts w:eastAsia="標楷體"/>
-          <w:b/>
-          <w:szCs w:val="24"/>
-        </w:rPr>
-        <w:t>排放因子</w:t>
+        <w:t>設備之冷媒逸散率排放因子</w:t>
       </w:r>
     </w:p>
     <w:tbl>
@@ -7918,7 +8050,7 @@
           <w:rFonts w:eastAsia="標楷體"/>
           <w:szCs w:val="24"/>
         </w:rPr>
-        <w:t>[</w:t>
+        <w:t>&lt;</w:t>
       </w:r>
       <w:r>
         <w:rPr>
@@ -7932,7 +8064,14 @@
           <w:rFonts w:eastAsia="標楷體"/>
           <w:szCs w:val="24"/>
         </w:rPr>
-        <w:t>HFCS]</w:t>
+        <w:t>HFCS</w:t>
+      </w:r>
+      <w:r>
+        <w:rPr>
+          <w:rFonts w:eastAsia="標楷體"/>
+          <w:szCs w:val="24"/>
+        </w:rPr>
+        <w:t>&gt;</w:t>
       </w:r>
     </w:p>
     <w:p>
@@ -8082,7 +8221,7 @@
           <w:rFonts w:eastAsia="標楷體"/>
           <w:szCs w:val="24"/>
         </w:rPr>
-        <w:t>[</w:t>
+        <w:t>&lt;</w:t>
       </w:r>
       <w:r>
         <w:rPr>
@@ -8096,7 +8235,14 @@
           <w:rFonts w:eastAsia="標楷體"/>
           <w:szCs w:val="24"/>
         </w:rPr>
-        <w:t>CO2]</w:t>
+        <w:t>CO2</w:t>
+      </w:r>
+      <w:r>
+        <w:rPr>
+          <w:rFonts w:eastAsia="標楷體"/>
+          <w:szCs w:val="24"/>
+        </w:rPr>
+        <w:t>&gt;</w:t>
       </w:r>
     </w:p>
     <w:p>
@@ -8126,13 +8272,20 @@
           <w:rFonts w:eastAsia="標楷體" w:hint="eastAsia"/>
           <w:szCs w:val="24"/>
         </w:rPr>
-        <w:t>[WD40</w:t>
+        <w:t>&lt;</w:t>
       </w:r>
       <w:r>
         <w:rPr>
           <w:rFonts w:eastAsia="標楷體" w:hint="eastAsia"/>
           <w:szCs w:val="24"/>
         </w:rPr>
+        <w:t>WD40</w:t>
+      </w:r>
+      <w:r>
+        <w:rPr>
+          <w:rFonts w:eastAsia="標楷體" w:hint="eastAsia"/>
+          <w:szCs w:val="24"/>
+        </w:rPr>
         <w:t>排放係數描述</w:t>
       </w:r>
       <w:r>
@@ -8140,7 +8293,7 @@
           <w:rFonts w:eastAsia="標楷體" w:hint="eastAsia"/>
           <w:szCs w:val="24"/>
         </w:rPr>
-        <w:t>]</w:t>
+        <w:t>&gt;</w:t>
       </w:r>
       <w:r>
         <w:rPr>
@@ -8316,7 +8469,7 @@
           <w:rFonts w:eastAsia="標楷體"/>
           <w:szCs w:val="24"/>
         </w:rPr>
-        <w:t>[</w:t>
+        <w:t>&lt;</w:t>
       </w:r>
       <w:r>
         <w:rPr>
@@ -8330,7 +8483,14 @@
           <w:rFonts w:eastAsia="標楷體"/>
           <w:szCs w:val="24"/>
         </w:rPr>
-        <w:t>CO2]</w:t>
+        <w:t>CO2</w:t>
+      </w:r>
+      <w:r>
+        <w:rPr>
+          <w:rFonts w:eastAsia="標楷體"/>
+          <w:szCs w:val="24"/>
+        </w:rPr>
+        <w:t>&gt;</w:t>
       </w:r>
     </w:p>
     <w:p>
@@ -8510,13 +8670,13 @@
       </w:pPr>
       <w:r>
         <w:lastRenderedPageBreak/>
-        <w:t>[</w:t>
+        <w:t>&lt;</w:t>
       </w:r>
       <w:r>
         <w:t>排放源活動數據表</w:t>
       </w:r>
       <w:r>
-        <w:t>]</w:t>
+        <w:t>&gt;</w:t>
       </w:r>
     </w:p>
     <w:p>
@@ -8589,16 +8749,8 @@
         <w:rPr>
           <w:sz w:val="24"/>
         </w:rPr>
-        <w:t>全球</w:t>
-      </w:r>
-      <w:proofErr w:type="gramStart"/>
-      <w:r>
-        <w:rPr>
-          <w:sz w:val="24"/>
-        </w:rPr>
-        <w:t>暖化潛勢值</w:t>
-      </w:r>
-      <w:proofErr w:type="gramEnd"/>
+        <w:t>全球暖化潛勢值</w:t>
+      </w:r>
       <w:r>
         <w:rPr>
           <w:rFonts w:hint="eastAsia"/>
@@ -9002,7 +9154,7 @@
           <w:rFonts w:eastAsia="標楷體" w:hint="eastAsia"/>
           <w:szCs w:val="24"/>
         </w:rPr>
-        <w:t>[</w:t>
+        <w:t>&lt;</w:t>
       </w:r>
       <w:r>
         <w:rPr>
@@ -9016,7 +9168,7 @@
           <w:rFonts w:eastAsia="標楷體" w:hint="eastAsia"/>
           <w:szCs w:val="24"/>
         </w:rPr>
-        <w:t>]</w:t>
+        <w:t>&gt;</w:t>
       </w:r>
       <w:r>
         <w:rPr>
@@ -9031,7 +9183,7 @@
           <w:color w:val="000000"/>
           <w:szCs w:val="24"/>
         </w:rPr>
-        <w:t>[</w:t>
+        <w:t>&lt;</w:t>
       </w:r>
       <w:r>
         <w:rPr>
@@ -9047,7 +9199,7 @@
           <w:color w:val="000000"/>
           <w:szCs w:val="24"/>
         </w:rPr>
-        <w:t>]</w:t>
+        <w:t>&gt;</w:t>
       </w:r>
       <w:r>
         <w:rPr>
@@ -9117,7 +9269,7 @@
           <w:rFonts w:eastAsia="標楷體" w:hint="eastAsia"/>
           <w:szCs w:val="24"/>
         </w:rPr>
-        <w:t>[</w:t>
+        <w:t>&lt;</w:t>
       </w:r>
       <w:r>
         <w:rPr>
@@ -9131,7 +9283,7 @@
           <w:rFonts w:eastAsia="標楷體" w:hint="eastAsia"/>
           <w:szCs w:val="24"/>
         </w:rPr>
-        <w:t>]</w:t>
+        <w:t>&gt;</w:t>
       </w:r>
       <w:r>
         <w:rPr>
@@ -9229,7 +9381,7 @@
           <w:bCs/>
           <w:szCs w:val="24"/>
         </w:rPr>
-        <w:t>[</w:t>
+        <w:t>&lt;</w:t>
       </w:r>
       <w:r>
         <w:rPr>
@@ -9247,7 +9399,7 @@
           <w:bCs/>
           <w:szCs w:val="24"/>
         </w:rPr>
-        <w:t>]</w:t>
+        <w:t>&gt;</w:t>
       </w:r>
       <w:r>
         <w:rPr>
@@ -9283,16 +9435,16 @@
         <w:tblLook w:val="04A0" w:firstRow="1" w:lastRow="0" w:firstColumn="1" w:lastColumn="0" w:noHBand="0" w:noVBand="1"/>
       </w:tblPr>
       <w:tblGrid>
-        <w:gridCol w:w="1000"/>
-        <w:gridCol w:w="998"/>
-        <w:gridCol w:w="712"/>
-        <w:gridCol w:w="940"/>
-        <w:gridCol w:w="1336"/>
-        <w:gridCol w:w="625"/>
-        <w:gridCol w:w="815"/>
-        <w:gridCol w:w="665"/>
-        <w:gridCol w:w="1207"/>
-        <w:gridCol w:w="1344"/>
+        <w:gridCol w:w="996"/>
+        <w:gridCol w:w="994"/>
+        <w:gridCol w:w="708"/>
+        <w:gridCol w:w="936"/>
+        <w:gridCol w:w="1331"/>
+        <w:gridCol w:w="666"/>
+        <w:gridCol w:w="810"/>
+        <w:gridCol w:w="660"/>
+        <w:gridCol w:w="1202"/>
+        <w:gridCol w:w="1339"/>
       </w:tblGrid>
       <w:tr>
         <w:trPr>
@@ -9653,7 +9805,6 @@
               </w:rPr>
               <w:t>年總排放當量</w:t>
             </w:r>
-            <w:proofErr w:type="gramStart"/>
             <w:r>
               <w:rPr>
                 <w:rFonts w:eastAsia="標楷體"/>
@@ -9663,7 +9814,6 @@
               </w:rPr>
               <w:t>註</w:t>
             </w:r>
-            <w:proofErr w:type="gramEnd"/>
           </w:p>
         </w:tc>
         <w:tc>
@@ -9812,7 +9962,15 @@
                 <w:sz w:val="18"/>
                 <w:szCs w:val="18"/>
               </w:rPr>
-              <w:t>[CO2</w:t>
+              <w:t>&lt;</w:t>
+            </w:r>
+            <w:r>
+              <w:rPr>
+                <w:rFonts w:eastAsia="標楷體"/>
+                <w:sz w:val="18"/>
+                <w:szCs w:val="18"/>
+              </w:rPr>
+              <w:t>CO2</w:t>
             </w:r>
             <w:r>
               <w:rPr>
@@ -9828,7 +9986,7 @@
                 <w:sz w:val="18"/>
                 <w:szCs w:val="18"/>
               </w:rPr>
-              <w:t>]</w:t>
+              <w:t>&gt;</w:t>
             </w:r>
           </w:p>
         </w:tc>
@@ -9856,7 +10014,15 @@
                 <w:sz w:val="18"/>
                 <w:szCs w:val="18"/>
               </w:rPr>
-              <w:t>[CH4</w:t>
+              <w:t>&lt;</w:t>
+            </w:r>
+            <w:r>
+              <w:rPr>
+                <w:rFonts w:eastAsia="標楷體"/>
+                <w:sz w:val="18"/>
+                <w:szCs w:val="18"/>
+              </w:rPr>
+              <w:t>CH4</w:t>
             </w:r>
             <w:r>
               <w:rPr>
@@ -9872,7 +10038,7 @@
                 <w:sz w:val="18"/>
                 <w:szCs w:val="18"/>
               </w:rPr>
-              <w:t>]</w:t>
+              <w:t>&gt;</w:t>
             </w:r>
           </w:p>
         </w:tc>
@@ -9900,7 +10066,15 @@
                 <w:sz w:val="18"/>
                 <w:szCs w:val="18"/>
               </w:rPr>
-              <w:t>[N2O</w:t>
+              <w:t>&lt;</w:t>
+            </w:r>
+            <w:r>
+              <w:rPr>
+                <w:rFonts w:eastAsia="標楷體"/>
+                <w:sz w:val="18"/>
+                <w:szCs w:val="18"/>
+              </w:rPr>
+              <w:t>N2O</w:t>
             </w:r>
             <w:r>
               <w:rPr>
@@ -9916,7 +10090,7 @@
                 <w:sz w:val="18"/>
                 <w:szCs w:val="18"/>
               </w:rPr>
-              <w:t>]</w:t>
+              <w:t>&gt;</w:t>
             </w:r>
           </w:p>
         </w:tc>
@@ -9944,7 +10118,15 @@
                 <w:sz w:val="18"/>
                 <w:szCs w:val="18"/>
               </w:rPr>
-              <w:t>[HFCS</w:t>
+              <w:t>&lt;</w:t>
+            </w:r>
+            <w:r>
+              <w:rPr>
+                <w:rFonts w:eastAsia="標楷體"/>
+                <w:sz w:val="18"/>
+                <w:szCs w:val="18"/>
+              </w:rPr>
+              <w:t>HFCS</w:t>
             </w:r>
             <w:r>
               <w:rPr>
@@ -9960,7 +10142,7 @@
                 <w:sz w:val="18"/>
                 <w:szCs w:val="18"/>
               </w:rPr>
-              <w:t>]</w:t>
+              <w:t>&gt;</w:t>
             </w:r>
           </w:p>
         </w:tc>
@@ -9988,7 +10170,15 @@
                 <w:sz w:val="18"/>
                 <w:szCs w:val="18"/>
               </w:rPr>
-              <w:t>[PFCS</w:t>
+              <w:t>&lt;</w:t>
+            </w:r>
+            <w:r>
+              <w:rPr>
+                <w:rFonts w:eastAsia="標楷體"/>
+                <w:sz w:val="18"/>
+                <w:szCs w:val="18"/>
+              </w:rPr>
+              <w:t>PFCS</w:t>
             </w:r>
             <w:r>
               <w:rPr>
@@ -10004,7 +10194,7 @@
                 <w:sz w:val="18"/>
                 <w:szCs w:val="18"/>
               </w:rPr>
-              <w:t>]</w:t>
+              <w:t>&gt;</w:t>
             </w:r>
           </w:p>
         </w:tc>
@@ -10032,7 +10222,15 @@
                 <w:sz w:val="18"/>
                 <w:szCs w:val="18"/>
               </w:rPr>
-              <w:t>[SF6</w:t>
+              <w:t>&lt;</w:t>
+            </w:r>
+            <w:r>
+              <w:rPr>
+                <w:rFonts w:eastAsia="標楷體"/>
+                <w:sz w:val="18"/>
+                <w:szCs w:val="18"/>
+              </w:rPr>
+              <w:t>SF6</w:t>
             </w:r>
             <w:r>
               <w:rPr>
@@ -10048,7 +10246,7 @@
                 <w:sz w:val="18"/>
                 <w:szCs w:val="18"/>
               </w:rPr>
-              <w:t>]</w:t>
+              <w:t>&gt;</w:t>
             </w:r>
           </w:p>
         </w:tc>
@@ -10076,7 +10274,15 @@
                 <w:sz w:val="18"/>
                 <w:szCs w:val="18"/>
               </w:rPr>
-              <w:t>[NF3</w:t>
+              <w:t>&lt;</w:t>
+            </w:r>
+            <w:r>
+              <w:rPr>
+                <w:rFonts w:eastAsia="標楷體"/>
+                <w:sz w:val="18"/>
+                <w:szCs w:val="18"/>
+              </w:rPr>
+              <w:t>NF3</w:t>
             </w:r>
             <w:r>
               <w:rPr>
@@ -10092,7 +10298,7 @@
                 <w:sz w:val="18"/>
                 <w:szCs w:val="18"/>
               </w:rPr>
-              <w:t>]</w:t>
+              <w:t>&gt;</w:t>
             </w:r>
           </w:p>
         </w:tc>
@@ -10120,7 +10326,7 @@
                 <w:sz w:val="18"/>
                 <w:szCs w:val="18"/>
               </w:rPr>
-              <w:t>[</w:t>
+              <w:t>&lt;</w:t>
             </w:r>
             <w:r>
               <w:rPr>
@@ -10136,7 +10342,7 @@
                 <w:sz w:val="18"/>
                 <w:szCs w:val="18"/>
               </w:rPr>
-              <w:t>]</w:t>
+              <w:t>&gt;</w:t>
             </w:r>
           </w:p>
         </w:tc>
@@ -10193,7 +10399,6 @@
                 <w:szCs w:val="18"/>
               </w:rPr>
             </w:pPr>
-            <w:proofErr w:type="gramStart"/>
             <w:r>
               <w:rPr>
                 <w:rFonts w:eastAsia="標楷體"/>
@@ -10202,7 +10407,6 @@
               </w:rPr>
               <w:t>氣體別占比</w:t>
             </w:r>
-            <w:proofErr w:type="gramEnd"/>
             <w:r>
               <w:rPr>
                 <w:rFonts w:eastAsia="標楷體"/>
@@ -10253,7 +10457,15 @@
                 <w:sz w:val="18"/>
                 <w:szCs w:val="18"/>
               </w:rPr>
-              <w:t>[CO2</w:t>
+              <w:t>&lt;</w:t>
+            </w:r>
+            <w:r>
+              <w:rPr>
+                <w:rFonts w:eastAsia="標楷體"/>
+                <w:sz w:val="18"/>
+                <w:szCs w:val="18"/>
+              </w:rPr>
+              <w:t>CO2</w:t>
             </w:r>
             <w:r>
               <w:rPr>
@@ -10269,7 +10481,7 @@
                 <w:sz w:val="18"/>
                 <w:szCs w:val="18"/>
               </w:rPr>
-              <w:t>]</w:t>
+              <w:t>&gt;</w:t>
             </w:r>
           </w:p>
         </w:tc>
@@ -10297,7 +10509,15 @@
                 <w:sz w:val="18"/>
                 <w:szCs w:val="18"/>
               </w:rPr>
-              <w:t>[CH4</w:t>
+              <w:t>&lt;</w:t>
+            </w:r>
+            <w:r>
+              <w:rPr>
+                <w:rFonts w:eastAsia="標楷體"/>
+                <w:sz w:val="18"/>
+                <w:szCs w:val="18"/>
+              </w:rPr>
+              <w:t>CH4</w:t>
             </w:r>
             <w:r>
               <w:rPr>
@@ -10313,7 +10533,7 @@
                 <w:sz w:val="18"/>
                 <w:szCs w:val="18"/>
               </w:rPr>
-              <w:t>]</w:t>
+              <w:t>&gt;</w:t>
             </w:r>
           </w:p>
         </w:tc>
@@ -10341,7 +10561,15 @@
                 <w:sz w:val="18"/>
                 <w:szCs w:val="18"/>
               </w:rPr>
-              <w:t>[N2O</w:t>
+              <w:t>&lt;</w:t>
+            </w:r>
+            <w:r>
+              <w:rPr>
+                <w:rFonts w:eastAsia="標楷體"/>
+                <w:sz w:val="18"/>
+                <w:szCs w:val="18"/>
+              </w:rPr>
+              <w:t>N2O</w:t>
             </w:r>
             <w:r>
               <w:rPr>
@@ -10357,7 +10585,7 @@
                 <w:sz w:val="18"/>
                 <w:szCs w:val="18"/>
               </w:rPr>
-              <w:t>]</w:t>
+              <w:t>&gt;</w:t>
             </w:r>
           </w:p>
         </w:tc>
@@ -10385,7 +10613,15 @@
                 <w:sz w:val="18"/>
                 <w:szCs w:val="18"/>
               </w:rPr>
-              <w:t>[HFCS</w:t>
+              <w:t>&lt;</w:t>
+            </w:r>
+            <w:r>
+              <w:rPr>
+                <w:rFonts w:eastAsia="標楷體"/>
+                <w:sz w:val="18"/>
+                <w:szCs w:val="18"/>
+              </w:rPr>
+              <w:t>HFCS</w:t>
             </w:r>
             <w:r>
               <w:rPr>
@@ -10401,7 +10637,7 @@
                 <w:sz w:val="18"/>
                 <w:szCs w:val="18"/>
               </w:rPr>
-              <w:t>]</w:t>
+              <w:t>&gt;</w:t>
             </w:r>
           </w:p>
         </w:tc>
@@ -10429,7 +10665,15 @@
                 <w:sz w:val="18"/>
                 <w:szCs w:val="18"/>
               </w:rPr>
-              <w:t>[PFCS</w:t>
+              <w:t>&lt;</w:t>
+            </w:r>
+            <w:r>
+              <w:rPr>
+                <w:rFonts w:eastAsia="標楷體"/>
+                <w:sz w:val="18"/>
+                <w:szCs w:val="18"/>
+              </w:rPr>
+              <w:t>PFCS</w:t>
             </w:r>
             <w:r>
               <w:rPr>
@@ -10445,7 +10689,7 @@
                 <w:sz w:val="18"/>
                 <w:szCs w:val="18"/>
               </w:rPr>
-              <w:t>]</w:t>
+              <w:t>&gt;</w:t>
             </w:r>
           </w:p>
         </w:tc>
@@ -10473,7 +10717,15 @@
                 <w:sz w:val="18"/>
                 <w:szCs w:val="18"/>
               </w:rPr>
-              <w:t>[SF6</w:t>
+              <w:t>&lt;</w:t>
+            </w:r>
+            <w:r>
+              <w:rPr>
+                <w:rFonts w:eastAsia="標楷體"/>
+                <w:sz w:val="18"/>
+                <w:szCs w:val="18"/>
+              </w:rPr>
+              <w:t>SF6</w:t>
             </w:r>
             <w:r>
               <w:rPr>
@@ -10489,7 +10741,7 @@
                 <w:sz w:val="18"/>
                 <w:szCs w:val="18"/>
               </w:rPr>
-              <w:t>]</w:t>
+              <w:t>&gt;</w:t>
             </w:r>
           </w:p>
         </w:tc>
@@ -10517,7 +10769,15 @@
                 <w:sz w:val="18"/>
                 <w:szCs w:val="18"/>
               </w:rPr>
-              <w:t>[NF3</w:t>
+              <w:t>&lt;</w:t>
+            </w:r>
+            <w:r>
+              <w:rPr>
+                <w:rFonts w:eastAsia="標楷體"/>
+                <w:sz w:val="18"/>
+                <w:szCs w:val="18"/>
+              </w:rPr>
+              <w:t>NF3</w:t>
             </w:r>
             <w:r>
               <w:rPr>
@@ -10533,7 +10793,7 @@
                 <w:sz w:val="18"/>
                 <w:szCs w:val="18"/>
               </w:rPr>
-              <w:t>]</w:t>
+              <w:t>&gt;</w:t>
             </w:r>
           </w:p>
         </w:tc>
@@ -11102,26 +11362,16 @@
                 <w:sz w:val="18"/>
                 <w:szCs w:val="18"/>
               </w:rPr>
-              <w:t>[</w:t>
-            </w:r>
-            <w:r>
-              <w:rPr>
-                <w:rFonts w:eastAsia="標楷體"/>
-                <w:sz w:val="18"/>
-                <w:szCs w:val="18"/>
-              </w:rPr>
-              <w:t>類別</w:t>
-            </w:r>
-            <w:proofErr w:type="gramStart"/>
-            <w:r>
-              <w:rPr>
-                <w:rFonts w:eastAsia="標楷體"/>
-                <w:sz w:val="18"/>
-                <w:szCs w:val="18"/>
-              </w:rPr>
-              <w:t>一</w:t>
-            </w:r>
-            <w:proofErr w:type="gramEnd"/>
+              <w:t>&lt;</w:t>
+            </w:r>
+            <w:r>
+              <w:rPr>
+                <w:rFonts w:eastAsia="標楷體"/>
+                <w:sz w:val="18"/>
+                <w:szCs w:val="18"/>
+              </w:rPr>
+              <w:t>類別一</w:t>
+            </w:r>
             <w:r>
               <w:rPr>
                 <w:rFonts w:eastAsia="標楷體"/>
@@ -11144,7 +11394,7 @@
                 <w:sz w:val="18"/>
                 <w:szCs w:val="18"/>
               </w:rPr>
-              <w:t>]</w:t>
+              <w:t>&gt;</w:t>
             </w:r>
           </w:p>
         </w:tc>
@@ -11172,26 +11422,16 @@
                 <w:sz w:val="18"/>
                 <w:szCs w:val="18"/>
               </w:rPr>
-              <w:t>[</w:t>
-            </w:r>
-            <w:r>
-              <w:rPr>
-                <w:rFonts w:eastAsia="標楷體"/>
-                <w:sz w:val="18"/>
-                <w:szCs w:val="18"/>
-              </w:rPr>
-              <w:t>類別</w:t>
-            </w:r>
-            <w:proofErr w:type="gramStart"/>
-            <w:r>
-              <w:rPr>
-                <w:rFonts w:eastAsia="標楷體"/>
-                <w:sz w:val="18"/>
-                <w:szCs w:val="18"/>
-              </w:rPr>
-              <w:t>一</w:t>
-            </w:r>
-            <w:proofErr w:type="gramEnd"/>
+              <w:t>&lt;</w:t>
+            </w:r>
+            <w:r>
+              <w:rPr>
+                <w:rFonts w:eastAsia="標楷體"/>
+                <w:sz w:val="18"/>
+                <w:szCs w:val="18"/>
+              </w:rPr>
+              <w:t>類別一</w:t>
+            </w:r>
             <w:r>
               <w:rPr>
                 <w:rFonts w:eastAsia="標楷體"/>
@@ -11214,7 +11454,7 @@
                 <w:sz w:val="18"/>
                 <w:szCs w:val="18"/>
               </w:rPr>
-              <w:t>]</w:t>
+              <w:t>&gt;</w:t>
             </w:r>
           </w:p>
         </w:tc>
@@ -11242,26 +11482,16 @@
                 <w:sz w:val="18"/>
                 <w:szCs w:val="18"/>
               </w:rPr>
-              <w:t>[</w:t>
-            </w:r>
-            <w:r>
-              <w:rPr>
-                <w:rFonts w:eastAsia="標楷體"/>
-                <w:sz w:val="18"/>
-                <w:szCs w:val="18"/>
-              </w:rPr>
-              <w:t>類別</w:t>
-            </w:r>
-            <w:proofErr w:type="gramStart"/>
-            <w:r>
-              <w:rPr>
-                <w:rFonts w:eastAsia="標楷體"/>
-                <w:sz w:val="18"/>
-                <w:szCs w:val="18"/>
-              </w:rPr>
-              <w:t>一</w:t>
-            </w:r>
-            <w:proofErr w:type="gramEnd"/>
+              <w:t>&lt;</w:t>
+            </w:r>
+            <w:r>
+              <w:rPr>
+                <w:rFonts w:eastAsia="標楷體"/>
+                <w:sz w:val="18"/>
+                <w:szCs w:val="18"/>
+              </w:rPr>
+              <w:t>類別一</w:t>
+            </w:r>
             <w:r>
               <w:rPr>
                 <w:rFonts w:eastAsia="標楷體"/>
@@ -11284,7 +11514,7 @@
                 <w:sz w:val="18"/>
                 <w:szCs w:val="18"/>
               </w:rPr>
-              <w:t>]</w:t>
+              <w:t>&gt;</w:t>
             </w:r>
           </w:p>
         </w:tc>
@@ -11312,26 +11542,16 @@
                 <w:sz w:val="18"/>
                 <w:szCs w:val="18"/>
               </w:rPr>
-              <w:t>[</w:t>
-            </w:r>
-            <w:r>
-              <w:rPr>
-                <w:rFonts w:eastAsia="標楷體"/>
-                <w:sz w:val="18"/>
-                <w:szCs w:val="18"/>
-              </w:rPr>
-              <w:t>類別</w:t>
-            </w:r>
-            <w:proofErr w:type="gramStart"/>
-            <w:r>
-              <w:rPr>
-                <w:rFonts w:eastAsia="標楷體"/>
-                <w:sz w:val="18"/>
-                <w:szCs w:val="18"/>
-              </w:rPr>
-              <w:t>一</w:t>
-            </w:r>
-            <w:proofErr w:type="gramEnd"/>
+              <w:t>&lt;</w:t>
+            </w:r>
+            <w:r>
+              <w:rPr>
+                <w:rFonts w:eastAsia="標楷體"/>
+                <w:sz w:val="18"/>
+                <w:szCs w:val="18"/>
+              </w:rPr>
+              <w:t>類別一</w:t>
+            </w:r>
             <w:r>
               <w:rPr>
                 <w:rFonts w:eastAsia="標楷體"/>
@@ -11354,7 +11574,7 @@
                 <w:sz w:val="18"/>
                 <w:szCs w:val="18"/>
               </w:rPr>
-              <w:t>]</w:t>
+              <w:t>&gt;</w:t>
             </w:r>
           </w:p>
         </w:tc>
@@ -11382,26 +11602,16 @@
                 <w:sz w:val="18"/>
                 <w:szCs w:val="18"/>
               </w:rPr>
-              <w:t>[</w:t>
-            </w:r>
-            <w:r>
-              <w:rPr>
-                <w:rFonts w:eastAsia="標楷體"/>
-                <w:sz w:val="18"/>
-                <w:szCs w:val="18"/>
-              </w:rPr>
-              <w:t>類別</w:t>
-            </w:r>
-            <w:proofErr w:type="gramStart"/>
-            <w:r>
-              <w:rPr>
-                <w:rFonts w:eastAsia="標楷體"/>
-                <w:sz w:val="18"/>
-                <w:szCs w:val="18"/>
-              </w:rPr>
-              <w:t>一</w:t>
-            </w:r>
-            <w:proofErr w:type="gramEnd"/>
+              <w:t>&lt;</w:t>
+            </w:r>
+            <w:r>
+              <w:rPr>
+                <w:rFonts w:eastAsia="標楷體"/>
+                <w:sz w:val="18"/>
+                <w:szCs w:val="18"/>
+              </w:rPr>
+              <w:t>類別一</w:t>
+            </w:r>
             <w:r>
               <w:rPr>
                 <w:rFonts w:eastAsia="標楷體"/>
@@ -11424,7 +11634,7 @@
                 <w:sz w:val="18"/>
                 <w:szCs w:val="18"/>
               </w:rPr>
-              <w:t>]</w:t>
+              <w:t>&gt;</w:t>
             </w:r>
           </w:p>
         </w:tc>
@@ -11452,26 +11662,16 @@
                 <w:sz w:val="18"/>
                 <w:szCs w:val="18"/>
               </w:rPr>
-              <w:t>[</w:t>
-            </w:r>
-            <w:r>
-              <w:rPr>
-                <w:rFonts w:eastAsia="標楷體"/>
-                <w:sz w:val="18"/>
-                <w:szCs w:val="18"/>
-              </w:rPr>
-              <w:t>類別</w:t>
-            </w:r>
-            <w:proofErr w:type="gramStart"/>
-            <w:r>
-              <w:rPr>
-                <w:rFonts w:eastAsia="標楷體"/>
-                <w:sz w:val="18"/>
-                <w:szCs w:val="18"/>
-              </w:rPr>
-              <w:t>一</w:t>
-            </w:r>
-            <w:proofErr w:type="gramEnd"/>
+              <w:t>&lt;</w:t>
+            </w:r>
+            <w:r>
+              <w:rPr>
+                <w:rFonts w:eastAsia="標楷體"/>
+                <w:sz w:val="18"/>
+                <w:szCs w:val="18"/>
+              </w:rPr>
+              <w:t>類別一</w:t>
+            </w:r>
             <w:r>
               <w:rPr>
                 <w:rFonts w:eastAsia="標楷體"/>
@@ -11494,7 +11694,7 @@
                 <w:sz w:val="18"/>
                 <w:szCs w:val="18"/>
               </w:rPr>
-              <w:t>]</w:t>
+              <w:t>&gt;</w:t>
             </w:r>
           </w:p>
         </w:tc>
@@ -11522,26 +11722,16 @@
                 <w:sz w:val="18"/>
                 <w:szCs w:val="18"/>
               </w:rPr>
-              <w:t>[</w:t>
-            </w:r>
-            <w:r>
-              <w:rPr>
-                <w:rFonts w:eastAsia="標楷體"/>
-                <w:sz w:val="18"/>
-                <w:szCs w:val="18"/>
-              </w:rPr>
-              <w:t>類別</w:t>
-            </w:r>
-            <w:proofErr w:type="gramStart"/>
-            <w:r>
-              <w:rPr>
-                <w:rFonts w:eastAsia="標楷體"/>
-                <w:sz w:val="18"/>
-                <w:szCs w:val="18"/>
-              </w:rPr>
-              <w:t>一</w:t>
-            </w:r>
-            <w:proofErr w:type="gramEnd"/>
+              <w:t>&lt;</w:t>
+            </w:r>
+            <w:r>
+              <w:rPr>
+                <w:rFonts w:eastAsia="標楷體"/>
+                <w:sz w:val="18"/>
+                <w:szCs w:val="18"/>
+              </w:rPr>
+              <w:t>類別一</w:t>
+            </w:r>
             <w:r>
               <w:rPr>
                 <w:rFonts w:eastAsia="標楷體"/>
@@ -11564,7 +11754,7 @@
                 <w:sz w:val="18"/>
                 <w:szCs w:val="18"/>
               </w:rPr>
-              <w:t>]</w:t>
+              <w:t>&gt;</w:t>
             </w:r>
           </w:p>
         </w:tc>
@@ -11592,7 +11782,7 @@
                 <w:sz w:val="18"/>
                 <w:szCs w:val="18"/>
               </w:rPr>
-              <w:t>[</w:t>
+              <w:t>&lt;</w:t>
             </w:r>
             <w:r>
               <w:rPr>
@@ -11608,7 +11798,7 @@
                 <w:sz w:val="18"/>
                 <w:szCs w:val="18"/>
               </w:rPr>
-              <w:t>]</w:t>
+              <w:t>&gt;</w:t>
             </w:r>
           </w:p>
         </w:tc>
@@ -11637,7 +11827,6 @@
                 <w:szCs w:val="18"/>
               </w:rPr>
             </w:pPr>
-            <w:proofErr w:type="gramStart"/>
             <w:r>
               <w:rPr>
                 <w:rFonts w:eastAsia="標楷體"/>
@@ -11646,7 +11835,6 @@
               </w:rPr>
               <w:t>氣體別占比</w:t>
             </w:r>
-            <w:proofErr w:type="gramEnd"/>
             <w:r>
               <w:rPr>
                 <w:rFonts w:eastAsia="標楷體"/>
@@ -11698,26 +11886,16 @@
                 <w:sz w:val="18"/>
                 <w:szCs w:val="18"/>
               </w:rPr>
-              <w:t>[</w:t>
-            </w:r>
-            <w:r>
-              <w:rPr>
-                <w:rFonts w:eastAsia="標楷體"/>
-                <w:sz w:val="18"/>
-                <w:szCs w:val="18"/>
-              </w:rPr>
-              <w:t>類別</w:t>
-            </w:r>
-            <w:proofErr w:type="gramStart"/>
-            <w:r>
-              <w:rPr>
-                <w:rFonts w:eastAsia="標楷體"/>
-                <w:sz w:val="18"/>
-                <w:szCs w:val="18"/>
-              </w:rPr>
-              <w:t>一</w:t>
-            </w:r>
-            <w:proofErr w:type="gramEnd"/>
+              <w:t>&lt;</w:t>
+            </w:r>
+            <w:r>
+              <w:rPr>
+                <w:rFonts w:eastAsia="標楷體"/>
+                <w:sz w:val="18"/>
+                <w:szCs w:val="18"/>
+              </w:rPr>
+              <w:t>類別一</w:t>
+            </w:r>
             <w:r>
               <w:rPr>
                 <w:rFonts w:eastAsia="標楷體"/>
@@ -11740,7 +11918,7 @@
                 <w:sz w:val="18"/>
                 <w:szCs w:val="18"/>
               </w:rPr>
-              <w:t>]</w:t>
+              <w:t>&gt;</w:t>
             </w:r>
           </w:p>
         </w:tc>
@@ -11768,26 +11946,16 @@
                 <w:sz w:val="18"/>
                 <w:szCs w:val="18"/>
               </w:rPr>
-              <w:t>[</w:t>
-            </w:r>
-            <w:r>
-              <w:rPr>
-                <w:rFonts w:eastAsia="標楷體"/>
-                <w:sz w:val="18"/>
-                <w:szCs w:val="18"/>
-              </w:rPr>
-              <w:t>類別</w:t>
-            </w:r>
-            <w:proofErr w:type="gramStart"/>
-            <w:r>
-              <w:rPr>
-                <w:rFonts w:eastAsia="標楷體"/>
-                <w:sz w:val="18"/>
-                <w:szCs w:val="18"/>
-              </w:rPr>
-              <w:t>一</w:t>
-            </w:r>
-            <w:proofErr w:type="gramEnd"/>
+              <w:t>&lt;</w:t>
+            </w:r>
+            <w:r>
+              <w:rPr>
+                <w:rFonts w:eastAsia="標楷體"/>
+                <w:sz w:val="18"/>
+                <w:szCs w:val="18"/>
+              </w:rPr>
+              <w:t>類別一</w:t>
+            </w:r>
             <w:r>
               <w:rPr>
                 <w:rFonts w:eastAsia="標楷體"/>
@@ -11810,7 +11978,7 @@
                 <w:sz w:val="18"/>
                 <w:szCs w:val="18"/>
               </w:rPr>
-              <w:t>]</w:t>
+              <w:t>&gt;</w:t>
             </w:r>
           </w:p>
         </w:tc>
@@ -11838,26 +12006,16 @@
                 <w:sz w:val="18"/>
                 <w:szCs w:val="18"/>
               </w:rPr>
-              <w:t>[</w:t>
-            </w:r>
-            <w:r>
-              <w:rPr>
-                <w:rFonts w:eastAsia="標楷體"/>
-                <w:sz w:val="18"/>
-                <w:szCs w:val="18"/>
-              </w:rPr>
-              <w:t>類別</w:t>
-            </w:r>
-            <w:proofErr w:type="gramStart"/>
-            <w:r>
-              <w:rPr>
-                <w:rFonts w:eastAsia="標楷體"/>
-                <w:sz w:val="18"/>
-                <w:szCs w:val="18"/>
-              </w:rPr>
-              <w:t>一</w:t>
-            </w:r>
-            <w:proofErr w:type="gramEnd"/>
+              <w:t>&lt;</w:t>
+            </w:r>
+            <w:r>
+              <w:rPr>
+                <w:rFonts w:eastAsia="標楷體"/>
+                <w:sz w:val="18"/>
+                <w:szCs w:val="18"/>
+              </w:rPr>
+              <w:t>類別一</w:t>
+            </w:r>
             <w:r>
               <w:rPr>
                 <w:rFonts w:eastAsia="標楷體"/>
@@ -11880,7 +12038,7 @@
                 <w:sz w:val="18"/>
                 <w:szCs w:val="18"/>
               </w:rPr>
-              <w:t>]</w:t>
+              <w:t>&gt;</w:t>
             </w:r>
           </w:p>
         </w:tc>
@@ -11908,26 +12066,16 @@
                 <w:sz w:val="18"/>
                 <w:szCs w:val="18"/>
               </w:rPr>
-              <w:t>[</w:t>
-            </w:r>
-            <w:r>
-              <w:rPr>
-                <w:rFonts w:eastAsia="標楷體"/>
-                <w:sz w:val="18"/>
-                <w:szCs w:val="18"/>
-              </w:rPr>
-              <w:t>類別</w:t>
-            </w:r>
-            <w:proofErr w:type="gramStart"/>
-            <w:r>
-              <w:rPr>
-                <w:rFonts w:eastAsia="標楷體"/>
-                <w:sz w:val="18"/>
-                <w:szCs w:val="18"/>
-              </w:rPr>
-              <w:t>一</w:t>
-            </w:r>
-            <w:proofErr w:type="gramEnd"/>
+              <w:t>&lt;</w:t>
+            </w:r>
+            <w:r>
+              <w:rPr>
+                <w:rFonts w:eastAsia="標楷體"/>
+                <w:sz w:val="18"/>
+                <w:szCs w:val="18"/>
+              </w:rPr>
+              <w:t>類別一</w:t>
+            </w:r>
             <w:r>
               <w:rPr>
                 <w:rFonts w:eastAsia="標楷體"/>
@@ -11950,7 +12098,7 @@
                 <w:sz w:val="18"/>
                 <w:szCs w:val="18"/>
               </w:rPr>
-              <w:t>]</w:t>
+              <w:t>&gt;</w:t>
             </w:r>
           </w:p>
         </w:tc>
@@ -11978,26 +12126,16 @@
                 <w:sz w:val="18"/>
                 <w:szCs w:val="18"/>
               </w:rPr>
-              <w:t>[</w:t>
-            </w:r>
-            <w:r>
-              <w:rPr>
-                <w:rFonts w:eastAsia="標楷體"/>
-                <w:sz w:val="18"/>
-                <w:szCs w:val="18"/>
-              </w:rPr>
-              <w:t>類別</w:t>
-            </w:r>
-            <w:proofErr w:type="gramStart"/>
-            <w:r>
-              <w:rPr>
-                <w:rFonts w:eastAsia="標楷體"/>
-                <w:sz w:val="18"/>
-                <w:szCs w:val="18"/>
-              </w:rPr>
-              <w:t>一</w:t>
-            </w:r>
-            <w:proofErr w:type="gramEnd"/>
+              <w:t>&lt;</w:t>
+            </w:r>
+            <w:r>
+              <w:rPr>
+                <w:rFonts w:eastAsia="標楷體"/>
+                <w:sz w:val="18"/>
+                <w:szCs w:val="18"/>
+              </w:rPr>
+              <w:t>類別一</w:t>
+            </w:r>
             <w:r>
               <w:rPr>
                 <w:rFonts w:eastAsia="標楷體"/>
@@ -12020,7 +12158,7 @@
                 <w:sz w:val="18"/>
                 <w:szCs w:val="18"/>
               </w:rPr>
-              <w:t>]</w:t>
+              <w:t>&gt;</w:t>
             </w:r>
           </w:p>
         </w:tc>
@@ -12048,26 +12186,16 @@
                 <w:sz w:val="18"/>
                 <w:szCs w:val="18"/>
               </w:rPr>
-              <w:t>[</w:t>
-            </w:r>
-            <w:r>
-              <w:rPr>
-                <w:rFonts w:eastAsia="標楷體"/>
-                <w:sz w:val="18"/>
-                <w:szCs w:val="18"/>
-              </w:rPr>
-              <w:t>類別</w:t>
-            </w:r>
-            <w:proofErr w:type="gramStart"/>
-            <w:r>
-              <w:rPr>
-                <w:rFonts w:eastAsia="標楷體"/>
-                <w:sz w:val="18"/>
-                <w:szCs w:val="18"/>
-              </w:rPr>
-              <w:t>一</w:t>
-            </w:r>
-            <w:proofErr w:type="gramEnd"/>
+              <w:t>&lt;</w:t>
+            </w:r>
+            <w:r>
+              <w:rPr>
+                <w:rFonts w:eastAsia="標楷體"/>
+                <w:sz w:val="18"/>
+                <w:szCs w:val="18"/>
+              </w:rPr>
+              <w:t>類別一</w:t>
+            </w:r>
             <w:r>
               <w:rPr>
                 <w:rFonts w:eastAsia="標楷體"/>
@@ -12090,7 +12218,7 @@
                 <w:sz w:val="18"/>
                 <w:szCs w:val="18"/>
               </w:rPr>
-              <w:t>]</w:t>
+              <w:t>&gt;</w:t>
             </w:r>
           </w:p>
         </w:tc>
@@ -12118,26 +12246,16 @@
                 <w:sz w:val="18"/>
                 <w:szCs w:val="18"/>
               </w:rPr>
-              <w:t>[</w:t>
-            </w:r>
-            <w:r>
-              <w:rPr>
-                <w:rFonts w:eastAsia="標楷體"/>
-                <w:sz w:val="18"/>
-                <w:szCs w:val="18"/>
-              </w:rPr>
-              <w:t>類別</w:t>
-            </w:r>
-            <w:proofErr w:type="gramStart"/>
-            <w:r>
-              <w:rPr>
-                <w:rFonts w:eastAsia="標楷體"/>
-                <w:sz w:val="18"/>
-                <w:szCs w:val="18"/>
-              </w:rPr>
-              <w:t>一</w:t>
-            </w:r>
-            <w:proofErr w:type="gramEnd"/>
+              <w:t>&lt;</w:t>
+            </w:r>
+            <w:r>
+              <w:rPr>
+                <w:rFonts w:eastAsia="標楷體"/>
+                <w:sz w:val="18"/>
+                <w:szCs w:val="18"/>
+              </w:rPr>
+              <w:t>類別一</w:t>
+            </w:r>
             <w:r>
               <w:rPr>
                 <w:rFonts w:eastAsia="標楷體"/>
@@ -12160,7 +12278,7 @@
                 <w:sz w:val="18"/>
                 <w:szCs w:val="18"/>
               </w:rPr>
-              <w:t>]</w:t>
+              <w:t>&gt;</w:t>
             </w:r>
           </w:p>
         </w:tc>
@@ -12266,31 +12384,7 @@
                 <w:sz w:val="18"/>
                 <w:szCs w:val="18"/>
               </w:rPr>
-              <w:t>全廠溫室氣體範疇別及類別</w:t>
-            </w:r>
-            <w:proofErr w:type="gramStart"/>
-            <w:r>
-              <w:rPr>
-                <w:rFonts w:eastAsia="標楷體"/>
-                <w:b/>
-                <w:bCs/>
-                <w:color w:val="FFFFFF" w:themeColor="background1"/>
-                <w:sz w:val="18"/>
-                <w:szCs w:val="18"/>
-              </w:rPr>
-              <w:t>一</w:t>
-            </w:r>
-            <w:proofErr w:type="gramEnd"/>
-            <w:r>
-              <w:rPr>
-                <w:rFonts w:eastAsia="標楷體"/>
-                <w:b/>
-                <w:bCs/>
-                <w:color w:val="FFFFFF" w:themeColor="background1"/>
-                <w:sz w:val="18"/>
-                <w:szCs w:val="18"/>
-              </w:rPr>
-              <w:t>與二排放型式排放量統計表</w:t>
+              <w:t>全廠溫室氣體範疇別及類別一與二排放型式排放量統計表</w:t>
             </w:r>
           </w:p>
         </w:tc>
@@ -12359,7 +12453,6 @@
               </w:rPr>
               <w:t>類別</w:t>
             </w:r>
-            <w:proofErr w:type="gramStart"/>
             <w:r>
               <w:rPr>
                 <w:rFonts w:eastAsia="標楷體"/>
@@ -12368,7 +12461,6 @@
               </w:rPr>
               <w:t>一</w:t>
             </w:r>
-            <w:proofErr w:type="gramEnd"/>
           </w:p>
         </w:tc>
         <w:tc>
@@ -12746,7 +12838,7 @@
                 <w:sz w:val="18"/>
                 <w:szCs w:val="18"/>
               </w:rPr>
-              <w:t>[</w:t>
+              <w:t>&lt;</w:t>
             </w:r>
             <w:r>
               <w:rPr>
@@ -12762,7 +12854,7 @@
                 <w:sz w:val="18"/>
                 <w:szCs w:val="18"/>
               </w:rPr>
-              <w:t>]</w:t>
+              <w:t>&gt;</w:t>
             </w:r>
           </w:p>
         </w:tc>
@@ -12788,7 +12880,7 @@
                 <w:sz w:val="18"/>
                 <w:szCs w:val="18"/>
               </w:rPr>
-              <w:t>[</w:t>
+              <w:t>&lt;</w:t>
             </w:r>
             <w:r>
               <w:rPr>
@@ -12804,7 +12896,7 @@
                 <w:sz w:val="18"/>
                 <w:szCs w:val="18"/>
               </w:rPr>
-              <w:t>]</w:t>
+              <w:t>&gt;</w:t>
             </w:r>
           </w:p>
         </w:tc>
@@ -12833,7 +12925,7 @@
                 <w:sz w:val="18"/>
                 <w:szCs w:val="18"/>
               </w:rPr>
-              <w:t>[</w:t>
+              <w:t>&lt;</w:t>
             </w:r>
             <w:r>
               <w:rPr>
@@ -12849,7 +12941,7 @@
                 <w:sz w:val="18"/>
                 <w:szCs w:val="18"/>
               </w:rPr>
-              <w:t>]</w:t>
+              <w:t>&gt;</w:t>
             </w:r>
           </w:p>
         </w:tc>
@@ -12905,7 +12997,7 @@
                 <w:sz w:val="18"/>
                 <w:szCs w:val="18"/>
               </w:rPr>
-              <w:t>[</w:t>
+              <w:t>&lt;</w:t>
             </w:r>
             <w:r>
               <w:rPr>
@@ -12921,7 +13013,7 @@
                 <w:sz w:val="18"/>
                 <w:szCs w:val="18"/>
               </w:rPr>
-              <w:t>]</w:t>
+              <w:t>&gt;</w:t>
             </w:r>
           </w:p>
         </w:tc>
@@ -12949,7 +13041,7 @@
                 <w:sz w:val="18"/>
                 <w:szCs w:val="18"/>
               </w:rPr>
-              <w:t>[</w:t>
+              <w:t>&lt;</w:t>
             </w:r>
             <w:r>
               <w:rPr>
@@ -12965,7 +13057,7 @@
                 <w:sz w:val="18"/>
                 <w:szCs w:val="18"/>
               </w:rPr>
-              <w:t>]</w:t>
+              <w:t>&gt;</w:t>
             </w:r>
           </w:p>
         </w:tc>
@@ -12993,7 +13085,7 @@
                 <w:sz w:val="18"/>
                 <w:szCs w:val="18"/>
               </w:rPr>
-              <w:t>[</w:t>
+              <w:t>&lt;</w:t>
             </w:r>
             <w:r>
               <w:rPr>
@@ -13009,7 +13101,7 @@
                 <w:sz w:val="18"/>
                 <w:szCs w:val="18"/>
               </w:rPr>
-              <w:t>]</w:t>
+              <w:t>&gt;</w:t>
             </w:r>
           </w:p>
         </w:tc>
@@ -13037,7 +13129,7 @@
                 <w:sz w:val="18"/>
                 <w:szCs w:val="18"/>
               </w:rPr>
-              <w:t>[</w:t>
+              <w:t>&lt;</w:t>
             </w:r>
             <w:r>
               <w:rPr>
@@ -13053,7 +13145,7 @@
                 <w:sz w:val="18"/>
                 <w:szCs w:val="18"/>
               </w:rPr>
-              <w:t>]</w:t>
+              <w:t>&gt;</w:t>
             </w:r>
           </w:p>
         </w:tc>
@@ -13122,7 +13214,6 @@
                 <w:szCs w:val="18"/>
               </w:rPr>
             </w:pPr>
-            <w:proofErr w:type="gramStart"/>
             <w:r>
               <w:rPr>
                 <w:rFonts w:eastAsia="標楷體"/>
@@ -13131,7 +13222,6 @@
               </w:rPr>
               <w:t>氣體別占比</w:t>
             </w:r>
-            <w:proofErr w:type="gramEnd"/>
             <w:r>
               <w:rPr>
                 <w:rFonts w:eastAsia="標楷體"/>
@@ -13184,41 +13274,23 @@
                 <w:sz w:val="18"/>
                 <w:szCs w:val="18"/>
               </w:rPr>
-              <w:t>[</w:t>
-            </w:r>
-            <w:r>
-              <w:rPr>
-                <w:rFonts w:eastAsia="標楷體"/>
-                <w:sz w:val="18"/>
-                <w:szCs w:val="18"/>
-              </w:rPr>
-              <w:t>類別</w:t>
-            </w:r>
-            <w:proofErr w:type="gramStart"/>
-            <w:r>
-              <w:rPr>
-                <w:rFonts w:eastAsia="標楷體"/>
-                <w:sz w:val="18"/>
-                <w:szCs w:val="18"/>
-              </w:rPr>
-              <w:t>一</w:t>
-            </w:r>
-            <w:proofErr w:type="gramEnd"/>
-            <w:r>
-              <w:rPr>
-                <w:rFonts w:eastAsia="標楷體"/>
-                <w:sz w:val="18"/>
-                <w:szCs w:val="18"/>
-              </w:rPr>
-              <w:t>占比</w:t>
-            </w:r>
-            <w:r>
-              <w:rPr>
-                <w:rFonts w:eastAsia="標楷體"/>
-                <w:sz w:val="18"/>
-                <w:szCs w:val="18"/>
-              </w:rPr>
-              <w:t>]</w:t>
+              <w:t>&lt;</w:t>
+            </w:r>
+            <w:r>
+              <w:rPr>
+                <w:rFonts w:eastAsia="標楷體"/>
+                <w:sz w:val="18"/>
+                <w:szCs w:val="18"/>
+              </w:rPr>
+              <w:t>類別一占比</w:t>
+            </w:r>
+            <w:r>
+              <w:rPr>
+                <w:rFonts w:eastAsia="標楷體"/>
+                <w:sz w:val="18"/>
+                <w:szCs w:val="18"/>
+              </w:rPr>
+              <w:t>&gt;</w:t>
             </w:r>
           </w:p>
         </w:tc>
@@ -13244,7 +13316,7 @@
                 <w:sz w:val="18"/>
                 <w:szCs w:val="18"/>
               </w:rPr>
-              <w:t>[</w:t>
+              <w:t>&lt;</w:t>
             </w:r>
             <w:r>
               <w:rPr>
@@ -13260,7 +13332,7 @@
                 <w:sz w:val="18"/>
                 <w:szCs w:val="18"/>
               </w:rPr>
-              <w:t>]</w:t>
+              <w:t>&gt;</w:t>
             </w:r>
           </w:p>
         </w:tc>
@@ -13342,7 +13414,7 @@
                 <w:sz w:val="18"/>
                 <w:szCs w:val="18"/>
               </w:rPr>
-              <w:t>[</w:t>
+              <w:t>&lt;</w:t>
             </w:r>
             <w:r>
               <w:rPr>
@@ -13358,7 +13430,7 @@
                 <w:sz w:val="18"/>
                 <w:szCs w:val="18"/>
               </w:rPr>
-              <w:t>]</w:t>
+              <w:t>&gt;</w:t>
             </w:r>
           </w:p>
         </w:tc>
@@ -13386,7 +13458,7 @@
                 <w:sz w:val="18"/>
                 <w:szCs w:val="18"/>
               </w:rPr>
-              <w:t>[</w:t>
+              <w:t>&lt;</w:t>
             </w:r>
             <w:r>
               <w:rPr>
@@ -13402,7 +13474,7 @@
                 <w:sz w:val="18"/>
                 <w:szCs w:val="18"/>
               </w:rPr>
-              <w:t>]</w:t>
+              <w:t>&gt;</w:t>
             </w:r>
           </w:p>
         </w:tc>
@@ -13430,7 +13502,7 @@
                 <w:sz w:val="18"/>
                 <w:szCs w:val="18"/>
               </w:rPr>
-              <w:t>[</w:t>
+              <w:t>&lt;</w:t>
             </w:r>
             <w:r>
               <w:rPr>
@@ -13446,7 +13518,7 @@
                 <w:sz w:val="18"/>
                 <w:szCs w:val="18"/>
               </w:rPr>
-              <w:t>]</w:t>
+              <w:t>&gt;</w:t>
             </w:r>
           </w:p>
         </w:tc>
@@ -13474,7 +13546,7 @@
                 <w:sz w:val="18"/>
                 <w:szCs w:val="18"/>
               </w:rPr>
-              <w:t>[</w:t>
+              <w:t>&lt;</w:t>
             </w:r>
             <w:r>
               <w:rPr>
@@ -13490,7 +13562,7 @@
                 <w:sz w:val="18"/>
                 <w:szCs w:val="18"/>
               </w:rPr>
-              <w:t>]</w:t>
+              <w:t>&gt;</w:t>
             </w:r>
           </w:p>
         </w:tc>
@@ -13741,23 +13813,7 @@
           <w:rFonts w:eastAsia="標楷體"/>
           <w:szCs w:val="24"/>
         </w:rPr>
-        <w:t xml:space="preserve">Fifth Assessment </w:t>
-      </w:r>
-      <w:proofErr w:type="gramStart"/>
-      <w:r>
-        <w:rPr>
-          <w:rFonts w:eastAsia="標楷體"/>
-          <w:szCs w:val="24"/>
-        </w:rPr>
-        <w:t>Report :</w:t>
-      </w:r>
-      <w:proofErr w:type="gramEnd"/>
-      <w:r>
-        <w:rPr>
-          <w:rFonts w:eastAsia="標楷體"/>
-          <w:szCs w:val="24"/>
-        </w:rPr>
-        <w:t xml:space="preserve"> Climate Change </w:t>
+        <w:t xml:space="preserve">Fifth Assessment Report : Climate Change </w:t>
       </w:r>
       <w:r>
         <w:rPr>
@@ -14109,7 +14165,7 @@
           <w:sz w:val="28"/>
           <w:szCs w:val="28"/>
         </w:rPr>
-        <w:t>[</w:t>
+        <w:t>&lt;</w:t>
       </w:r>
       <w:r>
         <w:rPr>
@@ -14127,7 +14183,7 @@
           <w:sz w:val="28"/>
           <w:szCs w:val="28"/>
         </w:rPr>
-        <w:t>]</w:t>
+        <w:t>&gt;</w:t>
       </w:r>
     </w:p>
     <w:p>
@@ -14267,7 +14323,23 @@
           <w:kern w:val="0"/>
           <w:szCs w:val="24"/>
         </w:rPr>
-        <w:t>[地址]</w:t>
+        <w:t>&lt;</w:t>
+      </w:r>
+      <w:r>
+        <w:rPr>
+          <w:rFonts w:ascii="標楷體" w:eastAsia="標楷體" w:hAnsi="標楷體" w:hint="eastAsia"/>
+          <w:kern w:val="0"/>
+          <w:szCs w:val="24"/>
+        </w:rPr>
+        <w:t>地址</w:t>
+      </w:r>
+      <w:r>
+        <w:rPr>
+          <w:rFonts w:ascii="標楷體" w:eastAsia="標楷體" w:hAnsi="標楷體" w:hint="eastAsia"/>
+          <w:kern w:val="0"/>
+          <w:szCs w:val="24"/>
+        </w:rPr>
+        <w:t>&gt;</w:t>
       </w:r>
     </w:p>
     <w:p>
@@ -14302,7 +14374,7 @@
           <w:rFonts w:eastAsia="標楷體" w:hint="eastAsia"/>
           <w:szCs w:val="24"/>
         </w:rPr>
-        <w:t>[</w:t>
+        <w:t>&lt;</w:t>
       </w:r>
       <w:r>
         <w:rPr>
@@ -14316,7 +14388,7 @@
           <w:rFonts w:eastAsia="標楷體" w:hint="eastAsia"/>
           <w:szCs w:val="24"/>
         </w:rPr>
-        <w:t>]</w:t>
+        <w:t>&gt;</w:t>
       </w:r>
     </w:p>
     <w:p>
@@ -14440,7 +14512,7 @@
           <w:rFonts w:eastAsia="標楷體" w:hint="eastAsia"/>
           <w:szCs w:val="24"/>
         </w:rPr>
-        <w:t>[</w:t>
+        <w:t>&lt;</w:t>
       </w:r>
       <w:r>
         <w:rPr>
@@ -14454,7 +14526,7 @@
           <w:rFonts w:eastAsia="標楷體" w:hint="eastAsia"/>
           <w:szCs w:val="24"/>
         </w:rPr>
-        <w:t>]</w:t>
+        <w:t>&gt;</w:t>
       </w:r>
     </w:p>
     <w:p>
@@ -15594,25 +15666,7 @@
           <w:b/>
           <w:szCs w:val="24"/>
         </w:rPr>
-        <w:t>南</w:t>
-      </w:r>
-      <w:proofErr w:type="gramStart"/>
-      <w:r>
-        <w:rPr>
-          <w:rFonts w:eastAsia="標楷體" w:hint="eastAsia"/>
-          <w:b/>
-          <w:szCs w:val="24"/>
-        </w:rPr>
-        <w:t>臺</w:t>
-      </w:r>
-      <w:proofErr w:type="gramEnd"/>
-      <w:r>
-        <w:rPr>
-          <w:rFonts w:eastAsia="標楷體" w:hint="eastAsia"/>
-          <w:b/>
-          <w:szCs w:val="24"/>
-        </w:rPr>
-        <w:t>科技大學溫室氣體</w:t>
+        <w:t>南臺科技大學溫室氣體</w:t>
       </w:r>
       <w:r>
         <w:rPr>
@@ -25316,30 +25370,6 @@
 </file>
 
 <file path=customXml/item1.xml><?xml version="1.0" encoding="utf-8"?>
-<b:Sources xmlns:b="http://schemas.openxmlformats.org/officeDocument/2006/bibliography" xmlns="http://schemas.openxmlformats.org/officeDocument/2006/bibliography" SelectedStyle="\APA.XSL" StyleName="APA"/>
-</file>
-
-<file path=customXml/item2.xml><?xml version="1.0" encoding="utf-8"?>
-<?mso-contentType ?>
-<FormTemplates xmlns="http://schemas.microsoft.com/sharepoint/v3/contenttype/forms">
-  <Display>DocumentLibraryForm</Display>
-  <Edit>DocumentLibraryForm</Edit>
-  <New>DocumentLibraryForm</New>
-</FormTemplates>
-</file>
-
-<file path=customXml/item3.xml><?xml version="1.0" encoding="utf-8"?>
-<p:properties xmlns:p="http://schemas.microsoft.com/office/2006/metadata/properties" xmlns:xsi="http://www.w3.org/2001/XMLSchema-instance" xmlns:pc="http://schemas.microsoft.com/office/infopath/2007/PartnerControls">
-  <documentManagement>
-    <TaxCatchAll xmlns="7fdcc51d-ffb2-4384-ac0a-9f40f3c165a4" xsi:nil="true"/>
-    <lcf76f155ced4ddcb4097134ff3c332f xmlns="df6d19e8-8e79-44fa-a652-5946ba268099">
-      <Terms xmlns="http://schemas.microsoft.com/office/infopath/2007/PartnerControls"/>
-    </lcf76f155ced4ddcb4097134ff3c332f>
-  </documentManagement>
-</p:properties>
-</file>
-
-<file path=customXml/item4.xml><?xml version="1.0" encoding="utf-8"?>
 <ct:contentTypeSchema xmlns:ct="http://schemas.microsoft.com/office/2006/metadata/contentType" xmlns:ma="http://schemas.microsoft.com/office/2006/metadata/properties/metaAttributes" ct:_="" ma:_="" ma:contentTypeName="文件" ma:contentTypeID="0x0101008C1237F5A8E93C4AB9F51356B2E5B065" ma:contentTypeVersion="13" ma:contentTypeDescription="建立新的文件。" ma:contentTypeScope="" ma:versionID="33312f9d7df6b91adf2b4629522e0493">
   <xsd:schema xmlns:xsd="http://www.w3.org/2001/XMLSchema" xmlns:xs="http://www.w3.org/2001/XMLSchema" xmlns:p="http://schemas.microsoft.com/office/2006/metadata/properties" xmlns:ns2="df6d19e8-8e79-44fa-a652-5946ba268099" xmlns:ns3="7fdcc51d-ffb2-4384-ac0a-9f40f3c165a4" targetNamespace="http://schemas.microsoft.com/office/2006/metadata/properties" ma:root="true" ma:fieldsID="286d3c4747baf1e7beb39cbde577aa13" ns2:_="" ns3:_="">
     <xsd:import namespace="df6d19e8-8e79-44fa-a652-5946ba268099"/>
@@ -25560,34 +25590,31 @@
 </ct:contentTypeSchema>
 </file>
 
-<file path=customXml/itemProps1.xml><?xml version="1.0" encoding="utf-8"?>
-<ds:datastoreItem xmlns:ds="http://schemas.openxmlformats.org/officeDocument/2006/customXml" ds:itemID="{9BD8E5B6-C234-452B-9FAA-D8DC77C5FD85}">
-  <ds:schemaRefs>
-    <ds:schemaRef ds:uri="http://schemas.openxmlformats.org/officeDocument/2006/bibliography"/>
-  </ds:schemaRefs>
-</ds:datastoreItem>
+<file path=customXml/item2.xml><?xml version="1.0" encoding="utf-8"?>
+<b:Sources xmlns:b="http://schemas.openxmlformats.org/officeDocument/2006/bibliography" xmlns="http://schemas.openxmlformats.org/officeDocument/2006/bibliography" SelectedStyle="\APA.XSL" StyleName="APA"/>
 </file>
 
-<file path=customXml/itemProps2.xml><?xml version="1.0" encoding="utf-8"?>
-<ds:datastoreItem xmlns:ds="http://schemas.openxmlformats.org/officeDocument/2006/customXml" ds:itemID="{228040AA-8429-4969-A0DA-29C959C031EB}">
-  <ds:schemaRefs>
-    <ds:schemaRef ds:uri="http://schemas.microsoft.com/sharepoint/v3/contenttype/forms"/>
-  </ds:schemaRefs>
-</ds:datastoreItem>
+<file path=customXml/item3.xml><?xml version="1.0" encoding="utf-8"?>
+<?mso-contentType ?>
+<FormTemplates xmlns="http://schemas.microsoft.com/sharepoint/v3/contenttype/forms">
+  <Display>DocumentLibraryForm</Display>
+  <Edit>DocumentLibraryForm</Edit>
+  <New>DocumentLibraryForm</New>
+</FormTemplates>
 </file>
 
-<file path=customXml/itemProps3.xml><?xml version="1.0" encoding="utf-8"?>
-<ds:datastoreItem xmlns:ds="http://schemas.openxmlformats.org/officeDocument/2006/customXml" ds:itemID="{8DEEF061-24F3-45B9-9BE7-F7DDB218A9EB}">
-  <ds:schemaRefs>
-    <ds:schemaRef ds:uri="http://schemas.microsoft.com/office/2006/metadata/properties"/>
-    <ds:schemaRef ds:uri="http://schemas.microsoft.com/office/infopath/2007/PartnerControls"/>
-    <ds:schemaRef ds:uri="7fdcc51d-ffb2-4384-ac0a-9f40f3c165a4"/>
-    <ds:schemaRef ds:uri="df6d19e8-8e79-44fa-a652-5946ba268099"/>
-  </ds:schemaRefs>
-</ds:datastoreItem>
+<file path=customXml/item4.xml><?xml version="1.0" encoding="utf-8"?>
+<p:properties xmlns:p="http://schemas.microsoft.com/office/2006/metadata/properties" xmlns:xsi="http://www.w3.org/2001/XMLSchema-instance" xmlns:pc="http://schemas.microsoft.com/office/infopath/2007/PartnerControls">
+  <documentManagement>
+    <TaxCatchAll xmlns="7fdcc51d-ffb2-4384-ac0a-9f40f3c165a4" xsi:nil="true"/>
+    <lcf76f155ced4ddcb4097134ff3c332f xmlns="df6d19e8-8e79-44fa-a652-5946ba268099">
+      <Terms xmlns="http://schemas.microsoft.com/office/infopath/2007/PartnerControls"/>
+    </lcf76f155ced4ddcb4097134ff3c332f>
+  </documentManagement>
+</p:properties>
 </file>
 
-<file path=customXml/itemProps4.xml><?xml version="1.0" encoding="utf-8"?>
+<file path=customXml/itemProps1.xml><?xml version="1.0" encoding="utf-8"?>
 <ds:datastoreItem xmlns:ds="http://schemas.openxmlformats.org/officeDocument/2006/customXml" ds:itemID="{4A638DAF-FD7B-4C22-803C-EC833C25DADF}">
   <ds:schemaRefs>
     <ds:schemaRef ds:uri="http://schemas.microsoft.com/office/2006/metadata/contentType"/>
@@ -25604,4 +25631,31 @@
     <ds:schemaRef ds:uri="http://schemas.microsoft.com/internal/obd"/>
   </ds:schemaRefs>
 </ds:datastoreItem>
+</file>
+
+<file path=customXml/itemProps2.xml><?xml version="1.0" encoding="utf-8"?>
+<ds:datastoreItem xmlns:ds="http://schemas.openxmlformats.org/officeDocument/2006/customXml" ds:itemID="{9BD8E5B6-C234-452B-9FAA-D8DC77C5FD85}">
+  <ds:schemaRefs>
+    <ds:schemaRef ds:uri="http://schemas.openxmlformats.org/officeDocument/2006/bibliography"/>
+  </ds:schemaRefs>
+</ds:datastoreItem>
+</file>
+
+<file path=customXml/itemProps3.xml><?xml version="1.0" encoding="utf-8"?>
+<ds:datastoreItem xmlns:ds="http://schemas.openxmlformats.org/officeDocument/2006/customXml" ds:itemID="{228040AA-8429-4969-A0DA-29C959C031EB}">
+  <ds:schemaRefs>
+    <ds:schemaRef ds:uri="http://schemas.microsoft.com/sharepoint/v3/contenttype/forms"/>
+  </ds:schemaRefs>
+</ds:datastoreItem>
+</file>
+
+<file path=customXml/itemProps4.xml><?xml version="1.0" encoding="utf-8"?>
+<ds:datastoreItem xmlns:ds="http://schemas.openxmlformats.org/officeDocument/2006/customXml" ds:itemID="{8DEEF061-24F3-45B9-9BE7-F7DDB218A9EB}">
+  <ds:schemaRefs>
+    <ds:schemaRef ds:uri="http://schemas.microsoft.com/office/2006/metadata/properties"/>
+    <ds:schemaRef ds:uri="http://schemas.microsoft.com/office/infopath/2007/PartnerControls"/>
+    <ds:schemaRef ds:uri="7fdcc51d-ffb2-4384-ac0a-9f40f3c165a4"/>
+    <ds:schemaRef ds:uri="df6d19e8-8e79-44fa-a652-5946ba268099"/>
+  </ds:schemaRefs>
+</ds:datastoreItem>
 </file>